--- a/reports/12423003_TrinhPhucAnh_12423003_ML.docx
+++ b/reports/12423003_TrinhPhucAnh_12423003_ML.docx
@@ -240,7 +240,7 @@
               </wp:anchor>
             </w:drawing>
           </mc:Choice>
-          <mc:Fallback xmlns:w16sdtfl="http://schemas.microsoft.com/office/word/2024/wordml/sdtformatlock" xmlns:w16du="http://schemas.microsoft.com/office/word/2023/wordml/word16du">
+          <mc:Fallback xmlns:w16du="http://schemas.microsoft.com/office/word/2023/wordml/word16du" xmlns:w16sdtfl="http://schemas.microsoft.com/office/word/2024/wordml/sdtformatlock">
             <w:pict>
               <v:group w14:anchorId="2265D9BA" id="Group 1" o:spid="_x0000_s1026" style="position:absolute;margin-left:89pt;margin-top:0;width:438.05pt;height:667pt;z-index:-251740672;mso-wrap-distance-left:0;mso-wrap-distance-right:0;mso-position-horizontal-relative:page" coordsize="55632,84709" o:gfxdata="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">
                 <v:shape id="Graphic 2" o:spid="_x0000_s1027" style="position:absolute;width:55632;height:84709;visibility:visible;mso-wrap-style:square;v-text-anchor:top" coordsize="5563235,8470900" o:gfxdata="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" path="m5544540,8452383r-5526252,l18288,18313,,18313,,8452383r,18288l18262,8470671r5526278,l5544540,8452383xem5544540,l18288,,,,,18288r18262,l5544540,18288r,-18288xem5562955,18313r-18288,l5544667,8452383r,18288l5562955,8470671r,-18288l5562955,18313xem5562955,r-18288,l5544667,18288r18288,l5562955,xe" fillcolor="black" stroked="f">
@@ -513,7 +513,6 @@
         <w:ind w:right="1"/>
         <w:rPr>
           <w:b/>
-          <w:lang w:val="en-US"/>
         </w:rPr>
       </w:pPr>
     </w:p>
@@ -579,7 +578,6 @@
         <w:rPr>
           <w:sz w:val="32"/>
           <w:szCs w:val="32"/>
-          <w:lang w:val="en-US"/>
         </w:rPr>
       </w:pPr>
       <w:r>
@@ -600,7 +598,6 @@
         <w:rPr>
           <w:sz w:val="32"/>
           <w:szCs w:val="32"/>
-          <w:lang w:val="en-US"/>
         </w:rPr>
         <w:t>N</w:t>
       </w:r>
@@ -1025,7 +1022,6 @@
         <w:ind w:right="1"/>
         <w:rPr>
           <w:b/>
-          <w:lang w:val="en-US"/>
         </w:rPr>
       </w:pPr>
     </w:p>
@@ -1485,7 +1481,6 @@
         <w:ind w:right="1"/>
         <w:rPr>
           <w:sz w:val="23"/>
-          <w:lang w:val="en-US"/>
         </w:rPr>
       </w:pPr>
       <w:r>
@@ -1571,7 +1566,7 @@
         <w:spacing w:line="360" w:lineRule="auto"/>
         <w:ind w:left="0" w:right="1"/>
       </w:pPr>
-      <w:bookmarkStart w:id="0" w:name="_Toc218480309"/>
+      <w:bookmarkStart w:id="0" w:name="_Toc218484080"/>
       <w:r>
         <w:lastRenderedPageBreak/>
         <w:t>LỜI</w:t>
@@ -2161,7 +2156,7 @@
         <w:spacing w:line="360" w:lineRule="auto"/>
         <w:ind w:left="0" w:right="1"/>
       </w:pPr>
-      <w:bookmarkStart w:id="1" w:name="_Toc218480310"/>
+      <w:bookmarkStart w:id="1" w:name="_Toc218484081"/>
       <w:r>
         <w:lastRenderedPageBreak/>
         <w:t>LỜI</w:t>
@@ -2776,7 +2771,7 @@
         <w:pStyle w:val="Heading1"/>
         <w:spacing w:line="360" w:lineRule="auto"/>
       </w:pPr>
-      <w:bookmarkStart w:id="2" w:name="_Toc218480311"/>
+      <w:bookmarkStart w:id="2" w:name="_Toc218484082"/>
       <w:r>
         <w:lastRenderedPageBreak/>
         <w:t>MỤC</w:t>
@@ -2851,7 +2846,6 @@
             <w:tabs>
               <w:tab w:val="right" w:leader="dot" w:pos="8780"/>
             </w:tabs>
-            <w:spacing w:line="360" w:lineRule="auto"/>
             <w:rPr>
               <w:rFonts w:asciiTheme="minorHAnsi" w:eastAsiaTheme="minorEastAsia" w:hAnsiTheme="minorHAnsi" w:cstheme="minorBidi"/>
               <w:b w:val="0"/>
@@ -2873,7 +2867,7 @@
           <w:r>
             <w:fldChar w:fldCharType="separate"/>
           </w:r>
-          <w:hyperlink w:anchor="_Toc218480309" w:history="1">
+          <w:hyperlink w:anchor="_Toc218484080" w:history="1">
             <w:r>
               <w:rPr>
                 <w:rStyle w:val="Hyperlink"/>
@@ -2931,7 +2925,7 @@
                 <w:noProof/>
                 <w:webHidden/>
               </w:rPr>
-              <w:instrText xml:space="preserve"> PAGEREF _Toc218480309 \h </w:instrText>
+              <w:instrText xml:space="preserve"> PAGEREF _Toc218484080 \h </w:instrText>
             </w:r>
             <w:r>
               <w:rPr>
@@ -2968,7 +2962,6 @@
             <w:tabs>
               <w:tab w:val="right" w:leader="dot" w:pos="8780"/>
             </w:tabs>
-            <w:spacing w:line="360" w:lineRule="auto"/>
             <w:rPr>
               <w:rFonts w:asciiTheme="minorHAnsi" w:eastAsiaTheme="minorEastAsia" w:hAnsiTheme="minorHAnsi" w:cstheme="minorBidi"/>
               <w:b w:val="0"/>
@@ -2981,7 +2974,7 @@
               <w14:ligatures w14:val="standardContextual"/>
             </w:rPr>
           </w:pPr>
-          <w:hyperlink w:anchor="_Toc218480310" w:history="1">
+          <w:hyperlink w:anchor="_Toc218484081" w:history="1">
             <w:r>
               <w:rPr>
                 <w:rStyle w:val="Hyperlink"/>
@@ -3039,7 +3032,7 @@
                 <w:noProof/>
                 <w:webHidden/>
               </w:rPr>
-              <w:instrText xml:space="preserve"> PAGEREF _Toc218480310 \h </w:instrText>
+              <w:instrText xml:space="preserve"> PAGEREF _Toc218484081 \h </w:instrText>
             </w:r>
             <w:r>
               <w:rPr>
@@ -3076,7 +3069,6 @@
             <w:tabs>
               <w:tab w:val="right" w:leader="dot" w:pos="8780"/>
             </w:tabs>
-            <w:spacing w:line="360" w:lineRule="auto"/>
             <w:rPr>
               <w:rFonts w:asciiTheme="minorHAnsi" w:eastAsiaTheme="minorEastAsia" w:hAnsiTheme="minorHAnsi" w:cstheme="minorBidi"/>
               <w:b w:val="0"/>
@@ -3089,7 +3081,7 @@
               <w14:ligatures w14:val="standardContextual"/>
             </w:rPr>
           </w:pPr>
-          <w:hyperlink w:anchor="_Toc218480311" w:history="1">
+          <w:hyperlink w:anchor="_Toc218484082" w:history="1">
             <w:r>
               <w:rPr>
                 <w:rStyle w:val="Hyperlink"/>
@@ -3132,7 +3124,7 @@
                 <w:noProof/>
                 <w:webHidden/>
               </w:rPr>
-              <w:instrText xml:space="preserve"> PAGEREF _Toc218480311 \h </w:instrText>
+              <w:instrText xml:space="preserve"> PAGEREF _Toc218484082 \h </w:instrText>
             </w:r>
             <w:r>
               <w:rPr>
@@ -3169,7 +3161,6 @@
             <w:tabs>
               <w:tab w:val="right" w:leader="dot" w:pos="8780"/>
             </w:tabs>
-            <w:spacing w:line="360" w:lineRule="auto"/>
             <w:rPr>
               <w:rFonts w:asciiTheme="minorHAnsi" w:eastAsiaTheme="minorEastAsia" w:hAnsiTheme="minorHAnsi" w:cstheme="minorBidi"/>
               <w:b w:val="0"/>
@@ -3182,7 +3173,7 @@
               <w14:ligatures w14:val="standardContextual"/>
             </w:rPr>
           </w:pPr>
-          <w:hyperlink w:anchor="_Toc218480312" w:history="1">
+          <w:hyperlink w:anchor="_Toc218484083" w:history="1">
             <w:r>
               <w:rPr>
                 <w:rStyle w:val="Hyperlink"/>
@@ -3247,7 +3238,7 @@
                 <w:noProof/>
                 <w:webHidden/>
               </w:rPr>
-              <w:instrText xml:space="preserve"> PAGEREF _Toc218480312 \h </w:instrText>
+              <w:instrText xml:space="preserve"> PAGEREF _Toc218484083 \h </w:instrText>
             </w:r>
             <w:r>
               <w:rPr>
@@ -3285,7 +3276,6 @@
               <w:tab w:val="left" w:pos="1475"/>
               <w:tab w:val="right" w:leader="dot" w:pos="8780"/>
             </w:tabs>
-            <w:spacing w:line="360" w:lineRule="auto"/>
             <w:rPr>
               <w:rFonts w:asciiTheme="minorHAnsi" w:eastAsiaTheme="minorEastAsia" w:hAnsiTheme="minorHAnsi" w:cstheme="minorBidi"/>
               <w:noProof/>
@@ -3296,7 +3286,7 @@
               <w14:ligatures w14:val="standardContextual"/>
             </w:rPr>
           </w:pPr>
-          <w:hyperlink w:anchor="_Toc218480313" w:history="1">
+          <w:hyperlink w:anchor="_Toc218484084" w:history="1">
             <w:r>
               <w:rPr>
                 <w:rStyle w:val="Hyperlink"/>
@@ -3403,7 +3393,7 @@
                 <w:noProof/>
                 <w:webHidden/>
               </w:rPr>
-              <w:instrText xml:space="preserve"> PAGEREF _Toc218480313 \h </w:instrText>
+              <w:instrText xml:space="preserve"> PAGEREF _Toc218484084 \h </w:instrText>
             </w:r>
             <w:r>
               <w:rPr>
@@ -3441,7 +3431,6 @@
               <w:tab w:val="left" w:pos="1475"/>
               <w:tab w:val="right" w:leader="dot" w:pos="8780"/>
             </w:tabs>
-            <w:spacing w:line="360" w:lineRule="auto"/>
             <w:rPr>
               <w:rFonts w:asciiTheme="minorHAnsi" w:eastAsiaTheme="minorEastAsia" w:hAnsiTheme="minorHAnsi" w:cstheme="minorBidi"/>
               <w:noProof/>
@@ -3452,7 +3441,7 @@
               <w14:ligatures w14:val="standardContextual"/>
             </w:rPr>
           </w:pPr>
-          <w:hyperlink w:anchor="_Toc218480314" w:history="1">
+          <w:hyperlink w:anchor="_Toc218484085" w:history="1">
             <w:r>
               <w:rPr>
                 <w:rStyle w:val="Hyperlink"/>
@@ -3498,7 +3487,7 @@
                 <w:noProof/>
                 <w:webHidden/>
               </w:rPr>
-              <w:instrText xml:space="preserve"> PAGEREF _Toc218480314 \h </w:instrText>
+              <w:instrText xml:space="preserve"> PAGEREF _Toc218484085 \h </w:instrText>
             </w:r>
             <w:r>
               <w:rPr>
@@ -3536,7 +3525,6 @@
               <w:tab w:val="left" w:pos="1475"/>
               <w:tab w:val="right" w:leader="dot" w:pos="8780"/>
             </w:tabs>
-            <w:spacing w:line="360" w:lineRule="auto"/>
             <w:rPr>
               <w:rFonts w:asciiTheme="minorHAnsi" w:eastAsiaTheme="minorEastAsia" w:hAnsiTheme="minorHAnsi" w:cstheme="minorBidi"/>
               <w:noProof/>
@@ -3547,7 +3535,7 @@
               <w14:ligatures w14:val="standardContextual"/>
             </w:rPr>
           </w:pPr>
-          <w:hyperlink w:anchor="_Toc218480315" w:history="1">
+          <w:hyperlink w:anchor="_Toc218484086" w:history="1">
             <w:r>
               <w:rPr>
                 <w:rStyle w:val="Hyperlink"/>
@@ -3691,7 +3679,7 @@
                 <w:noProof/>
                 <w:webHidden/>
               </w:rPr>
-              <w:instrText xml:space="preserve"> PAGEREF _Toc218480315 \h </w:instrText>
+              <w:instrText xml:space="preserve"> PAGEREF _Toc218484086 \h </w:instrText>
             </w:r>
             <w:r>
               <w:rPr>
@@ -3712,6 +3700,316 @@
                 <w:webHidden/>
               </w:rPr>
               <w:t>9</w:t>
+            </w:r>
+            <w:r>
+              <w:rPr>
+                <w:noProof/>
+                <w:webHidden/>
+              </w:rPr>
+              <w:fldChar w:fldCharType="end"/>
+            </w:r>
+          </w:hyperlink>
+        </w:p>
+        <w:p>
+          <w:pPr>
+            <w:pStyle w:val="TOC2"/>
+            <w:tabs>
+              <w:tab w:val="left" w:pos="1475"/>
+              <w:tab w:val="right" w:leader="dot" w:pos="8780"/>
+            </w:tabs>
+            <w:rPr>
+              <w:rFonts w:asciiTheme="minorHAnsi" w:eastAsiaTheme="minorEastAsia" w:hAnsiTheme="minorHAnsi" w:cstheme="minorBidi"/>
+              <w:noProof/>
+              <w:kern w:val="2"/>
+              <w:sz w:val="22"/>
+              <w:szCs w:val="22"/>
+              <w:lang w:val="vi-VN" w:eastAsia="vi-VN"/>
+              <w14:ligatures w14:val="standardContextual"/>
+            </w:rPr>
+          </w:pPr>
+          <w:hyperlink w:anchor="_Toc218484087" w:history="1">
+            <w:r>
+              <w:rPr>
+                <w:rStyle w:val="Hyperlink"/>
+                <w:noProof/>
+              </w:rPr>
+              <w:t>1.4</w:t>
+            </w:r>
+            <w:r>
+              <w:rPr>
+                <w:rFonts w:asciiTheme="minorHAnsi" w:eastAsiaTheme="minorEastAsia" w:hAnsiTheme="minorHAnsi" w:cstheme="minorBidi"/>
+                <w:noProof/>
+                <w:kern w:val="2"/>
+                <w:sz w:val="22"/>
+                <w:szCs w:val="22"/>
+                <w:lang w:val="vi-VN" w:eastAsia="vi-VN"/>
+                <w14:ligatures w14:val="standardContextual"/>
+              </w:rPr>
+              <w:tab/>
+            </w:r>
+            <w:r>
+              <w:rPr>
+                <w:rStyle w:val="Hyperlink"/>
+                <w:noProof/>
+              </w:rPr>
+              <w:t>Nội</w:t>
+            </w:r>
+            <w:r>
+              <w:rPr>
+                <w:rStyle w:val="Hyperlink"/>
+                <w:noProof/>
+                <w:spacing w:val="-10"/>
+              </w:rPr>
+              <w:t xml:space="preserve"> </w:t>
+            </w:r>
+            <w:r>
+              <w:rPr>
+                <w:rStyle w:val="Hyperlink"/>
+                <w:noProof/>
+              </w:rPr>
+              <w:t>dung</w:t>
+            </w:r>
+            <w:r>
+              <w:rPr>
+                <w:rStyle w:val="Hyperlink"/>
+                <w:noProof/>
+                <w:spacing w:val="-4"/>
+              </w:rPr>
+              <w:t xml:space="preserve"> </w:t>
+            </w:r>
+            <w:r>
+              <w:rPr>
+                <w:rStyle w:val="Hyperlink"/>
+                <w:noProof/>
+              </w:rPr>
+              <w:t>thực</w:t>
+            </w:r>
+            <w:r>
+              <w:rPr>
+                <w:rStyle w:val="Hyperlink"/>
+                <w:noProof/>
+                <w:spacing w:val="4"/>
+              </w:rPr>
+              <w:t xml:space="preserve"> </w:t>
+            </w:r>
+            <w:r>
+              <w:rPr>
+                <w:rStyle w:val="Hyperlink"/>
+                <w:noProof/>
+                <w:spacing w:val="-4"/>
+              </w:rPr>
+              <w:t>hiện</w:t>
+            </w:r>
+            <w:r>
+              <w:rPr>
+                <w:noProof/>
+                <w:webHidden/>
+              </w:rPr>
+              <w:tab/>
+            </w:r>
+            <w:r>
+              <w:rPr>
+                <w:noProof/>
+                <w:webHidden/>
+              </w:rPr>
+              <w:fldChar w:fldCharType="begin"/>
+            </w:r>
+            <w:r>
+              <w:rPr>
+                <w:noProof/>
+                <w:webHidden/>
+              </w:rPr>
+              <w:instrText xml:space="preserve"> PAGEREF _Toc218484087 \h </w:instrText>
+            </w:r>
+            <w:r>
+              <w:rPr>
+                <w:noProof/>
+                <w:webHidden/>
+              </w:rPr>
+            </w:r>
+            <w:r>
+              <w:rPr>
+                <w:noProof/>
+                <w:webHidden/>
+              </w:rPr>
+              <w:fldChar w:fldCharType="separate"/>
+            </w:r>
+            <w:r>
+              <w:rPr>
+                <w:noProof/>
+                <w:webHidden/>
+              </w:rPr>
+              <w:t>9</w:t>
+            </w:r>
+            <w:r>
+              <w:rPr>
+                <w:noProof/>
+                <w:webHidden/>
+              </w:rPr>
+              <w:fldChar w:fldCharType="end"/>
+            </w:r>
+          </w:hyperlink>
+        </w:p>
+        <w:p>
+          <w:pPr>
+            <w:pStyle w:val="TOC1"/>
+            <w:tabs>
+              <w:tab w:val="right" w:leader="dot" w:pos="8780"/>
+            </w:tabs>
+            <w:rPr>
+              <w:rFonts w:asciiTheme="minorHAnsi" w:eastAsiaTheme="minorEastAsia" w:hAnsiTheme="minorHAnsi" w:cstheme="minorBidi"/>
+              <w:b w:val="0"/>
+              <w:bCs w:val="0"/>
+              <w:noProof/>
+              <w:kern w:val="2"/>
+              <w:sz w:val="22"/>
+              <w:szCs w:val="22"/>
+              <w:lang w:val="vi-VN" w:eastAsia="vi-VN"/>
+              <w14:ligatures w14:val="standardContextual"/>
+            </w:rPr>
+          </w:pPr>
+          <w:hyperlink w:anchor="_Toc218484088" w:history="1">
+            <w:r>
+              <w:rPr>
+                <w:rStyle w:val="Hyperlink"/>
+                <w:noProof/>
+              </w:rPr>
+              <w:t>CHƯƠNG 2: CƠ SỞ LÝ THUYẾT</w:t>
+            </w:r>
+            <w:r>
+              <w:rPr>
+                <w:noProof/>
+                <w:webHidden/>
+              </w:rPr>
+              <w:tab/>
+            </w:r>
+            <w:r>
+              <w:rPr>
+                <w:noProof/>
+                <w:webHidden/>
+              </w:rPr>
+              <w:fldChar w:fldCharType="begin"/>
+            </w:r>
+            <w:r>
+              <w:rPr>
+                <w:noProof/>
+                <w:webHidden/>
+              </w:rPr>
+              <w:instrText xml:space="preserve"> PAGEREF _Toc218484088 \h </w:instrText>
+            </w:r>
+            <w:r>
+              <w:rPr>
+                <w:noProof/>
+                <w:webHidden/>
+              </w:rPr>
+            </w:r>
+            <w:r>
+              <w:rPr>
+                <w:noProof/>
+                <w:webHidden/>
+              </w:rPr>
+              <w:fldChar w:fldCharType="separate"/>
+            </w:r>
+            <w:r>
+              <w:rPr>
+                <w:noProof/>
+                <w:webHidden/>
+              </w:rPr>
+              <w:t>10</w:t>
+            </w:r>
+            <w:r>
+              <w:rPr>
+                <w:noProof/>
+                <w:webHidden/>
+              </w:rPr>
+              <w:fldChar w:fldCharType="end"/>
+            </w:r>
+          </w:hyperlink>
+        </w:p>
+        <w:p>
+          <w:pPr>
+            <w:pStyle w:val="TOC2"/>
+            <w:tabs>
+              <w:tab w:val="left" w:pos="1475"/>
+              <w:tab w:val="right" w:leader="dot" w:pos="8780"/>
+            </w:tabs>
+            <w:rPr>
+              <w:rFonts w:asciiTheme="minorHAnsi" w:eastAsiaTheme="minorEastAsia" w:hAnsiTheme="minorHAnsi" w:cstheme="minorBidi"/>
+              <w:noProof/>
+              <w:kern w:val="2"/>
+              <w:sz w:val="22"/>
+              <w:szCs w:val="22"/>
+              <w:lang w:val="vi-VN" w:eastAsia="vi-VN"/>
+              <w14:ligatures w14:val="standardContextual"/>
+            </w:rPr>
+          </w:pPr>
+          <w:hyperlink w:anchor="_Toc218484089" w:history="1">
+            <w:r>
+              <w:rPr>
+                <w:rStyle w:val="Hyperlink"/>
+                <w:noProof/>
+              </w:rPr>
+              <w:t>2.1</w:t>
+            </w:r>
+            <w:r>
+              <w:rPr>
+                <w:rFonts w:asciiTheme="minorHAnsi" w:eastAsiaTheme="minorEastAsia" w:hAnsiTheme="minorHAnsi" w:cstheme="minorBidi"/>
+                <w:noProof/>
+                <w:kern w:val="2"/>
+                <w:sz w:val="22"/>
+                <w:szCs w:val="22"/>
+                <w:lang w:val="vi-VN" w:eastAsia="vi-VN"/>
+                <w14:ligatures w14:val="standardContextual"/>
+              </w:rPr>
+              <w:tab/>
+            </w:r>
+            <w:r>
+              <w:rPr>
+                <w:rStyle w:val="Hyperlink"/>
+                <w:noProof/>
+              </w:rPr>
+              <w:t>Thư viện</w:t>
+            </w:r>
+            <w:r>
+              <w:rPr>
+                <w:noProof/>
+                <w:webHidden/>
+              </w:rPr>
+              <w:tab/>
+            </w:r>
+            <w:r>
+              <w:rPr>
+                <w:noProof/>
+                <w:webHidden/>
+              </w:rPr>
+              <w:fldChar w:fldCharType="begin"/>
+            </w:r>
+            <w:r>
+              <w:rPr>
+                <w:noProof/>
+                <w:webHidden/>
+              </w:rPr>
+              <w:instrText xml:space="preserve"> PAGEREF _Toc218484089 \h </w:instrText>
+            </w:r>
+            <w:r>
+              <w:rPr>
+                <w:noProof/>
+                <w:webHidden/>
+              </w:rPr>
+            </w:r>
+            <w:r>
+              <w:rPr>
+                <w:noProof/>
+                <w:webHidden/>
+              </w:rPr>
+              <w:fldChar w:fldCharType="separate"/>
+            </w:r>
+            <w:r>
+              <w:rPr>
+                <w:noProof/>
+                <w:webHidden/>
+              </w:rPr>
+              <w:t>10</w:t>
             </w:r>
             <w:r>
               <w:rPr>
@@ -3729,7 +4027,6 @@
               <w:tab w:val="left" w:pos="1475"/>
               <w:tab w:val="right" w:leader="dot" w:pos="8780"/>
             </w:tabs>
-            <w:spacing w:line="360" w:lineRule="auto"/>
             <w:rPr>
               <w:rFonts w:asciiTheme="minorHAnsi" w:eastAsiaTheme="minorEastAsia" w:hAnsiTheme="minorHAnsi" w:cstheme="minorBidi"/>
               <w:b w:val="0"/>
@@ -3742,14 +4039,13 @@
               <w14:ligatures w14:val="standardContextual"/>
             </w:rPr>
           </w:pPr>
-          <w:hyperlink w:anchor="_Toc218480316" w:history="1">
+          <w:hyperlink w:anchor="_Toc218484090" w:history="1">
             <w:r>
               <w:rPr>
                 <w:rStyle w:val="Hyperlink"/>
                 <w:noProof/>
-                <w:spacing w:val="-4"/>
-              </w:rPr>
-              <w:t>1.3.1</w:t>
+              </w:rPr>
+              <w:t>2.2.1</w:t>
             </w:r>
             <w:r>
               <w:rPr>
@@ -3770,86 +4066,432 @@
                 <w:rStyle w:val="Hyperlink"/>
                 <w:noProof/>
               </w:rPr>
-              <w:t>Giới</w:t>
-            </w:r>
+              <w:t>Pandas</w:t>
+            </w:r>
+            <w:r>
+              <w:rPr>
+                <w:noProof/>
+                <w:webHidden/>
+              </w:rPr>
+              <w:tab/>
+            </w:r>
+            <w:r>
+              <w:rPr>
+                <w:noProof/>
+                <w:webHidden/>
+              </w:rPr>
+              <w:fldChar w:fldCharType="begin"/>
+            </w:r>
+            <w:r>
+              <w:rPr>
+                <w:noProof/>
+                <w:webHidden/>
+              </w:rPr>
+              <w:instrText xml:space="preserve"> PAGEREF _Toc218484090 \h </w:instrText>
+            </w:r>
+            <w:r>
+              <w:rPr>
+                <w:noProof/>
+                <w:webHidden/>
+              </w:rPr>
+            </w:r>
+            <w:r>
+              <w:rPr>
+                <w:noProof/>
+                <w:webHidden/>
+              </w:rPr>
+              <w:fldChar w:fldCharType="separate"/>
+            </w:r>
+            <w:r>
+              <w:rPr>
+                <w:noProof/>
+                <w:webHidden/>
+              </w:rPr>
+              <w:t>10</w:t>
+            </w:r>
+            <w:r>
+              <w:rPr>
+                <w:noProof/>
+                <w:webHidden/>
+              </w:rPr>
+              <w:fldChar w:fldCharType="end"/>
+            </w:r>
+          </w:hyperlink>
+        </w:p>
+        <w:p>
+          <w:pPr>
+            <w:pStyle w:val="TOC3"/>
+            <w:tabs>
+              <w:tab w:val="left" w:pos="1475"/>
+              <w:tab w:val="right" w:leader="dot" w:pos="8780"/>
+            </w:tabs>
+            <w:rPr>
+              <w:rFonts w:asciiTheme="minorHAnsi" w:eastAsiaTheme="minorEastAsia" w:hAnsiTheme="minorHAnsi" w:cstheme="minorBidi"/>
+              <w:b w:val="0"/>
+              <w:bCs w:val="0"/>
+              <w:i w:val="0"/>
+              <w:iCs w:val="0"/>
+              <w:noProof/>
+              <w:kern w:val="2"/>
+              <w:lang w:val="vi-VN" w:eastAsia="vi-VN"/>
+              <w14:ligatures w14:val="standardContextual"/>
+            </w:rPr>
+          </w:pPr>
+          <w:hyperlink w:anchor="_Toc218484091" w:history="1">
             <w:r>
               <w:rPr>
                 <w:rStyle w:val="Hyperlink"/>
                 <w:noProof/>
-                <w:spacing w:val="-4"/>
-              </w:rPr>
-              <w:t xml:space="preserve"> </w:t>
+                <w:lang w:val="en-US"/>
+              </w:rPr>
+              <w:t>2.</w:t>
             </w:r>
             <w:r>
               <w:rPr>
                 <w:rStyle w:val="Hyperlink"/>
                 <w:noProof/>
               </w:rPr>
-              <w:t>hạn</w:t>
+              <w:t>2.2</w:t>
+            </w:r>
+            <w:r>
+              <w:rPr>
+                <w:rFonts w:asciiTheme="minorHAnsi" w:eastAsiaTheme="minorEastAsia" w:hAnsiTheme="minorHAnsi" w:cstheme="minorBidi"/>
+                <w:b w:val="0"/>
+                <w:bCs w:val="0"/>
+                <w:i w:val="0"/>
+                <w:iCs w:val="0"/>
+                <w:noProof/>
+                <w:kern w:val="2"/>
+                <w:lang w:val="vi-VN" w:eastAsia="vi-VN"/>
+                <w14:ligatures w14:val="standardContextual"/>
+              </w:rPr>
+              <w:tab/>
             </w:r>
             <w:r>
               <w:rPr>
                 <w:rStyle w:val="Hyperlink"/>
                 <w:noProof/>
-                <w:spacing w:val="-11"/>
-              </w:rPr>
-              <w:t xml:space="preserve"> </w:t>
-            </w:r>
+              </w:rPr>
+              <w:t>Numpy</w:t>
+            </w:r>
+            <w:r>
+              <w:rPr>
+                <w:noProof/>
+                <w:webHidden/>
+              </w:rPr>
+              <w:tab/>
+            </w:r>
+            <w:r>
+              <w:rPr>
+                <w:noProof/>
+                <w:webHidden/>
+              </w:rPr>
+              <w:fldChar w:fldCharType="begin"/>
+            </w:r>
+            <w:r>
+              <w:rPr>
+                <w:noProof/>
+                <w:webHidden/>
+              </w:rPr>
+              <w:instrText xml:space="preserve"> PAGEREF _Toc218484091 \h </w:instrText>
+            </w:r>
+            <w:r>
+              <w:rPr>
+                <w:noProof/>
+                <w:webHidden/>
+              </w:rPr>
+            </w:r>
+            <w:r>
+              <w:rPr>
+                <w:noProof/>
+                <w:webHidden/>
+              </w:rPr>
+              <w:fldChar w:fldCharType="separate"/>
+            </w:r>
+            <w:r>
+              <w:rPr>
+                <w:noProof/>
+                <w:webHidden/>
+              </w:rPr>
+              <w:t>11</w:t>
+            </w:r>
+            <w:r>
+              <w:rPr>
+                <w:noProof/>
+                <w:webHidden/>
+              </w:rPr>
+              <w:fldChar w:fldCharType="end"/>
+            </w:r>
+          </w:hyperlink>
+        </w:p>
+        <w:p>
+          <w:pPr>
+            <w:pStyle w:val="TOC3"/>
+            <w:tabs>
+              <w:tab w:val="left" w:pos="1475"/>
+              <w:tab w:val="right" w:leader="dot" w:pos="8780"/>
+            </w:tabs>
+            <w:rPr>
+              <w:rFonts w:asciiTheme="minorHAnsi" w:eastAsiaTheme="minorEastAsia" w:hAnsiTheme="minorHAnsi" w:cstheme="minorBidi"/>
+              <w:b w:val="0"/>
+              <w:bCs w:val="0"/>
+              <w:i w:val="0"/>
+              <w:iCs w:val="0"/>
+              <w:noProof/>
+              <w:kern w:val="2"/>
+              <w:lang w:val="vi-VN" w:eastAsia="vi-VN"/>
+              <w14:ligatures w14:val="standardContextual"/>
+            </w:rPr>
+          </w:pPr>
+          <w:hyperlink w:anchor="_Toc218484092" w:history="1">
             <w:r>
               <w:rPr>
                 <w:rStyle w:val="Hyperlink"/>
                 <w:noProof/>
               </w:rPr>
-              <w:t>của</w:t>
+              <w:t>2.2.3</w:t>
+            </w:r>
+            <w:r>
+              <w:rPr>
+                <w:rFonts w:asciiTheme="minorHAnsi" w:eastAsiaTheme="minorEastAsia" w:hAnsiTheme="minorHAnsi" w:cstheme="minorBidi"/>
+                <w:b w:val="0"/>
+                <w:bCs w:val="0"/>
+                <w:i w:val="0"/>
+                <w:iCs w:val="0"/>
+                <w:noProof/>
+                <w:kern w:val="2"/>
+                <w:lang w:val="vi-VN" w:eastAsia="vi-VN"/>
+                <w14:ligatures w14:val="standardContextual"/>
+              </w:rPr>
+              <w:tab/>
             </w:r>
             <w:r>
               <w:rPr>
                 <w:rStyle w:val="Hyperlink"/>
                 <w:noProof/>
-                <w:spacing w:val="-3"/>
-              </w:rPr>
-              <w:t xml:space="preserve"> </w:t>
-            </w:r>
+              </w:rPr>
+              <w:t>Matplotlib</w:t>
+            </w:r>
+            <w:r>
+              <w:rPr>
+                <w:noProof/>
+                <w:webHidden/>
+              </w:rPr>
+              <w:tab/>
+            </w:r>
+            <w:r>
+              <w:rPr>
+                <w:noProof/>
+                <w:webHidden/>
+              </w:rPr>
+              <w:fldChar w:fldCharType="begin"/>
+            </w:r>
+            <w:r>
+              <w:rPr>
+                <w:noProof/>
+                <w:webHidden/>
+              </w:rPr>
+              <w:instrText xml:space="preserve"> PAGEREF _Toc218484092 \h </w:instrText>
+            </w:r>
+            <w:r>
+              <w:rPr>
+                <w:noProof/>
+                <w:webHidden/>
+              </w:rPr>
+            </w:r>
+            <w:r>
+              <w:rPr>
+                <w:noProof/>
+                <w:webHidden/>
+              </w:rPr>
+              <w:fldChar w:fldCharType="separate"/>
+            </w:r>
+            <w:r>
+              <w:rPr>
+                <w:noProof/>
+                <w:webHidden/>
+              </w:rPr>
+              <w:t>11</w:t>
+            </w:r>
+            <w:r>
+              <w:rPr>
+                <w:noProof/>
+                <w:webHidden/>
+              </w:rPr>
+              <w:fldChar w:fldCharType="end"/>
+            </w:r>
+          </w:hyperlink>
+        </w:p>
+        <w:p>
+          <w:pPr>
+            <w:pStyle w:val="TOC3"/>
+            <w:tabs>
+              <w:tab w:val="left" w:pos="1475"/>
+              <w:tab w:val="right" w:leader="dot" w:pos="8780"/>
+            </w:tabs>
+            <w:rPr>
+              <w:rFonts w:asciiTheme="minorHAnsi" w:eastAsiaTheme="minorEastAsia" w:hAnsiTheme="minorHAnsi" w:cstheme="minorBidi"/>
+              <w:b w:val="0"/>
+              <w:bCs w:val="0"/>
+              <w:i w:val="0"/>
+              <w:iCs w:val="0"/>
+              <w:noProof/>
+              <w:kern w:val="2"/>
+              <w:lang w:val="vi-VN" w:eastAsia="vi-VN"/>
+              <w14:ligatures w14:val="standardContextual"/>
+            </w:rPr>
+          </w:pPr>
+          <w:hyperlink w:anchor="_Toc218484093" w:history="1">
             <w:r>
               <w:rPr>
                 <w:rStyle w:val="Hyperlink"/>
                 <w:noProof/>
               </w:rPr>
-              <w:t>đề</w:t>
+              <w:t>2.2.4</w:t>
+            </w:r>
+            <w:r>
+              <w:rPr>
+                <w:rFonts w:asciiTheme="minorHAnsi" w:eastAsiaTheme="minorEastAsia" w:hAnsiTheme="minorHAnsi" w:cstheme="minorBidi"/>
+                <w:b w:val="0"/>
+                <w:bCs w:val="0"/>
+                <w:i w:val="0"/>
+                <w:iCs w:val="0"/>
+                <w:noProof/>
+                <w:kern w:val="2"/>
+                <w:lang w:val="vi-VN" w:eastAsia="vi-VN"/>
+                <w14:ligatures w14:val="standardContextual"/>
+              </w:rPr>
+              <w:tab/>
             </w:r>
             <w:r>
               <w:rPr>
                 <w:rStyle w:val="Hyperlink"/>
                 <w:noProof/>
-                <w:spacing w:val="-4"/>
-              </w:rPr>
-              <w:t xml:space="preserve"> t</w:t>
-            </w:r>
+              </w:rPr>
+              <w:t>Seaborn</w:t>
+            </w:r>
+            <w:r>
+              <w:rPr>
+                <w:noProof/>
+                <w:webHidden/>
+              </w:rPr>
+              <w:tab/>
+            </w:r>
+            <w:r>
+              <w:rPr>
+                <w:noProof/>
+                <w:webHidden/>
+              </w:rPr>
+              <w:fldChar w:fldCharType="begin"/>
+            </w:r>
+            <w:r>
+              <w:rPr>
+                <w:noProof/>
+                <w:webHidden/>
+              </w:rPr>
+              <w:instrText xml:space="preserve"> PAGEREF _Toc218484093 \h </w:instrText>
+            </w:r>
+            <w:r>
+              <w:rPr>
+                <w:noProof/>
+                <w:webHidden/>
+              </w:rPr>
+            </w:r>
+            <w:r>
+              <w:rPr>
+                <w:noProof/>
+                <w:webHidden/>
+              </w:rPr>
+              <w:fldChar w:fldCharType="separate"/>
+            </w:r>
+            <w:r>
+              <w:rPr>
+                <w:noProof/>
+                <w:webHidden/>
+              </w:rPr>
+              <w:t>12</w:t>
+            </w:r>
+            <w:r>
+              <w:rPr>
+                <w:noProof/>
+                <w:webHidden/>
+              </w:rPr>
+              <w:fldChar w:fldCharType="end"/>
+            </w:r>
+          </w:hyperlink>
+        </w:p>
+        <w:p>
+          <w:pPr>
+            <w:pStyle w:val="TOC3"/>
+            <w:tabs>
+              <w:tab w:val="left" w:pos="1475"/>
+              <w:tab w:val="right" w:leader="dot" w:pos="8780"/>
+            </w:tabs>
+            <w:rPr>
+              <w:rFonts w:asciiTheme="minorHAnsi" w:eastAsiaTheme="minorEastAsia" w:hAnsiTheme="minorHAnsi" w:cstheme="minorBidi"/>
+              <w:b w:val="0"/>
+              <w:bCs w:val="0"/>
+              <w:i w:val="0"/>
+              <w:iCs w:val="0"/>
+              <w:noProof/>
+              <w:kern w:val="2"/>
+              <w:lang w:val="vi-VN" w:eastAsia="vi-VN"/>
+              <w14:ligatures w14:val="standardContextual"/>
+            </w:rPr>
+          </w:pPr>
+          <w:hyperlink w:anchor="_Toc218484094" w:history="1">
             <w:r>
               <w:rPr>
                 <w:rStyle w:val="Hyperlink"/>
                 <w:noProof/>
-                <w:spacing w:val="-4"/>
-              </w:rPr>
-              <w:t>à</w:t>
+              </w:rPr>
+              <w:t>2</w:t>
             </w:r>
             <w:r>
               <w:rPr>
                 <w:rStyle w:val="Hyperlink"/>
                 <w:noProof/>
-                <w:spacing w:val="-4"/>
-              </w:rPr>
-              <w:t>i:</w:t>
-            </w:r>
-            <w:r>
-              <w:rPr>
-                <w:noProof/>
-                <w:webHidden/>
+                <w:lang w:val="vi-VN"/>
+              </w:rPr>
+              <w:t>.2</w:t>
+            </w:r>
+            <w:r>
+              <w:rPr>
+                <w:rStyle w:val="Hyperlink"/>
+                <w:noProof/>
+              </w:rPr>
+              <w:t>.5</w:t>
+            </w:r>
+            <w:r>
+              <w:rPr>
+                <w:rFonts w:asciiTheme="minorHAnsi" w:eastAsiaTheme="minorEastAsia" w:hAnsiTheme="minorHAnsi" w:cstheme="minorBidi"/>
+                <w:b w:val="0"/>
+                <w:bCs w:val="0"/>
+                <w:i w:val="0"/>
+                <w:iCs w:val="0"/>
+                <w:noProof/>
+                <w:kern w:val="2"/>
+                <w:lang w:val="vi-VN" w:eastAsia="vi-VN"/>
+                <w14:ligatures w14:val="standardContextual"/>
               </w:rPr>
               <w:tab/>
             </w:r>
             <w:r>
               <w:rPr>
+                <w:rStyle w:val="Hyperlink"/>
+                <w:noProof/>
+              </w:rPr>
+              <w:t>Scikit-learn</w:t>
+            </w:r>
+            <w:r>
+              <w:rPr>
+                <w:noProof/>
+                <w:webHidden/>
+              </w:rPr>
+              <w:tab/>
+            </w:r>
+            <w:r>
+              <w:rPr>
                 <w:noProof/>
                 <w:webHidden/>
               </w:rPr>
@@ -3860,7 +4502,7 @@
                 <w:noProof/>
                 <w:webHidden/>
               </w:rPr>
-              <w:instrText xml:space="preserve"> PAGEREF _Toc218480316 \h </w:instrText>
+              <w:instrText xml:space="preserve"> PAGEREF _Toc218484094 \h </w:instrText>
             </w:r>
             <w:r>
               <w:rPr>
@@ -3880,7 +4522,7 @@
                 <w:noProof/>
                 <w:webHidden/>
               </w:rPr>
-              <w:t>9</w:t>
+              <w:t>14</w:t>
             </w:r>
             <w:r>
               <w:rPr>
@@ -3898,7 +4540,6 @@
               <w:tab w:val="left" w:pos="1475"/>
               <w:tab w:val="right" w:leader="dot" w:pos="8780"/>
             </w:tabs>
-            <w:spacing w:line="360" w:lineRule="auto"/>
             <w:rPr>
               <w:rFonts w:asciiTheme="minorHAnsi" w:eastAsiaTheme="minorEastAsia" w:hAnsiTheme="minorHAnsi" w:cstheme="minorBidi"/>
               <w:noProof/>
@@ -3909,13 +4550,14 @@
               <w14:ligatures w14:val="standardContextual"/>
             </w:rPr>
           </w:pPr>
-          <w:hyperlink w:anchor="_Toc218480317" w:history="1">
+          <w:hyperlink w:anchor="_Toc218484095" w:history="1">
             <w:r>
               <w:rPr>
                 <w:rStyle w:val="Hyperlink"/>
-                <w:noProof/>
-              </w:rPr>
-              <w:t>1.4</w:t>
+                <w:rFonts w:asciiTheme="majorHAnsi" w:hAnsiTheme="majorHAnsi" w:cstheme="majorHAnsi"/>
+                <w:noProof/>
+              </w:rPr>
+              <w:t>2.2</w:t>
             </w:r>
             <w:r>
               <w:rPr>
@@ -3932,65 +4574,335 @@
             <w:r>
               <w:rPr>
                 <w:rStyle w:val="Hyperlink"/>
-                <w:noProof/>
-              </w:rPr>
-              <w:t>Nội</w:t>
+                <w:rFonts w:asciiTheme="majorHAnsi" w:hAnsiTheme="majorHAnsi" w:cstheme="majorHAnsi"/>
+                <w:noProof/>
+              </w:rPr>
+              <w:t>Các mô hình học má</w:t>
             </w:r>
             <w:r>
               <w:rPr>
                 <w:rStyle w:val="Hyperlink"/>
-                <w:noProof/>
-                <w:spacing w:val="-10"/>
-              </w:rPr>
-              <w:t xml:space="preserve"> </w:t>
-            </w:r>
+                <w:rFonts w:asciiTheme="majorHAnsi" w:hAnsiTheme="majorHAnsi" w:cstheme="majorHAnsi"/>
+                <w:noProof/>
+                <w:lang w:val="en-US"/>
+              </w:rPr>
+              <w:t>y</w:t>
+            </w:r>
+            <w:r>
+              <w:rPr>
+                <w:noProof/>
+                <w:webHidden/>
+              </w:rPr>
+              <w:tab/>
+            </w:r>
+            <w:r>
+              <w:rPr>
+                <w:noProof/>
+                <w:webHidden/>
+              </w:rPr>
+              <w:fldChar w:fldCharType="begin"/>
+            </w:r>
+            <w:r>
+              <w:rPr>
+                <w:noProof/>
+                <w:webHidden/>
+              </w:rPr>
+              <w:instrText xml:space="preserve"> PAGEREF _Toc218484095 \h </w:instrText>
+            </w:r>
+            <w:r>
+              <w:rPr>
+                <w:noProof/>
+                <w:webHidden/>
+              </w:rPr>
+            </w:r>
+            <w:r>
+              <w:rPr>
+                <w:noProof/>
+                <w:webHidden/>
+              </w:rPr>
+              <w:fldChar w:fldCharType="separate"/>
+            </w:r>
+            <w:r>
+              <w:rPr>
+                <w:noProof/>
+                <w:webHidden/>
+              </w:rPr>
+              <w:t>17</w:t>
+            </w:r>
+            <w:r>
+              <w:rPr>
+                <w:noProof/>
+                <w:webHidden/>
+              </w:rPr>
+              <w:fldChar w:fldCharType="end"/>
+            </w:r>
+          </w:hyperlink>
+        </w:p>
+        <w:p>
+          <w:pPr>
+            <w:pStyle w:val="TOC3"/>
+            <w:tabs>
+              <w:tab w:val="left" w:pos="1475"/>
+              <w:tab w:val="right" w:leader="dot" w:pos="8780"/>
+            </w:tabs>
+            <w:rPr>
+              <w:rFonts w:asciiTheme="minorHAnsi" w:eastAsiaTheme="minorEastAsia" w:hAnsiTheme="minorHAnsi" w:cstheme="minorBidi"/>
+              <w:b w:val="0"/>
+              <w:bCs w:val="0"/>
+              <w:i w:val="0"/>
+              <w:iCs w:val="0"/>
+              <w:noProof/>
+              <w:kern w:val="2"/>
+              <w:lang w:val="vi-VN" w:eastAsia="vi-VN"/>
+              <w14:ligatures w14:val="standardContextual"/>
+            </w:rPr>
+          </w:pPr>
+          <w:hyperlink w:anchor="_Toc218484096" w:history="1">
             <w:r>
               <w:rPr>
                 <w:rStyle w:val="Hyperlink"/>
-                <w:noProof/>
-              </w:rPr>
-              <w:t>dung</w:t>
+                <w:rFonts w:cstheme="majorHAnsi"/>
+                <w:noProof/>
+                <w:lang w:val="en-US"/>
+              </w:rPr>
+              <w:t>2.2.1</w:t>
+            </w:r>
+            <w:r>
+              <w:rPr>
+                <w:rFonts w:asciiTheme="minorHAnsi" w:eastAsiaTheme="minorEastAsia" w:hAnsiTheme="minorHAnsi" w:cstheme="minorBidi"/>
+                <w:b w:val="0"/>
+                <w:bCs w:val="0"/>
+                <w:i w:val="0"/>
+                <w:iCs w:val="0"/>
+                <w:noProof/>
+                <w:kern w:val="2"/>
+                <w:lang w:val="vi-VN" w:eastAsia="vi-VN"/>
+                <w14:ligatures w14:val="standardContextual"/>
+              </w:rPr>
+              <w:tab/>
             </w:r>
             <w:r>
               <w:rPr>
                 <w:rStyle w:val="Hyperlink"/>
-                <w:noProof/>
-                <w:spacing w:val="-4"/>
-              </w:rPr>
-              <w:t xml:space="preserve"> </w:t>
-            </w:r>
+                <w:rFonts w:cstheme="majorHAnsi"/>
+                <w:noProof/>
+                <w:lang w:val="en-US"/>
+              </w:rPr>
+              <w:t>Logistic Regression</w:t>
+            </w:r>
+            <w:r>
+              <w:rPr>
+                <w:noProof/>
+                <w:webHidden/>
+              </w:rPr>
+              <w:tab/>
+            </w:r>
+            <w:r>
+              <w:rPr>
+                <w:noProof/>
+                <w:webHidden/>
+              </w:rPr>
+              <w:fldChar w:fldCharType="begin"/>
+            </w:r>
+            <w:r>
+              <w:rPr>
+                <w:noProof/>
+                <w:webHidden/>
+              </w:rPr>
+              <w:instrText xml:space="preserve"> PAGEREF _Toc218484096 \h </w:instrText>
+            </w:r>
+            <w:r>
+              <w:rPr>
+                <w:noProof/>
+                <w:webHidden/>
+              </w:rPr>
+            </w:r>
+            <w:r>
+              <w:rPr>
+                <w:noProof/>
+                <w:webHidden/>
+              </w:rPr>
+              <w:fldChar w:fldCharType="separate"/>
+            </w:r>
+            <w:r>
+              <w:rPr>
+                <w:noProof/>
+                <w:webHidden/>
+              </w:rPr>
+              <w:t>17</w:t>
+            </w:r>
+            <w:r>
+              <w:rPr>
+                <w:noProof/>
+                <w:webHidden/>
+              </w:rPr>
+              <w:fldChar w:fldCharType="end"/>
+            </w:r>
+          </w:hyperlink>
+        </w:p>
+        <w:p>
+          <w:pPr>
+            <w:pStyle w:val="TOC3"/>
+            <w:tabs>
+              <w:tab w:val="left" w:pos="1475"/>
+              <w:tab w:val="right" w:leader="dot" w:pos="8780"/>
+            </w:tabs>
+            <w:rPr>
+              <w:rFonts w:asciiTheme="minorHAnsi" w:eastAsiaTheme="minorEastAsia" w:hAnsiTheme="minorHAnsi" w:cstheme="minorBidi"/>
+              <w:b w:val="0"/>
+              <w:bCs w:val="0"/>
+              <w:i w:val="0"/>
+              <w:iCs w:val="0"/>
+              <w:noProof/>
+              <w:kern w:val="2"/>
+              <w:lang w:val="vi-VN" w:eastAsia="vi-VN"/>
+              <w14:ligatures w14:val="standardContextual"/>
+            </w:rPr>
+          </w:pPr>
+          <w:hyperlink w:anchor="_Toc218484097" w:history="1">
             <w:r>
               <w:rPr>
                 <w:rStyle w:val="Hyperlink"/>
-                <w:noProof/>
-              </w:rPr>
-              <w:t>thực</w:t>
+                <w:rFonts w:cstheme="majorHAnsi"/>
+                <w:noProof/>
+                <w:lang w:val="vi-VN"/>
+              </w:rPr>
+              <w:t>2.2.2</w:t>
+            </w:r>
+            <w:r>
+              <w:rPr>
+                <w:rFonts w:asciiTheme="minorHAnsi" w:eastAsiaTheme="minorEastAsia" w:hAnsiTheme="minorHAnsi" w:cstheme="minorBidi"/>
+                <w:b w:val="0"/>
+                <w:bCs w:val="0"/>
+                <w:i w:val="0"/>
+                <w:iCs w:val="0"/>
+                <w:noProof/>
+                <w:kern w:val="2"/>
+                <w:lang w:val="vi-VN" w:eastAsia="vi-VN"/>
+                <w14:ligatures w14:val="standardContextual"/>
+              </w:rPr>
+              <w:tab/>
             </w:r>
             <w:r>
               <w:rPr>
                 <w:rStyle w:val="Hyperlink"/>
-                <w:noProof/>
-                <w:spacing w:val="4"/>
-              </w:rPr>
-              <w:t xml:space="preserve"> </w:t>
-            </w:r>
+                <w:rFonts w:cstheme="majorHAnsi"/>
+                <w:noProof/>
+                <w:lang w:val="vi-VN"/>
+              </w:rPr>
+              <w:t>Decision Tree</w:t>
+            </w:r>
+            <w:r>
+              <w:rPr>
+                <w:noProof/>
+                <w:webHidden/>
+              </w:rPr>
+              <w:tab/>
+            </w:r>
+            <w:r>
+              <w:rPr>
+                <w:noProof/>
+                <w:webHidden/>
+              </w:rPr>
+              <w:fldChar w:fldCharType="begin"/>
+            </w:r>
+            <w:r>
+              <w:rPr>
+                <w:noProof/>
+                <w:webHidden/>
+              </w:rPr>
+              <w:instrText xml:space="preserve"> PAGEREF _Toc218484097 \h </w:instrText>
+            </w:r>
+            <w:r>
+              <w:rPr>
+                <w:noProof/>
+                <w:webHidden/>
+              </w:rPr>
+            </w:r>
+            <w:r>
+              <w:rPr>
+                <w:noProof/>
+                <w:webHidden/>
+              </w:rPr>
+              <w:fldChar w:fldCharType="separate"/>
+            </w:r>
+            <w:r>
+              <w:rPr>
+                <w:noProof/>
+                <w:webHidden/>
+              </w:rPr>
+              <w:t>18</w:t>
+            </w:r>
+            <w:r>
+              <w:rPr>
+                <w:noProof/>
+                <w:webHidden/>
+              </w:rPr>
+              <w:fldChar w:fldCharType="end"/>
+            </w:r>
+          </w:hyperlink>
+        </w:p>
+        <w:p>
+          <w:pPr>
+            <w:pStyle w:val="TOC3"/>
+            <w:tabs>
+              <w:tab w:val="left" w:pos="1475"/>
+              <w:tab w:val="right" w:leader="dot" w:pos="8780"/>
+            </w:tabs>
+            <w:rPr>
+              <w:rFonts w:asciiTheme="minorHAnsi" w:eastAsiaTheme="minorEastAsia" w:hAnsiTheme="minorHAnsi" w:cstheme="minorBidi"/>
+              <w:b w:val="0"/>
+              <w:bCs w:val="0"/>
+              <w:i w:val="0"/>
+              <w:iCs w:val="0"/>
+              <w:noProof/>
+              <w:kern w:val="2"/>
+              <w:lang w:val="vi-VN" w:eastAsia="vi-VN"/>
+              <w14:ligatures w14:val="standardContextual"/>
+            </w:rPr>
+          </w:pPr>
+          <w:hyperlink w:anchor="_Toc218484098" w:history="1">
             <w:r>
               <w:rPr>
                 <w:rStyle w:val="Hyperlink"/>
-                <w:noProof/>
-                <w:spacing w:val="-4"/>
-              </w:rPr>
-              <w:t>hiện</w:t>
-            </w:r>
-            <w:r>
-              <w:rPr>
-                <w:noProof/>
-                <w:webHidden/>
+                <w:rFonts w:cstheme="majorHAnsi"/>
+                <w:noProof/>
+                <w:lang w:val="en-US"/>
+              </w:rPr>
+              <w:t>2.2.3</w:t>
+            </w:r>
+            <w:r>
+              <w:rPr>
+                <w:rFonts w:asciiTheme="minorHAnsi" w:eastAsiaTheme="minorEastAsia" w:hAnsiTheme="minorHAnsi" w:cstheme="minorBidi"/>
+                <w:b w:val="0"/>
+                <w:bCs w:val="0"/>
+                <w:i w:val="0"/>
+                <w:iCs w:val="0"/>
+                <w:noProof/>
+                <w:kern w:val="2"/>
+                <w:lang w:val="vi-VN" w:eastAsia="vi-VN"/>
+                <w14:ligatures w14:val="standardContextual"/>
               </w:rPr>
               <w:tab/>
             </w:r>
             <w:r>
               <w:rPr>
+                <w:rStyle w:val="Hyperlink"/>
+                <w:rFonts w:cstheme="majorHAnsi"/>
+                <w:noProof/>
+                <w:lang w:val="en-US"/>
+              </w:rPr>
+              <w:t>Random Forest</w:t>
+            </w:r>
+            <w:r>
+              <w:rPr>
+                <w:noProof/>
+                <w:webHidden/>
+              </w:rPr>
+              <w:tab/>
+            </w:r>
+            <w:r>
+              <w:rPr>
                 <w:noProof/>
                 <w:webHidden/>
               </w:rPr>
@@ -4001,7 +4913,7 @@
                 <w:noProof/>
                 <w:webHidden/>
               </w:rPr>
-              <w:instrText xml:space="preserve"> PAGEREF _Toc218480317 \h </w:instrText>
+              <w:instrText xml:space="preserve"> PAGEREF _Toc218484098 \h </w:instrText>
             </w:r>
             <w:r>
               <w:rPr>
@@ -4021,7 +4933,109 @@
                 <w:noProof/>
                 <w:webHidden/>
               </w:rPr>
-              <w:t>9</w:t>
+              <w:t>18</w:t>
+            </w:r>
+            <w:r>
+              <w:rPr>
+                <w:noProof/>
+                <w:webHidden/>
+              </w:rPr>
+              <w:fldChar w:fldCharType="end"/>
+            </w:r>
+          </w:hyperlink>
+        </w:p>
+        <w:p>
+          <w:pPr>
+            <w:pStyle w:val="TOC3"/>
+            <w:tabs>
+              <w:tab w:val="left" w:pos="1475"/>
+              <w:tab w:val="right" w:leader="dot" w:pos="8780"/>
+            </w:tabs>
+            <w:rPr>
+              <w:rFonts w:asciiTheme="minorHAnsi" w:eastAsiaTheme="minorEastAsia" w:hAnsiTheme="minorHAnsi" w:cstheme="minorBidi"/>
+              <w:b w:val="0"/>
+              <w:bCs w:val="0"/>
+              <w:i w:val="0"/>
+              <w:iCs w:val="0"/>
+              <w:noProof/>
+              <w:kern w:val="2"/>
+              <w:lang w:val="vi-VN" w:eastAsia="vi-VN"/>
+              <w14:ligatures w14:val="standardContextual"/>
+            </w:rPr>
+          </w:pPr>
+          <w:hyperlink w:anchor="_Toc218484099" w:history="1">
+            <w:r>
+              <w:rPr>
+                <w:rStyle w:val="Hyperlink"/>
+                <w:rFonts w:cstheme="majorHAnsi"/>
+                <w:noProof/>
+                <w:lang w:val="vi-VN"/>
+              </w:rPr>
+              <w:t>2.2.4</w:t>
+            </w:r>
+            <w:r>
+              <w:rPr>
+                <w:rFonts w:asciiTheme="minorHAnsi" w:eastAsiaTheme="minorEastAsia" w:hAnsiTheme="minorHAnsi" w:cstheme="minorBidi"/>
+                <w:b w:val="0"/>
+                <w:bCs w:val="0"/>
+                <w:i w:val="0"/>
+                <w:iCs w:val="0"/>
+                <w:noProof/>
+                <w:kern w:val="2"/>
+                <w:lang w:val="vi-VN" w:eastAsia="vi-VN"/>
+                <w14:ligatures w14:val="standardContextual"/>
+              </w:rPr>
+              <w:tab/>
+            </w:r>
+            <w:r>
+              <w:rPr>
+                <w:rStyle w:val="Hyperlink"/>
+                <w:rFonts w:cstheme="majorHAnsi"/>
+                <w:noProof/>
+                <w:lang w:val="vi-VN"/>
+              </w:rPr>
+              <w:t>XGBoost</w:t>
+            </w:r>
+            <w:r>
+              <w:rPr>
+                <w:noProof/>
+                <w:webHidden/>
+              </w:rPr>
+              <w:tab/>
+            </w:r>
+            <w:r>
+              <w:rPr>
+                <w:noProof/>
+                <w:webHidden/>
+              </w:rPr>
+              <w:fldChar w:fldCharType="begin"/>
+            </w:r>
+            <w:r>
+              <w:rPr>
+                <w:noProof/>
+                <w:webHidden/>
+              </w:rPr>
+              <w:instrText xml:space="preserve"> PAGEREF _Toc218484099 \h </w:instrText>
+            </w:r>
+            <w:r>
+              <w:rPr>
+                <w:noProof/>
+                <w:webHidden/>
+              </w:rPr>
+            </w:r>
+            <w:r>
+              <w:rPr>
+                <w:noProof/>
+                <w:webHidden/>
+              </w:rPr>
+              <w:fldChar w:fldCharType="separate"/>
+            </w:r>
+            <w:r>
+              <w:rPr>
+                <w:noProof/>
+                <w:webHidden/>
+              </w:rPr>
+              <w:t>19</w:t>
             </w:r>
             <w:r>
               <w:rPr>
@@ -4038,7 +5052,6 @@
             <w:tabs>
               <w:tab w:val="right" w:leader="dot" w:pos="8780"/>
             </w:tabs>
-            <w:spacing w:line="360" w:lineRule="auto"/>
             <w:rPr>
               <w:rFonts w:asciiTheme="minorHAnsi" w:eastAsiaTheme="minorEastAsia" w:hAnsiTheme="minorHAnsi" w:cstheme="minorBidi"/>
               <w:b w:val="0"/>
@@ -4051,13 +5064,74 @@
               <w14:ligatures w14:val="standardContextual"/>
             </w:rPr>
           </w:pPr>
-          <w:hyperlink w:anchor="_Toc218480318" w:history="1">
+          <w:hyperlink w:anchor="_Toc218484100" w:history="1">
             <w:r>
               <w:rPr>
                 <w:rStyle w:val="Hyperlink"/>
                 <w:noProof/>
               </w:rPr>
-              <w:t>CHƯƠNG 2: CƠ SỞ LÝ THUYẾT</w:t>
+              <w:t>CHƯƠNG</w:t>
+            </w:r>
+            <w:r>
+              <w:rPr>
+                <w:rStyle w:val="Hyperlink"/>
+                <w:noProof/>
+                <w:spacing w:val="-1"/>
+              </w:rPr>
+              <w:t xml:space="preserve"> </w:t>
+            </w:r>
+            <w:r>
+              <w:rPr>
+                <w:rStyle w:val="Hyperlink"/>
+                <w:noProof/>
+              </w:rPr>
+              <w:t>3:</w:t>
+            </w:r>
+            <w:r>
+              <w:rPr>
+                <w:rStyle w:val="Hyperlink"/>
+                <w:noProof/>
+                <w:spacing w:val="-4"/>
+              </w:rPr>
+              <w:t xml:space="preserve"> </w:t>
+            </w:r>
+            <w:r>
+              <w:rPr>
+                <w:rStyle w:val="Hyperlink"/>
+                <w:noProof/>
+              </w:rPr>
+              <w:t>NỘI</w:t>
+            </w:r>
+            <w:r>
+              <w:rPr>
+                <w:rStyle w:val="Hyperlink"/>
+                <w:noProof/>
+                <w:spacing w:val="-6"/>
+              </w:rPr>
+              <w:t xml:space="preserve"> </w:t>
+            </w:r>
+            <w:r>
+              <w:rPr>
+                <w:rStyle w:val="Hyperlink"/>
+                <w:noProof/>
+              </w:rPr>
+              <w:t>DUNG THỰC</w:t>
+            </w:r>
+            <w:r>
+              <w:rPr>
+                <w:rStyle w:val="Hyperlink"/>
+                <w:noProof/>
+                <w:spacing w:val="-5"/>
+              </w:rPr>
+              <w:t xml:space="preserve"> </w:t>
+            </w:r>
+            <w:r>
+              <w:rPr>
+                <w:rStyle w:val="Hyperlink"/>
+                <w:noProof/>
+                <w:spacing w:val="-4"/>
+              </w:rPr>
+              <w:t>HIỆN</w:t>
             </w:r>
             <w:r>
               <w:rPr>
@@ -4078,7 +5152,7 @@
                 <w:noProof/>
                 <w:webHidden/>
               </w:rPr>
-              <w:instrText xml:space="preserve"> PAGEREF _Toc218480318 \h </w:instrText>
+              <w:instrText xml:space="preserve"> PAGEREF _Toc218484100 \h </w:instrText>
             </w:r>
             <w:r>
               <w:rPr>
@@ -4098,7 +5172,7 @@
                 <w:noProof/>
                 <w:webHidden/>
               </w:rPr>
-              <w:t>10</w:t>
+              <w:t>22</w:t>
             </w:r>
             <w:r>
               <w:rPr>
@@ -4113,10 +5187,8 @@
           <w:pPr>
             <w:pStyle w:val="TOC2"/>
             <w:tabs>
-              <w:tab w:val="left" w:pos="1475"/>
               <w:tab w:val="right" w:leader="dot" w:pos="8780"/>
             </w:tabs>
-            <w:spacing w:line="360" w:lineRule="auto"/>
             <w:rPr>
               <w:rFonts w:asciiTheme="minorHAnsi" w:eastAsiaTheme="minorEastAsia" w:hAnsiTheme="minorHAnsi" w:cstheme="minorBidi"/>
               <w:noProof/>
@@ -4127,42 +5199,23 @@
               <w14:ligatures w14:val="standardContextual"/>
             </w:rPr>
           </w:pPr>
-          <w:hyperlink w:anchor="_Toc218480319" w:history="1">
+          <w:hyperlink w:anchor="_Toc218484101" w:history="1">
             <w:r>
               <w:rPr>
                 <w:rStyle w:val="Hyperlink"/>
                 <w:noProof/>
               </w:rPr>
-              <w:t>2.1</w:t>
-            </w:r>
-            <w:r>
-              <w:rPr>
-                <w:rFonts w:asciiTheme="minorHAnsi" w:eastAsiaTheme="minorEastAsia" w:hAnsiTheme="minorHAnsi" w:cstheme="minorBidi"/>
-                <w:noProof/>
-                <w:kern w:val="2"/>
-                <w:sz w:val="22"/>
-                <w:szCs w:val="22"/>
-                <w:lang w:val="vi-VN" w:eastAsia="vi-VN"/>
-                <w14:ligatures w14:val="standardContextual"/>
+              <w:t>3.1 Thu thập và xử lý dữ liệu</w:t>
+            </w:r>
+            <w:r>
+              <w:rPr>
+                <w:noProof/>
+                <w:webHidden/>
               </w:rPr>
               <w:tab/>
             </w:r>
             <w:r>
               <w:rPr>
-                <w:rStyle w:val="Hyperlink"/>
-                <w:noProof/>
-              </w:rPr>
-              <w:t>Thư viện</w:t>
-            </w:r>
-            <w:r>
-              <w:rPr>
-                <w:noProof/>
-                <w:webHidden/>
-              </w:rPr>
-              <w:tab/>
-            </w:r>
-            <w:r>
-              <w:rPr>
                 <w:noProof/>
                 <w:webHidden/>
               </w:rPr>
@@ -4173,7 +5226,7 @@
                 <w:noProof/>
                 <w:webHidden/>
               </w:rPr>
-              <w:instrText xml:space="preserve"> PAGEREF _Toc218480319 \h </w:instrText>
+              <w:instrText xml:space="preserve"> PAGEREF _Toc218484101 \h </w:instrText>
             </w:r>
             <w:r>
               <w:rPr>
@@ -4193,7 +5246,7 @@
                 <w:noProof/>
                 <w:webHidden/>
               </w:rPr>
-              <w:t>10</w:t>
+              <w:t>22</w:t>
             </w:r>
             <w:r>
               <w:rPr>
@@ -4208,10 +5261,8 @@
           <w:pPr>
             <w:pStyle w:val="TOC3"/>
             <w:tabs>
-              <w:tab w:val="left" w:pos="1475"/>
               <w:tab w:val="right" w:leader="dot" w:pos="8780"/>
             </w:tabs>
-            <w:spacing w:line="360" w:lineRule="auto"/>
             <w:rPr>
               <w:rFonts w:asciiTheme="minorHAnsi" w:eastAsiaTheme="minorEastAsia" w:hAnsiTheme="minorHAnsi" w:cstheme="minorBidi"/>
               <w:b w:val="0"/>
@@ -4224,44 +5275,23 @@
               <w14:ligatures w14:val="standardContextual"/>
             </w:rPr>
           </w:pPr>
-          <w:hyperlink w:anchor="_Toc218480320" w:history="1">
+          <w:hyperlink w:anchor="_Toc218484102" w:history="1">
             <w:r>
               <w:rPr>
                 <w:rStyle w:val="Hyperlink"/>
                 <w:noProof/>
               </w:rPr>
-              <w:t>2.2.1</w:t>
-            </w:r>
-            <w:r>
-              <w:rPr>
-                <w:rFonts w:asciiTheme="minorHAnsi" w:eastAsiaTheme="minorEastAsia" w:hAnsiTheme="minorHAnsi" w:cstheme="minorBidi"/>
-                <w:b w:val="0"/>
-                <w:bCs w:val="0"/>
-                <w:i w:val="0"/>
-                <w:iCs w:val="0"/>
-                <w:noProof/>
-                <w:kern w:val="2"/>
-                <w:lang w:val="vi-VN" w:eastAsia="vi-VN"/>
-                <w14:ligatures w14:val="standardContextual"/>
+              <w:t>3.1.1   Thu thập dữ liệu</w:t>
+            </w:r>
+            <w:r>
+              <w:rPr>
+                <w:noProof/>
+                <w:webHidden/>
               </w:rPr>
               <w:tab/>
             </w:r>
             <w:r>
               <w:rPr>
-                <w:rStyle w:val="Hyperlink"/>
-                <w:noProof/>
-              </w:rPr>
-              <w:t>Pandas</w:t>
-            </w:r>
-            <w:r>
-              <w:rPr>
-                <w:noProof/>
-                <w:webHidden/>
-              </w:rPr>
-              <w:tab/>
-            </w:r>
-            <w:r>
-              <w:rPr>
                 <w:noProof/>
                 <w:webHidden/>
               </w:rPr>
@@ -4272,7 +5302,7 @@
                 <w:noProof/>
                 <w:webHidden/>
               </w:rPr>
-              <w:instrText xml:space="preserve"> PAGEREF _Toc218480320 \h </w:instrText>
+              <w:instrText xml:space="preserve"> PAGEREF _Toc218484102 \h </w:instrText>
             </w:r>
             <w:r>
               <w:rPr>
@@ -4292,7 +5322,7 @@
                 <w:noProof/>
                 <w:webHidden/>
               </w:rPr>
-              <w:t>10</w:t>
+              <w:t>22</w:t>
             </w:r>
             <w:r>
               <w:rPr>
@@ -4307,10 +5337,8 @@
           <w:pPr>
             <w:pStyle w:val="TOC3"/>
             <w:tabs>
-              <w:tab w:val="left" w:pos="1475"/>
               <w:tab w:val="right" w:leader="dot" w:pos="8780"/>
             </w:tabs>
-            <w:spacing w:line="360" w:lineRule="auto"/>
             <w:rPr>
               <w:rFonts w:asciiTheme="minorHAnsi" w:eastAsiaTheme="minorEastAsia" w:hAnsiTheme="minorHAnsi" w:cstheme="minorBidi"/>
               <w:b w:val="0"/>
@@ -4323,52 +5351,24 @@
               <w14:ligatures w14:val="standardContextual"/>
             </w:rPr>
           </w:pPr>
-          <w:hyperlink w:anchor="_Toc218480321" w:history="1">
+          <w:hyperlink w:anchor="_Toc218484103" w:history="1">
             <w:r>
               <w:rPr>
                 <w:rStyle w:val="Hyperlink"/>
                 <w:noProof/>
                 <w:lang w:val="en-US"/>
               </w:rPr>
-              <w:t>2.</w:t>
-            </w:r>
-            <w:r>
-              <w:rPr>
-                <w:rStyle w:val="Hyperlink"/>
-                <w:noProof/>
-              </w:rPr>
-              <w:t>2.2</w:t>
-            </w:r>
-            <w:r>
-              <w:rPr>
-                <w:rFonts w:asciiTheme="minorHAnsi" w:eastAsiaTheme="minorEastAsia" w:hAnsiTheme="minorHAnsi" w:cstheme="minorBidi"/>
-                <w:b w:val="0"/>
-                <w:bCs w:val="0"/>
-                <w:i w:val="0"/>
-                <w:iCs w:val="0"/>
-                <w:noProof/>
-                <w:kern w:val="2"/>
-                <w:lang w:val="vi-VN" w:eastAsia="vi-VN"/>
-                <w14:ligatures w14:val="standardContextual"/>
+              <w:t>3.1.2   Xử lý dữ liệu</w:t>
+            </w:r>
+            <w:r>
+              <w:rPr>
+                <w:noProof/>
+                <w:webHidden/>
               </w:rPr>
               <w:tab/>
             </w:r>
             <w:r>
               <w:rPr>
-                <w:rStyle w:val="Hyperlink"/>
-                <w:noProof/>
-              </w:rPr>
-              <w:t>Numpy</w:t>
-            </w:r>
-            <w:r>
-              <w:rPr>
-                <w:noProof/>
-                <w:webHidden/>
-              </w:rPr>
-              <w:tab/>
-            </w:r>
-            <w:r>
-              <w:rPr>
                 <w:noProof/>
                 <w:webHidden/>
               </w:rPr>
@@ -4379,7 +5379,7 @@
                 <w:noProof/>
                 <w:webHidden/>
               </w:rPr>
-              <w:instrText xml:space="preserve"> PAGEREF _Toc218480321 \h </w:instrText>
+              <w:instrText xml:space="preserve"> PAGEREF _Toc218484103 \h </w:instrText>
             </w:r>
             <w:r>
               <w:rPr>
@@ -4399,7 +5399,7 @@
                 <w:noProof/>
                 <w:webHidden/>
               </w:rPr>
-              <w:t>11</w:t>
+              <w:t>23</w:t>
             </w:r>
             <w:r>
               <w:rPr>
@@ -4417,7 +5417,6 @@
               <w:tab w:val="left" w:pos="1475"/>
               <w:tab w:val="right" w:leader="dot" w:pos="8780"/>
             </w:tabs>
-            <w:spacing w:line="360" w:lineRule="auto"/>
             <w:rPr>
               <w:rFonts w:asciiTheme="minorHAnsi" w:eastAsiaTheme="minorEastAsia" w:hAnsiTheme="minorHAnsi" w:cstheme="minorBidi"/>
               <w:b w:val="0"/>
@@ -4430,13 +5429,14 @@
               <w14:ligatures w14:val="standardContextual"/>
             </w:rPr>
           </w:pPr>
-          <w:hyperlink w:anchor="_Toc218480322" w:history="1">
+          <w:hyperlink w:anchor="_Toc218484104" w:history="1">
             <w:r>
               <w:rPr>
                 <w:rStyle w:val="Hyperlink"/>
                 <w:noProof/>
-              </w:rPr>
-              <w:t>2.2.3</w:t>
+                <w:lang w:val="en-US"/>
+              </w:rPr>
+              <w:t>3.1.3</w:t>
             </w:r>
             <w:r>
               <w:rPr>
@@ -4447,6 +5447,102 @@
                 <w:iCs w:val="0"/>
                 <w:noProof/>
                 <w:kern w:val="2"/>
+                <w:lang w:val="en-US" w:eastAsia="vi-VN"/>
+                <w14:ligatures w14:val="standardContextual"/>
+              </w:rPr>
+              <w:t xml:space="preserve">    </w:t>
+            </w:r>
+            <w:r>
+              <w:rPr>
+                <w:rStyle w:val="Hyperlink"/>
+                <w:noProof/>
+                <w:lang w:val="en-US"/>
+              </w:rPr>
+              <w:t>Mã hoá dữ liệu</w:t>
+            </w:r>
+            <w:r>
+              <w:rPr>
+                <w:noProof/>
+                <w:webHidden/>
+              </w:rPr>
+              <w:tab/>
+            </w:r>
+            <w:r>
+              <w:rPr>
+                <w:noProof/>
+                <w:webHidden/>
+              </w:rPr>
+              <w:fldChar w:fldCharType="begin"/>
+            </w:r>
+            <w:r>
+              <w:rPr>
+                <w:noProof/>
+                <w:webHidden/>
+              </w:rPr>
+              <w:instrText xml:space="preserve"> PAGEREF _Toc218484104 \h </w:instrText>
+            </w:r>
+            <w:r>
+              <w:rPr>
+                <w:noProof/>
+                <w:webHidden/>
+              </w:rPr>
+            </w:r>
+            <w:r>
+              <w:rPr>
+                <w:noProof/>
+                <w:webHidden/>
+              </w:rPr>
+              <w:fldChar w:fldCharType="separate"/>
+            </w:r>
+            <w:r>
+              <w:rPr>
+                <w:noProof/>
+                <w:webHidden/>
+              </w:rPr>
+              <w:t>24</w:t>
+            </w:r>
+            <w:r>
+              <w:rPr>
+                <w:noProof/>
+                <w:webHidden/>
+              </w:rPr>
+              <w:fldChar w:fldCharType="end"/>
+            </w:r>
+          </w:hyperlink>
+        </w:p>
+        <w:p>
+          <w:pPr>
+            <w:pStyle w:val="TOC2"/>
+            <w:tabs>
+              <w:tab w:val="left" w:pos="1475"/>
+              <w:tab w:val="right" w:leader="dot" w:pos="8780"/>
+            </w:tabs>
+            <w:rPr>
+              <w:rFonts w:asciiTheme="minorHAnsi" w:eastAsiaTheme="minorEastAsia" w:hAnsiTheme="minorHAnsi" w:cstheme="minorBidi"/>
+              <w:noProof/>
+              <w:kern w:val="2"/>
+              <w:sz w:val="22"/>
+              <w:szCs w:val="22"/>
+              <w:lang w:val="vi-VN" w:eastAsia="vi-VN"/>
+              <w14:ligatures w14:val="standardContextual"/>
+            </w:rPr>
+          </w:pPr>
+          <w:hyperlink w:anchor="_Toc218484105" w:history="1">
+            <w:r>
+              <w:rPr>
+                <w:rStyle w:val="Hyperlink"/>
+                <w:noProof/>
+                <w:lang w:val="en-US"/>
+              </w:rPr>
+              <w:t>3.2</w:t>
+            </w:r>
+            <w:r>
+              <w:rPr>
+                <w:rFonts w:asciiTheme="minorHAnsi" w:eastAsiaTheme="minorEastAsia" w:hAnsiTheme="minorHAnsi" w:cstheme="minorBidi"/>
+                <w:noProof/>
+                <w:kern w:val="2"/>
+                <w:sz w:val="22"/>
+                <w:szCs w:val="22"/>
                 <w:lang w:val="vi-VN" w:eastAsia="vi-VN"/>
                 <w14:ligatures w14:val="standardContextual"/>
               </w:rPr>
@@ -4456,8 +5552,9 @@
               <w:rPr>
                 <w:rStyle w:val="Hyperlink"/>
                 <w:noProof/>
-              </w:rPr>
-              <w:t>Matplotlib</w:t>
+                <w:lang w:val="en-US"/>
+              </w:rPr>
+              <w:t>Phân tích dữ liệu</w:t>
             </w:r>
             <w:r>
               <w:rPr>
@@ -4478,7 +5575,7 @@
                 <w:noProof/>
                 <w:webHidden/>
               </w:rPr>
-              <w:instrText xml:space="preserve"> PAGEREF _Toc218480322 \h </w:instrText>
+              <w:instrText xml:space="preserve"> PAGEREF _Toc218484105 \h </w:instrText>
             </w:r>
             <w:r>
               <w:rPr>
@@ -4498,7 +5595,7 @@
                 <w:noProof/>
                 <w:webHidden/>
               </w:rPr>
-              <w:t>11</w:t>
+              <w:t>24</w:t>
             </w:r>
             <w:r>
               <w:rPr>
@@ -4513,10 +5610,8 @@
           <w:pPr>
             <w:pStyle w:val="TOC3"/>
             <w:tabs>
-              <w:tab w:val="left" w:pos="1475"/>
               <w:tab w:val="right" w:leader="dot" w:pos="8780"/>
             </w:tabs>
-            <w:spacing w:line="360" w:lineRule="auto"/>
             <w:rPr>
               <w:rFonts w:asciiTheme="minorHAnsi" w:eastAsiaTheme="minorEastAsia" w:hAnsiTheme="minorHAnsi" w:cstheme="minorBidi"/>
               <w:b w:val="0"/>
@@ -4529,44 +5624,24 @@
               <w14:ligatures w14:val="standardContextual"/>
             </w:rPr>
           </w:pPr>
-          <w:hyperlink w:anchor="_Toc218480323" w:history="1">
+          <w:hyperlink w:anchor="_Toc218484106" w:history="1">
             <w:r>
               <w:rPr>
                 <w:rStyle w:val="Hyperlink"/>
                 <w:noProof/>
-              </w:rPr>
-              <w:t>2.2.4</w:t>
-            </w:r>
-            <w:r>
-              <w:rPr>
-                <w:rFonts w:asciiTheme="minorHAnsi" w:eastAsiaTheme="minorEastAsia" w:hAnsiTheme="minorHAnsi" w:cstheme="minorBidi"/>
-                <w:b w:val="0"/>
-                <w:bCs w:val="0"/>
-                <w:i w:val="0"/>
-                <w:iCs w:val="0"/>
-                <w:noProof/>
-                <w:kern w:val="2"/>
-                <w:lang w:val="vi-VN" w:eastAsia="vi-VN"/>
-                <w14:ligatures w14:val="standardContextual"/>
+                <w:lang w:val="en-US"/>
+              </w:rPr>
+              <w:t>3.2.1   Phân tích biến mục tiêu</w:t>
+            </w:r>
+            <w:r>
+              <w:rPr>
+                <w:noProof/>
+                <w:webHidden/>
               </w:rPr>
               <w:tab/>
             </w:r>
             <w:r>
               <w:rPr>
-                <w:rStyle w:val="Hyperlink"/>
-                <w:noProof/>
-              </w:rPr>
-              <w:t>Seaborn</w:t>
-            </w:r>
-            <w:r>
-              <w:rPr>
-                <w:noProof/>
-                <w:webHidden/>
-              </w:rPr>
-              <w:tab/>
-            </w:r>
-            <w:r>
-              <w:rPr>
                 <w:noProof/>
                 <w:webHidden/>
               </w:rPr>
@@ -4577,7 +5652,7 @@
                 <w:noProof/>
                 <w:webHidden/>
               </w:rPr>
-              <w:instrText xml:space="preserve"> PAGEREF _Toc218480323 \h </w:instrText>
+              <w:instrText xml:space="preserve"> PAGEREF _Toc218484106 \h </w:instrText>
             </w:r>
             <w:r>
               <w:rPr>
@@ -4597,7 +5672,7 @@
                 <w:noProof/>
                 <w:webHidden/>
               </w:rPr>
-              <w:t>12</w:t>
+              <w:t>24</w:t>
             </w:r>
             <w:r>
               <w:rPr>
@@ -4615,7 +5690,6 @@
               <w:tab w:val="left" w:pos="1475"/>
               <w:tab w:val="right" w:leader="dot" w:pos="8780"/>
             </w:tabs>
-            <w:spacing w:line="360" w:lineRule="auto"/>
             <w:rPr>
               <w:rFonts w:asciiTheme="minorHAnsi" w:eastAsiaTheme="minorEastAsia" w:hAnsiTheme="minorHAnsi" w:cstheme="minorBidi"/>
               <w:b w:val="0"/>
@@ -4628,59 +5702,46 @@
               <w14:ligatures w14:val="standardContextual"/>
             </w:rPr>
           </w:pPr>
-          <w:hyperlink w:anchor="_Toc218480324" w:history="1">
+          <w:hyperlink w:anchor="_Toc218484107" w:history="1">
             <w:r>
               <w:rPr>
                 <w:rStyle w:val="Hyperlink"/>
                 <w:noProof/>
               </w:rPr>
-              <w:t>2</w:t>
+              <w:t>3.2.2</w:t>
             </w:r>
             <w:r>
               <w:rPr>
                 <w:rStyle w:val="Hyperlink"/>
                 <w:noProof/>
+                <w:lang w:val="en-US"/>
+              </w:rPr>
+              <w:t xml:space="preserve">   </w:t>
+            </w:r>
+            <w:r>
+              <w:rPr>
+                <w:rStyle w:val="Hyperlink"/>
+                <w:noProof/>
+              </w:rPr>
+              <w:t>P</w:t>
+            </w:r>
+            <w:r>
+              <w:rPr>
+                <w:rStyle w:val="Hyperlink"/>
+                <w:noProof/>
                 <w:lang w:val="vi-VN"/>
               </w:rPr>
-              <w:t>.2</w:t>
-            </w:r>
-            <w:r>
-              <w:rPr>
-                <w:rStyle w:val="Hyperlink"/>
-                <w:noProof/>
-              </w:rPr>
-              <w:t>.5</w:t>
-            </w:r>
-            <w:r>
-              <w:rPr>
-                <w:rFonts w:asciiTheme="minorHAnsi" w:eastAsiaTheme="minorEastAsia" w:hAnsiTheme="minorHAnsi" w:cstheme="minorBidi"/>
-                <w:b w:val="0"/>
-                <w:bCs w:val="0"/>
-                <w:i w:val="0"/>
-                <w:iCs w:val="0"/>
-                <w:noProof/>
-                <w:kern w:val="2"/>
-                <w:lang w:val="vi-VN" w:eastAsia="vi-VN"/>
-                <w14:ligatures w14:val="standardContextual"/>
+              <w:t>hân phối các đặc trưng số giữa 2 nhóm khách hàng</w:t>
+            </w:r>
+            <w:r>
+              <w:rPr>
+                <w:noProof/>
+                <w:webHidden/>
               </w:rPr>
               <w:tab/>
             </w:r>
             <w:r>
               <w:rPr>
-                <w:rStyle w:val="Hyperlink"/>
-                <w:noProof/>
-              </w:rPr>
-              <w:t>Scikit-learn</w:t>
-            </w:r>
-            <w:r>
-              <w:rPr>
-                <w:noProof/>
-                <w:webHidden/>
-              </w:rPr>
-              <w:tab/>
-            </w:r>
-            <w:r>
-              <w:rPr>
                 <w:noProof/>
                 <w:webHidden/>
               </w:rPr>
@@ -4691,7 +5752,7 @@
                 <w:noProof/>
                 <w:webHidden/>
               </w:rPr>
-              <w:instrText xml:space="preserve"> PAGEREF _Toc218480324 \h </w:instrText>
+              <w:instrText xml:space="preserve"> PAGEREF _Toc218484107 \h </w:instrText>
             </w:r>
             <w:r>
               <w:rPr>
@@ -4711,113 +5772,7 @@
                 <w:noProof/>
                 <w:webHidden/>
               </w:rPr>
-              <w:t>14</w:t>
-            </w:r>
-            <w:r>
-              <w:rPr>
-                <w:noProof/>
-                <w:webHidden/>
-              </w:rPr>
-              <w:fldChar w:fldCharType="end"/>
-            </w:r>
-          </w:hyperlink>
-        </w:p>
-        <w:p>
-          <w:pPr>
-            <w:pStyle w:val="TOC2"/>
-            <w:tabs>
-              <w:tab w:val="left" w:pos="1475"/>
-              <w:tab w:val="right" w:leader="dot" w:pos="8780"/>
-            </w:tabs>
-            <w:spacing w:line="360" w:lineRule="auto"/>
-            <w:rPr>
-              <w:rFonts w:asciiTheme="minorHAnsi" w:eastAsiaTheme="minorEastAsia" w:hAnsiTheme="minorHAnsi" w:cstheme="minorBidi"/>
-              <w:noProof/>
-              <w:kern w:val="2"/>
-              <w:sz w:val="22"/>
-              <w:szCs w:val="22"/>
-              <w:lang w:val="vi-VN" w:eastAsia="vi-VN"/>
-              <w14:ligatures w14:val="standardContextual"/>
-            </w:rPr>
-          </w:pPr>
-          <w:hyperlink w:anchor="_Toc218480325" w:history="1">
-            <w:r>
-              <w:rPr>
-                <w:rStyle w:val="Hyperlink"/>
-                <w:rFonts w:asciiTheme="majorHAnsi" w:hAnsiTheme="majorHAnsi" w:cstheme="majorHAnsi"/>
-                <w:noProof/>
-              </w:rPr>
-              <w:t>2.2</w:t>
-            </w:r>
-            <w:r>
-              <w:rPr>
-                <w:rFonts w:asciiTheme="minorHAnsi" w:eastAsiaTheme="minorEastAsia" w:hAnsiTheme="minorHAnsi" w:cstheme="minorBidi"/>
-                <w:noProof/>
-                <w:kern w:val="2"/>
-                <w:sz w:val="22"/>
-                <w:szCs w:val="22"/>
-                <w:lang w:val="vi-VN" w:eastAsia="vi-VN"/>
-                <w14:ligatures w14:val="standardContextual"/>
-              </w:rPr>
-              <w:tab/>
-            </w:r>
-            <w:r>
-              <w:rPr>
-                <w:rStyle w:val="Hyperlink"/>
-                <w:rFonts w:asciiTheme="majorHAnsi" w:hAnsiTheme="majorHAnsi" w:cstheme="majorHAnsi"/>
-                <w:noProof/>
-              </w:rPr>
-              <w:t>Các mô hình học má</w:t>
-            </w:r>
-            <w:r>
-              <w:rPr>
-                <w:rStyle w:val="Hyperlink"/>
-                <w:rFonts w:asciiTheme="majorHAnsi" w:hAnsiTheme="majorHAnsi" w:cstheme="majorHAnsi"/>
-                <w:noProof/>
-                <w:lang w:val="en-US"/>
-              </w:rPr>
-              <w:t>y</w:t>
-            </w:r>
-            <w:r>
-              <w:rPr>
-                <w:noProof/>
-                <w:webHidden/>
-              </w:rPr>
-              <w:tab/>
-            </w:r>
-            <w:r>
-              <w:rPr>
-                <w:noProof/>
-                <w:webHidden/>
-              </w:rPr>
-              <w:fldChar w:fldCharType="begin"/>
-            </w:r>
-            <w:r>
-              <w:rPr>
-                <w:noProof/>
-                <w:webHidden/>
-              </w:rPr>
-              <w:instrText xml:space="preserve"> PAGEREF _Toc218480325 \h </w:instrText>
-            </w:r>
-            <w:r>
-              <w:rPr>
-                <w:noProof/>
-                <w:webHidden/>
-              </w:rPr>
-            </w:r>
-            <w:r>
-              <w:rPr>
-                <w:noProof/>
-                <w:webHidden/>
-              </w:rPr>
-              <w:fldChar w:fldCharType="separate"/>
-            </w:r>
-            <w:r>
-              <w:rPr>
-                <w:noProof/>
-                <w:webHidden/>
-              </w:rPr>
-              <w:t>17</w:t>
+              <w:t>25</w:t>
             </w:r>
             <w:r>
               <w:rPr>
@@ -4832,10 +5787,8 @@
           <w:pPr>
             <w:pStyle w:val="TOC3"/>
             <w:tabs>
-              <w:tab w:val="left" w:pos="1475"/>
               <w:tab w:val="right" w:leader="dot" w:pos="8780"/>
             </w:tabs>
-            <w:spacing w:line="360" w:lineRule="auto"/>
             <w:rPr>
               <w:rFonts w:asciiTheme="minorHAnsi" w:eastAsiaTheme="minorEastAsia" w:hAnsiTheme="minorHAnsi" w:cstheme="minorBidi"/>
               <w:b w:val="0"/>
@@ -4848,48 +5801,23 @@
               <w14:ligatures w14:val="standardContextual"/>
             </w:rPr>
           </w:pPr>
-          <w:hyperlink w:anchor="_Toc218480326" w:history="1">
+          <w:hyperlink w:anchor="_Toc218484108" w:history="1">
             <w:r>
               <w:rPr>
                 <w:rStyle w:val="Hyperlink"/>
-                <w:rFonts w:cstheme="majorHAnsi"/>
-                <w:noProof/>
-                <w:lang w:val="en-US"/>
-              </w:rPr>
-              <w:t>2.2.1</w:t>
-            </w:r>
-            <w:r>
-              <w:rPr>
-                <w:rFonts w:asciiTheme="minorHAnsi" w:eastAsiaTheme="minorEastAsia" w:hAnsiTheme="minorHAnsi" w:cstheme="minorBidi"/>
-                <w:b w:val="0"/>
-                <w:bCs w:val="0"/>
-                <w:i w:val="0"/>
-                <w:iCs w:val="0"/>
-                <w:noProof/>
-                <w:kern w:val="2"/>
-                <w:lang w:val="vi-VN" w:eastAsia="vi-VN"/>
-                <w14:ligatures w14:val="standardContextual"/>
+                <w:noProof/>
+              </w:rPr>
+              <w:t>3.2.3   Phân phối của các đặc trưng số</w:t>
+            </w:r>
+            <w:r>
+              <w:rPr>
+                <w:noProof/>
+                <w:webHidden/>
               </w:rPr>
               <w:tab/>
             </w:r>
             <w:r>
               <w:rPr>
-                <w:rStyle w:val="Hyperlink"/>
-                <w:rFonts w:cstheme="majorHAnsi"/>
-                <w:noProof/>
-                <w:lang w:val="en-US"/>
-              </w:rPr>
-              <w:t>Logistic Regression</w:t>
-            </w:r>
-            <w:r>
-              <w:rPr>
-                <w:noProof/>
-                <w:webHidden/>
-              </w:rPr>
-              <w:tab/>
-            </w:r>
-            <w:r>
-              <w:rPr>
                 <w:noProof/>
                 <w:webHidden/>
               </w:rPr>
@@ -4900,7 +5828,7 @@
                 <w:noProof/>
                 <w:webHidden/>
               </w:rPr>
-              <w:instrText xml:space="preserve"> PAGEREF _Toc218480326 \h </w:instrText>
+              <w:instrText xml:space="preserve"> PAGEREF _Toc218484108 \h </w:instrText>
             </w:r>
             <w:r>
               <w:rPr>
@@ -4920,7 +5848,7 @@
                 <w:noProof/>
                 <w:webHidden/>
               </w:rPr>
-              <w:t>17</w:t>
+              <w:t>27</w:t>
             </w:r>
             <w:r>
               <w:rPr>
@@ -4935,10 +5863,8 @@
           <w:pPr>
             <w:pStyle w:val="TOC3"/>
             <w:tabs>
-              <w:tab w:val="left" w:pos="1475"/>
               <w:tab w:val="right" w:leader="dot" w:pos="8780"/>
             </w:tabs>
-            <w:spacing w:line="360" w:lineRule="auto"/>
             <w:rPr>
               <w:rFonts w:asciiTheme="minorHAnsi" w:eastAsiaTheme="minorEastAsia" w:hAnsiTheme="minorHAnsi" w:cstheme="minorBidi"/>
               <w:b w:val="0"/>
@@ -4951,48 +5877,23 @@
               <w14:ligatures w14:val="standardContextual"/>
             </w:rPr>
           </w:pPr>
-          <w:hyperlink w:anchor="_Toc218480327" w:history="1">
+          <w:hyperlink w:anchor="_Toc218484109" w:history="1">
             <w:r>
               <w:rPr>
                 <w:rStyle w:val="Hyperlink"/>
-                <w:rFonts w:cstheme="majorHAnsi"/>
-                <w:noProof/>
-                <w:lang w:val="en-US"/>
-              </w:rPr>
-              <w:t>2.2.2</w:t>
-            </w:r>
-            <w:r>
-              <w:rPr>
-                <w:rFonts w:asciiTheme="minorHAnsi" w:eastAsiaTheme="minorEastAsia" w:hAnsiTheme="minorHAnsi" w:cstheme="minorBidi"/>
-                <w:b w:val="0"/>
-                <w:bCs w:val="0"/>
-                <w:i w:val="0"/>
-                <w:iCs w:val="0"/>
-                <w:noProof/>
-                <w:kern w:val="2"/>
-                <w:lang w:val="vi-VN" w:eastAsia="vi-VN"/>
-                <w14:ligatures w14:val="standardContextual"/>
+                <w:noProof/>
+              </w:rPr>
+              <w:t>3.2.4   Phân phối của các đặc trung định tính</w:t>
+            </w:r>
+            <w:r>
+              <w:rPr>
+                <w:noProof/>
+                <w:webHidden/>
               </w:rPr>
               <w:tab/>
             </w:r>
             <w:r>
               <w:rPr>
-                <w:rStyle w:val="Hyperlink"/>
-                <w:rFonts w:cstheme="majorHAnsi"/>
-                <w:noProof/>
-                <w:lang w:val="en-US"/>
-              </w:rPr>
-              <w:t>Decision Tree</w:t>
-            </w:r>
-            <w:r>
-              <w:rPr>
-                <w:noProof/>
-                <w:webHidden/>
-              </w:rPr>
-              <w:tab/>
-            </w:r>
-            <w:r>
-              <w:rPr>
                 <w:noProof/>
                 <w:webHidden/>
               </w:rPr>
@@ -5003,7 +5904,7 @@
                 <w:noProof/>
                 <w:webHidden/>
               </w:rPr>
-              <w:instrText xml:space="preserve"> PAGEREF _Toc218480327 \h </w:instrText>
+              <w:instrText xml:space="preserve"> PAGEREF _Toc218484109 \h </w:instrText>
             </w:r>
             <w:r>
               <w:rPr>
@@ -5023,7 +5924,7 @@
                 <w:noProof/>
                 <w:webHidden/>
               </w:rPr>
-              <w:t>18</w:t>
+              <w:t>29</w:t>
             </w:r>
             <w:r>
               <w:rPr>
@@ -5038,10 +5939,8 @@
           <w:pPr>
             <w:pStyle w:val="TOC3"/>
             <w:tabs>
-              <w:tab w:val="left" w:pos="1475"/>
               <w:tab w:val="right" w:leader="dot" w:pos="8780"/>
             </w:tabs>
-            <w:spacing w:line="360" w:lineRule="auto"/>
             <w:rPr>
               <w:rFonts w:asciiTheme="minorHAnsi" w:eastAsiaTheme="minorEastAsia" w:hAnsiTheme="minorHAnsi" w:cstheme="minorBidi"/>
               <w:b w:val="0"/>
@@ -5054,48 +5953,23 @@
               <w14:ligatures w14:val="standardContextual"/>
             </w:rPr>
           </w:pPr>
-          <w:hyperlink w:anchor="_Toc218480328" w:history="1">
+          <w:hyperlink w:anchor="_Toc218484110" w:history="1">
             <w:r>
               <w:rPr>
                 <w:rStyle w:val="Hyperlink"/>
-                <w:rFonts w:cstheme="majorHAnsi"/>
-                <w:noProof/>
-                <w:lang w:val="en-US"/>
-              </w:rPr>
-              <w:t>2.2.3</w:t>
-            </w:r>
-            <w:r>
-              <w:rPr>
-                <w:rFonts w:asciiTheme="minorHAnsi" w:eastAsiaTheme="minorEastAsia" w:hAnsiTheme="minorHAnsi" w:cstheme="minorBidi"/>
-                <w:b w:val="0"/>
-                <w:bCs w:val="0"/>
-                <w:i w:val="0"/>
-                <w:iCs w:val="0"/>
-                <w:noProof/>
-                <w:kern w:val="2"/>
-                <w:lang w:val="vi-VN" w:eastAsia="vi-VN"/>
-                <w14:ligatures w14:val="standardContextual"/>
+                <w:noProof/>
+              </w:rPr>
+              <w:t>2.2.4   Mối tương quan số tiền vay trung bình theo nhóm giới tính</w:t>
+            </w:r>
+            <w:r>
+              <w:rPr>
+                <w:noProof/>
+                <w:webHidden/>
               </w:rPr>
               <w:tab/>
             </w:r>
             <w:r>
               <w:rPr>
-                <w:rStyle w:val="Hyperlink"/>
-                <w:rFonts w:cstheme="majorHAnsi"/>
-                <w:noProof/>
-                <w:lang w:val="en-US"/>
-              </w:rPr>
-              <w:t>Random Forest</w:t>
-            </w:r>
-            <w:r>
-              <w:rPr>
-                <w:noProof/>
-                <w:webHidden/>
-              </w:rPr>
-              <w:tab/>
-            </w:r>
-            <w:r>
-              <w:rPr>
                 <w:noProof/>
                 <w:webHidden/>
               </w:rPr>
@@ -5106,7 +5980,7 @@
                 <w:noProof/>
                 <w:webHidden/>
               </w:rPr>
-              <w:instrText xml:space="preserve"> PAGEREF _Toc218480328 \h </w:instrText>
+              <w:instrText xml:space="preserve"> PAGEREF _Toc218484110 \h </w:instrText>
             </w:r>
             <w:r>
               <w:rPr>
@@ -5126,7 +6000,7 @@
                 <w:noProof/>
                 <w:webHidden/>
               </w:rPr>
-              <w:t>18</w:t>
+              <w:t>32</w:t>
             </w:r>
             <w:r>
               <w:rPr>
@@ -5141,10 +6015,8 @@
           <w:pPr>
             <w:pStyle w:val="TOC3"/>
             <w:tabs>
-              <w:tab w:val="left" w:pos="1475"/>
               <w:tab w:val="right" w:leader="dot" w:pos="8780"/>
             </w:tabs>
-            <w:spacing w:line="360" w:lineRule="auto"/>
             <w:rPr>
               <w:rFonts w:asciiTheme="minorHAnsi" w:eastAsiaTheme="minorEastAsia" w:hAnsiTheme="minorHAnsi" w:cstheme="minorBidi"/>
               <w:b w:val="0"/>
@@ -5157,25 +6029,440 @@
               <w14:ligatures w14:val="standardContextual"/>
             </w:rPr>
           </w:pPr>
-          <w:hyperlink w:anchor="_Toc218480329" w:history="1">
+          <w:hyperlink w:anchor="_Toc218484111" w:history="1">
             <w:r>
               <w:rPr>
                 <w:rStyle w:val="Hyperlink"/>
-                <w:rFonts w:cstheme="majorHAnsi"/>
+                <w:noProof/>
+              </w:rPr>
+              <w:t>3.2.5   Mối tương quan số tiền vay trung bình theo nhóm công việc</w:t>
+            </w:r>
+            <w:r>
+              <w:rPr>
+                <w:noProof/>
+                <w:webHidden/>
+              </w:rPr>
+              <w:tab/>
+            </w:r>
+            <w:r>
+              <w:rPr>
+                <w:noProof/>
+                <w:webHidden/>
+              </w:rPr>
+              <w:fldChar w:fldCharType="begin"/>
+            </w:r>
+            <w:r>
+              <w:rPr>
+                <w:noProof/>
+                <w:webHidden/>
+              </w:rPr>
+              <w:instrText xml:space="preserve"> PAGEREF _Toc218484111 \h </w:instrText>
+            </w:r>
+            <w:r>
+              <w:rPr>
+                <w:noProof/>
+                <w:webHidden/>
+              </w:rPr>
+            </w:r>
+            <w:r>
+              <w:rPr>
+                <w:noProof/>
+                <w:webHidden/>
+              </w:rPr>
+              <w:fldChar w:fldCharType="separate"/>
+            </w:r>
+            <w:r>
+              <w:rPr>
+                <w:noProof/>
+                <w:webHidden/>
+              </w:rPr>
+              <w:t>34</w:t>
+            </w:r>
+            <w:r>
+              <w:rPr>
+                <w:noProof/>
+                <w:webHidden/>
+              </w:rPr>
+              <w:fldChar w:fldCharType="end"/>
+            </w:r>
+          </w:hyperlink>
+        </w:p>
+        <w:p>
+          <w:pPr>
+            <w:pStyle w:val="TOC3"/>
+            <w:tabs>
+              <w:tab w:val="right" w:leader="dot" w:pos="8780"/>
+            </w:tabs>
+            <w:rPr>
+              <w:rFonts w:asciiTheme="minorHAnsi" w:eastAsiaTheme="minorEastAsia" w:hAnsiTheme="minorHAnsi" w:cstheme="minorBidi"/>
+              <w:b w:val="0"/>
+              <w:bCs w:val="0"/>
+              <w:i w:val="0"/>
+              <w:iCs w:val="0"/>
+              <w:noProof/>
+              <w:kern w:val="2"/>
+              <w:lang w:val="vi-VN" w:eastAsia="vi-VN"/>
+              <w14:ligatures w14:val="standardContextual"/>
+            </w:rPr>
+          </w:pPr>
+          <w:hyperlink w:anchor="_Toc218484112" w:history="1">
+            <w:r>
+              <w:rPr>
+                <w:rStyle w:val="Hyperlink"/>
+                <w:noProof/>
+              </w:rPr>
+              <w:t>Hình 15 số tiền vay trung bình theo nhóm công việc</w:t>
+            </w:r>
+            <w:r>
+              <w:rPr>
+                <w:noProof/>
+                <w:webHidden/>
+              </w:rPr>
+              <w:tab/>
+            </w:r>
+            <w:r>
+              <w:rPr>
+                <w:noProof/>
+                <w:webHidden/>
+              </w:rPr>
+              <w:fldChar w:fldCharType="begin"/>
+            </w:r>
+            <w:r>
+              <w:rPr>
+                <w:noProof/>
+                <w:webHidden/>
+              </w:rPr>
+              <w:instrText xml:space="preserve"> PAGEREF _Toc218484112 \h </w:instrText>
+            </w:r>
+            <w:r>
+              <w:rPr>
+                <w:noProof/>
+                <w:webHidden/>
+              </w:rPr>
+            </w:r>
+            <w:r>
+              <w:rPr>
+                <w:noProof/>
+                <w:webHidden/>
+              </w:rPr>
+              <w:fldChar w:fldCharType="separate"/>
+            </w:r>
+            <w:r>
+              <w:rPr>
+                <w:noProof/>
+                <w:webHidden/>
+              </w:rPr>
+              <w:t>34</w:t>
+            </w:r>
+            <w:r>
+              <w:rPr>
+                <w:noProof/>
+                <w:webHidden/>
+              </w:rPr>
+              <w:fldChar w:fldCharType="end"/>
+            </w:r>
+          </w:hyperlink>
+        </w:p>
+        <w:p>
+          <w:pPr>
+            <w:pStyle w:val="TOC3"/>
+            <w:tabs>
+              <w:tab w:val="right" w:leader="dot" w:pos="8780"/>
+            </w:tabs>
+            <w:rPr>
+              <w:rFonts w:asciiTheme="minorHAnsi" w:eastAsiaTheme="minorEastAsia" w:hAnsiTheme="minorHAnsi" w:cstheme="minorBidi"/>
+              <w:b w:val="0"/>
+              <w:bCs w:val="0"/>
+              <w:i w:val="0"/>
+              <w:iCs w:val="0"/>
+              <w:noProof/>
+              <w:kern w:val="2"/>
+              <w:lang w:val="vi-VN" w:eastAsia="vi-VN"/>
+              <w14:ligatures w14:val="standardContextual"/>
+            </w:rPr>
+          </w:pPr>
+          <w:hyperlink w:anchor="_Toc218484113" w:history="1">
+            <w:r>
+              <w:rPr>
+                <w:rStyle w:val="Hyperlink"/>
+                <w:noProof/>
+              </w:rPr>
+              <w:t>2.2.5   Phân phối Số tiền vay và Số tiền cần vay</w:t>
+            </w:r>
+            <w:r>
+              <w:rPr>
+                <w:noProof/>
+                <w:webHidden/>
+              </w:rPr>
+              <w:tab/>
+            </w:r>
+            <w:r>
+              <w:rPr>
+                <w:noProof/>
+                <w:webHidden/>
+              </w:rPr>
+              <w:fldChar w:fldCharType="begin"/>
+            </w:r>
+            <w:r>
+              <w:rPr>
+                <w:noProof/>
+                <w:webHidden/>
+              </w:rPr>
+              <w:instrText xml:space="preserve"> PAGEREF _Toc218484113 \h </w:instrText>
+            </w:r>
+            <w:r>
+              <w:rPr>
+                <w:noProof/>
+                <w:webHidden/>
+              </w:rPr>
+            </w:r>
+            <w:r>
+              <w:rPr>
+                <w:noProof/>
+                <w:webHidden/>
+              </w:rPr>
+              <w:fldChar w:fldCharType="separate"/>
+            </w:r>
+            <w:r>
+              <w:rPr>
+                <w:noProof/>
+                <w:webHidden/>
+              </w:rPr>
+              <w:t>34</w:t>
+            </w:r>
+            <w:r>
+              <w:rPr>
+                <w:noProof/>
+                <w:webHidden/>
+              </w:rPr>
+              <w:fldChar w:fldCharType="end"/>
+            </w:r>
+          </w:hyperlink>
+        </w:p>
+        <w:p>
+          <w:pPr>
+            <w:pStyle w:val="TOC3"/>
+            <w:tabs>
+              <w:tab w:val="right" w:leader="dot" w:pos="8780"/>
+            </w:tabs>
+            <w:rPr>
+              <w:rFonts w:asciiTheme="minorHAnsi" w:eastAsiaTheme="minorEastAsia" w:hAnsiTheme="minorHAnsi" w:cstheme="minorBidi"/>
+              <w:b w:val="0"/>
+              <w:bCs w:val="0"/>
+              <w:i w:val="0"/>
+              <w:iCs w:val="0"/>
+              <w:noProof/>
+              <w:kern w:val="2"/>
+              <w:lang w:val="vi-VN" w:eastAsia="vi-VN"/>
+              <w14:ligatures w14:val="standardContextual"/>
+            </w:rPr>
+          </w:pPr>
+          <w:hyperlink w:anchor="_Toc218484114" w:history="1">
+            <w:r>
+              <w:rPr>
+                <w:rStyle w:val="Hyperlink"/>
+                <w:noProof/>
+              </w:rPr>
+              <w:t xml:space="preserve">3.2.5   Mối tương quan số tiền vay trung bình theo </w:t>
+            </w:r>
+            <w:r>
+              <w:rPr>
+                <w:rStyle w:val="Hyperlink"/>
                 <w:noProof/>
                 <w:lang w:val="vi-VN"/>
               </w:rPr>
-              <w:t>2.2.4</w:t>
+              <w:t>sự kết hợp giữa Loại nhà ở và Mục đích vay :</w:t>
+            </w:r>
+            <w:r>
+              <w:rPr>
+                <w:noProof/>
+                <w:webHidden/>
+              </w:rPr>
+              <w:tab/>
+            </w:r>
+            <w:r>
+              <w:rPr>
+                <w:noProof/>
+                <w:webHidden/>
+              </w:rPr>
+              <w:fldChar w:fldCharType="begin"/>
+            </w:r>
+            <w:r>
+              <w:rPr>
+                <w:noProof/>
+                <w:webHidden/>
+              </w:rPr>
+              <w:instrText xml:space="preserve"> PAGEREF _Toc218484114 \h </w:instrText>
+            </w:r>
+            <w:r>
+              <w:rPr>
+                <w:noProof/>
+                <w:webHidden/>
+              </w:rPr>
+            </w:r>
+            <w:r>
+              <w:rPr>
+                <w:noProof/>
+                <w:webHidden/>
+              </w:rPr>
+              <w:fldChar w:fldCharType="separate"/>
+            </w:r>
+            <w:r>
+              <w:rPr>
+                <w:noProof/>
+                <w:webHidden/>
+              </w:rPr>
+              <w:t>35</w:t>
+            </w:r>
+            <w:r>
+              <w:rPr>
+                <w:noProof/>
+                <w:webHidden/>
+              </w:rPr>
+              <w:fldChar w:fldCharType="end"/>
+            </w:r>
+          </w:hyperlink>
+        </w:p>
+        <w:p>
+          <w:pPr>
+            <w:pStyle w:val="TOC2"/>
+            <w:tabs>
+              <w:tab w:val="right" w:leader="dot" w:pos="8780"/>
+            </w:tabs>
+            <w:rPr>
+              <w:rFonts w:asciiTheme="minorHAnsi" w:eastAsiaTheme="minorEastAsia" w:hAnsiTheme="minorHAnsi" w:cstheme="minorBidi"/>
+              <w:noProof/>
+              <w:kern w:val="2"/>
+              <w:sz w:val="22"/>
+              <w:szCs w:val="22"/>
+              <w:lang w:val="vi-VN" w:eastAsia="vi-VN"/>
+              <w14:ligatures w14:val="standardContextual"/>
+            </w:rPr>
+          </w:pPr>
+          <w:hyperlink w:anchor="_Toc218484115" w:history="1">
+            <w:r>
+              <w:rPr>
+                <w:rStyle w:val="Hyperlink"/>
+                <w:noProof/>
+                <w:lang w:val="en-US"/>
+              </w:rPr>
+              <w:t>2</w:t>
+            </w:r>
+            <w:r>
+              <w:rPr>
+                <w:rStyle w:val="Hyperlink"/>
+                <w:noProof/>
+                <w:lang w:val="vi-VN"/>
+              </w:rPr>
+              <w:t>.</w:t>
+            </w:r>
+            <w:r>
+              <w:rPr>
+                <w:rStyle w:val="Hyperlink"/>
+                <w:noProof/>
+                <w:lang w:val="en-US"/>
+              </w:rPr>
+              <w:t>3</w:t>
+            </w:r>
+            <w:r>
+              <w:rPr>
+                <w:rStyle w:val="Hyperlink"/>
+                <w:noProof/>
+                <w:lang w:val="vi-VN"/>
+              </w:rPr>
+              <w:t xml:space="preserve">  </w:t>
+            </w:r>
+            <w:r>
+              <w:rPr>
+                <w:rStyle w:val="Hyperlink"/>
+                <w:noProof/>
+                <w:lang w:val="en-US"/>
+              </w:rPr>
+              <w:t>Huấn luyện mô hình</w:t>
+            </w:r>
+            <w:r>
+              <w:rPr>
+                <w:noProof/>
+                <w:webHidden/>
+              </w:rPr>
+              <w:tab/>
+            </w:r>
+            <w:r>
+              <w:rPr>
+                <w:noProof/>
+                <w:webHidden/>
+              </w:rPr>
+              <w:fldChar w:fldCharType="begin"/>
+            </w:r>
+            <w:r>
+              <w:rPr>
+                <w:noProof/>
+                <w:webHidden/>
+              </w:rPr>
+              <w:instrText xml:space="preserve"> PAGEREF _Toc218484115 \h </w:instrText>
+            </w:r>
+            <w:r>
+              <w:rPr>
+                <w:noProof/>
+                <w:webHidden/>
+              </w:rPr>
+            </w:r>
+            <w:r>
+              <w:rPr>
+                <w:noProof/>
+                <w:webHidden/>
+              </w:rPr>
+              <w:fldChar w:fldCharType="separate"/>
+            </w:r>
+            <w:r>
+              <w:rPr>
+                <w:noProof/>
+                <w:webHidden/>
+              </w:rPr>
+              <w:t>37</w:t>
+            </w:r>
+            <w:r>
+              <w:rPr>
+                <w:noProof/>
+                <w:webHidden/>
+              </w:rPr>
+              <w:fldChar w:fldCharType="end"/>
+            </w:r>
+          </w:hyperlink>
+        </w:p>
+        <w:p>
+          <w:pPr>
+            <w:pStyle w:val="TOC2"/>
+            <w:tabs>
+              <w:tab w:val="left" w:pos="1475"/>
+              <w:tab w:val="right" w:leader="dot" w:pos="8780"/>
+            </w:tabs>
+            <w:rPr>
+              <w:rFonts w:asciiTheme="minorHAnsi" w:eastAsiaTheme="minorEastAsia" w:hAnsiTheme="minorHAnsi" w:cstheme="minorBidi"/>
+              <w:noProof/>
+              <w:kern w:val="2"/>
+              <w:sz w:val="22"/>
+              <w:szCs w:val="22"/>
+              <w:lang w:val="vi-VN" w:eastAsia="vi-VN"/>
+              <w14:ligatures w14:val="standardContextual"/>
+            </w:rPr>
+          </w:pPr>
+          <w:hyperlink w:anchor="_Toc218484116" w:history="1">
+            <w:r>
+              <w:rPr>
+                <w:rStyle w:val="Hyperlink"/>
+                <w:noProof/>
+                <w:lang w:val="vi-VN"/>
+              </w:rPr>
+              <w:t>2.4</w:t>
             </w:r>
             <w:r>
               <w:rPr>
                 <w:rFonts w:asciiTheme="minorHAnsi" w:eastAsiaTheme="minorEastAsia" w:hAnsiTheme="minorHAnsi" w:cstheme="minorBidi"/>
-                <w:b w:val="0"/>
-                <w:bCs w:val="0"/>
-                <w:i w:val="0"/>
-                <w:iCs w:val="0"/>
                 <w:noProof/>
                 <w:kern w:val="2"/>
+                <w:sz w:val="22"/>
+                <w:szCs w:val="22"/>
                 <w:lang w:val="vi-VN" w:eastAsia="vi-VN"/>
                 <w14:ligatures w14:val="standardContextual"/>
               </w:rPr>
@@ -5184,11 +6471,10 @@
             <w:r>
               <w:rPr>
                 <w:rStyle w:val="Hyperlink"/>
-                <w:rFonts w:cstheme="majorHAnsi"/>
                 <w:noProof/>
                 <w:lang w:val="vi-VN"/>
               </w:rPr>
-              <w:t>XGBoost</w:t>
+              <w:t>Đánh giá mô hình</w:t>
             </w:r>
             <w:r>
               <w:rPr>
@@ -5209,7 +6495,7 @@
                 <w:noProof/>
                 <w:webHidden/>
               </w:rPr>
-              <w:instrText xml:space="preserve"> PAGEREF _Toc218480329 \h </w:instrText>
+              <w:instrText xml:space="preserve"> PAGEREF _Toc218484116 \h </w:instrText>
             </w:r>
             <w:r>
               <w:rPr>
@@ -5229,7 +6515,103 @@
                 <w:noProof/>
                 <w:webHidden/>
               </w:rPr>
-              <w:t>19</w:t>
+              <w:t>38</w:t>
+            </w:r>
+            <w:r>
+              <w:rPr>
+                <w:noProof/>
+                <w:webHidden/>
+              </w:rPr>
+              <w:fldChar w:fldCharType="end"/>
+            </w:r>
+          </w:hyperlink>
+        </w:p>
+        <w:p>
+          <w:pPr>
+            <w:pStyle w:val="TOC2"/>
+            <w:tabs>
+              <w:tab w:val="left" w:pos="1475"/>
+              <w:tab w:val="right" w:leader="dot" w:pos="8780"/>
+            </w:tabs>
+            <w:rPr>
+              <w:rFonts w:asciiTheme="minorHAnsi" w:eastAsiaTheme="minorEastAsia" w:hAnsiTheme="minorHAnsi" w:cstheme="minorBidi"/>
+              <w:noProof/>
+              <w:kern w:val="2"/>
+              <w:sz w:val="22"/>
+              <w:szCs w:val="22"/>
+              <w:lang w:val="vi-VN" w:eastAsia="vi-VN"/>
+              <w14:ligatures w14:val="standardContextual"/>
+            </w:rPr>
+          </w:pPr>
+          <w:hyperlink w:anchor="_Toc218484117" w:history="1">
+            <w:r>
+              <w:rPr>
+                <w:rStyle w:val="Hyperlink"/>
+                <w:noProof/>
+                <w:lang w:val="vi-VN"/>
+              </w:rPr>
+              <w:t>2.5</w:t>
+            </w:r>
+            <w:r>
+              <w:rPr>
+                <w:rFonts w:asciiTheme="minorHAnsi" w:eastAsiaTheme="minorEastAsia" w:hAnsiTheme="minorHAnsi" w:cstheme="minorBidi"/>
+                <w:noProof/>
+                <w:kern w:val="2"/>
+                <w:sz w:val="22"/>
+                <w:szCs w:val="22"/>
+                <w:lang w:val="vi-VN" w:eastAsia="vi-VN"/>
+                <w14:ligatures w14:val="standardContextual"/>
+              </w:rPr>
+              <w:tab/>
+            </w:r>
+            <w:r>
+              <w:rPr>
+                <w:rStyle w:val="Hyperlink"/>
+                <w:noProof/>
+                <w:lang w:val="vi-VN"/>
+              </w:rPr>
+              <w:t>Xây dựng mô hình dự đoán</w:t>
+            </w:r>
+            <w:r>
+              <w:rPr>
+                <w:noProof/>
+                <w:webHidden/>
+              </w:rPr>
+              <w:tab/>
+            </w:r>
+            <w:r>
+              <w:rPr>
+                <w:noProof/>
+                <w:webHidden/>
+              </w:rPr>
+              <w:fldChar w:fldCharType="begin"/>
+            </w:r>
+            <w:r>
+              <w:rPr>
+                <w:noProof/>
+                <w:webHidden/>
+              </w:rPr>
+              <w:instrText xml:space="preserve"> PAGEREF _Toc218484117 \h </w:instrText>
+            </w:r>
+            <w:r>
+              <w:rPr>
+                <w:noProof/>
+                <w:webHidden/>
+              </w:rPr>
+            </w:r>
+            <w:r>
+              <w:rPr>
+                <w:noProof/>
+                <w:webHidden/>
+              </w:rPr>
+              <w:fldChar w:fldCharType="separate"/>
+            </w:r>
+            <w:r>
+              <w:rPr>
+                <w:noProof/>
+                <w:webHidden/>
+              </w:rPr>
+              <w:t>40</w:t>
             </w:r>
             <w:r>
               <w:rPr>
@@ -5246,7 +6628,6 @@
             <w:tabs>
               <w:tab w:val="right" w:leader="dot" w:pos="8780"/>
             </w:tabs>
-            <w:spacing w:line="360" w:lineRule="auto"/>
             <w:rPr>
               <w:rFonts w:asciiTheme="minorHAnsi" w:eastAsiaTheme="minorEastAsia" w:hAnsiTheme="minorHAnsi" w:cstheme="minorBidi"/>
               <w:b w:val="0"/>
@@ -5259,74 +6640,14 @@
               <w14:ligatures w14:val="standardContextual"/>
             </w:rPr>
           </w:pPr>
-          <w:hyperlink w:anchor="_Toc218480330" w:history="1">
+          <w:hyperlink w:anchor="_Toc218484118" w:history="1">
             <w:r>
               <w:rPr>
                 <w:rStyle w:val="Hyperlink"/>
                 <w:noProof/>
-              </w:rPr>
-              <w:t>CHƯƠNG</w:t>
-            </w:r>
-            <w:r>
-              <w:rPr>
-                <w:rStyle w:val="Hyperlink"/>
-                <w:noProof/>
-                <w:spacing w:val="-1"/>
-              </w:rPr>
-              <w:t xml:space="preserve"> </w:t>
-            </w:r>
-            <w:r>
-              <w:rPr>
-                <w:rStyle w:val="Hyperlink"/>
-                <w:noProof/>
-              </w:rPr>
-              <w:t>3:</w:t>
-            </w:r>
-            <w:r>
-              <w:rPr>
-                <w:rStyle w:val="Hyperlink"/>
-                <w:noProof/>
-                <w:spacing w:val="-4"/>
-              </w:rPr>
-              <w:t xml:space="preserve"> </w:t>
-            </w:r>
-            <w:r>
-              <w:rPr>
-                <w:rStyle w:val="Hyperlink"/>
-                <w:noProof/>
-              </w:rPr>
-              <w:t>NỘI</w:t>
-            </w:r>
-            <w:r>
-              <w:rPr>
-                <w:rStyle w:val="Hyperlink"/>
-                <w:noProof/>
-                <w:spacing w:val="-6"/>
-              </w:rPr>
-              <w:t xml:space="preserve"> </w:t>
-            </w:r>
-            <w:r>
-              <w:rPr>
-                <w:rStyle w:val="Hyperlink"/>
-                <w:noProof/>
-              </w:rPr>
-              <w:t>DUNG THỰC</w:t>
-            </w:r>
-            <w:r>
-              <w:rPr>
-                <w:rStyle w:val="Hyperlink"/>
-                <w:noProof/>
-                <w:spacing w:val="-5"/>
-              </w:rPr>
-              <w:t xml:space="preserve"> </w:t>
-            </w:r>
-            <w:r>
-              <w:rPr>
-                <w:rStyle w:val="Hyperlink"/>
-                <w:noProof/>
-                <w:spacing w:val="-4"/>
-              </w:rPr>
-              <w:t>HIỆN</w:t>
+                <w:lang w:val="vi-VN"/>
+              </w:rPr>
+              <w:t>CHƯƠNG 4: ỨNG DỤNG</w:t>
             </w:r>
             <w:r>
               <w:rPr>
@@ -5347,7 +6668,7 @@
                 <w:noProof/>
                 <w:webHidden/>
               </w:rPr>
-              <w:instrText xml:space="preserve"> PAGEREF _Toc218480330 \h </w:instrText>
+              <w:instrText xml:space="preserve"> PAGEREF _Toc218484118 \h </w:instrText>
             </w:r>
             <w:r>
               <w:rPr>
@@ -5367,1475 +6688,7 @@
                 <w:noProof/>
                 <w:webHidden/>
               </w:rPr>
-              <w:t>22</w:t>
-            </w:r>
-            <w:r>
-              <w:rPr>
-                <w:noProof/>
-                <w:webHidden/>
-              </w:rPr>
-              <w:fldChar w:fldCharType="end"/>
-            </w:r>
-          </w:hyperlink>
-        </w:p>
-        <w:p>
-          <w:pPr>
-            <w:pStyle w:val="TOC2"/>
-            <w:tabs>
-              <w:tab w:val="right" w:leader="dot" w:pos="8780"/>
-            </w:tabs>
-            <w:spacing w:line="360" w:lineRule="auto"/>
-            <w:rPr>
-              <w:rFonts w:asciiTheme="minorHAnsi" w:eastAsiaTheme="minorEastAsia" w:hAnsiTheme="minorHAnsi" w:cstheme="minorBidi"/>
-              <w:noProof/>
-              <w:kern w:val="2"/>
-              <w:sz w:val="22"/>
-              <w:szCs w:val="22"/>
-              <w:lang w:val="vi-VN" w:eastAsia="vi-VN"/>
-              <w14:ligatures w14:val="standardContextual"/>
-            </w:rPr>
-          </w:pPr>
-          <w:hyperlink w:anchor="_Toc218480331" w:history="1">
-            <w:r>
-              <w:rPr>
-                <w:rStyle w:val="Hyperlink"/>
-                <w:noProof/>
-              </w:rPr>
-              <w:t>3.1 Thu thập và xử lý dữ liệu</w:t>
-            </w:r>
-            <w:r>
-              <w:rPr>
-                <w:noProof/>
-                <w:webHidden/>
-              </w:rPr>
-              <w:tab/>
-            </w:r>
-            <w:r>
-              <w:rPr>
-                <w:noProof/>
-                <w:webHidden/>
-              </w:rPr>
-              <w:fldChar w:fldCharType="begin"/>
-            </w:r>
-            <w:r>
-              <w:rPr>
-                <w:noProof/>
-                <w:webHidden/>
-              </w:rPr>
-              <w:instrText xml:space="preserve"> PAGEREF _Toc218480331 \h </w:instrText>
-            </w:r>
-            <w:r>
-              <w:rPr>
-                <w:noProof/>
-                <w:webHidden/>
-              </w:rPr>
-            </w:r>
-            <w:r>
-              <w:rPr>
-                <w:noProof/>
-                <w:webHidden/>
-              </w:rPr>
-              <w:fldChar w:fldCharType="separate"/>
-            </w:r>
-            <w:r>
-              <w:rPr>
-                <w:noProof/>
-                <w:webHidden/>
-              </w:rPr>
-              <w:t>22</w:t>
-            </w:r>
-            <w:r>
-              <w:rPr>
-                <w:noProof/>
-                <w:webHidden/>
-              </w:rPr>
-              <w:fldChar w:fldCharType="end"/>
-            </w:r>
-          </w:hyperlink>
-        </w:p>
-        <w:p>
-          <w:pPr>
-            <w:pStyle w:val="TOC3"/>
-            <w:tabs>
-              <w:tab w:val="right" w:leader="dot" w:pos="8780"/>
-            </w:tabs>
-            <w:spacing w:line="360" w:lineRule="auto"/>
-            <w:rPr>
-              <w:rFonts w:asciiTheme="minorHAnsi" w:eastAsiaTheme="minorEastAsia" w:hAnsiTheme="minorHAnsi" w:cstheme="minorBidi"/>
-              <w:b w:val="0"/>
-              <w:bCs w:val="0"/>
-              <w:i w:val="0"/>
-              <w:iCs w:val="0"/>
-              <w:noProof/>
-              <w:kern w:val="2"/>
-              <w:lang w:val="vi-VN" w:eastAsia="vi-VN"/>
-              <w14:ligatures w14:val="standardContextual"/>
-            </w:rPr>
-          </w:pPr>
-          <w:hyperlink w:anchor="_Toc218480332" w:history="1">
-            <w:r>
-              <w:rPr>
-                <w:rStyle w:val="Hyperlink"/>
-                <w:noProof/>
-              </w:rPr>
-              <w:t>3.1.1   Thu thập dữ liệu</w:t>
-            </w:r>
-            <w:r>
-              <w:rPr>
-                <w:noProof/>
-                <w:webHidden/>
-              </w:rPr>
-              <w:tab/>
-            </w:r>
-            <w:r>
-              <w:rPr>
-                <w:noProof/>
-                <w:webHidden/>
-              </w:rPr>
-              <w:fldChar w:fldCharType="begin"/>
-            </w:r>
-            <w:r>
-              <w:rPr>
-                <w:noProof/>
-                <w:webHidden/>
-              </w:rPr>
-              <w:instrText xml:space="preserve"> PAGEREF _Toc218480332 \h </w:instrText>
-            </w:r>
-            <w:r>
-              <w:rPr>
-                <w:noProof/>
-                <w:webHidden/>
-              </w:rPr>
-            </w:r>
-            <w:r>
-              <w:rPr>
-                <w:noProof/>
-                <w:webHidden/>
-              </w:rPr>
-              <w:fldChar w:fldCharType="separate"/>
-            </w:r>
-            <w:r>
-              <w:rPr>
-                <w:noProof/>
-                <w:webHidden/>
-              </w:rPr>
-              <w:t>22</w:t>
-            </w:r>
-            <w:r>
-              <w:rPr>
-                <w:noProof/>
-                <w:webHidden/>
-              </w:rPr>
-              <w:fldChar w:fldCharType="end"/>
-            </w:r>
-          </w:hyperlink>
-        </w:p>
-        <w:p>
-          <w:pPr>
-            <w:pStyle w:val="TOC3"/>
-            <w:tabs>
-              <w:tab w:val="right" w:leader="dot" w:pos="8780"/>
-            </w:tabs>
-            <w:spacing w:line="360" w:lineRule="auto"/>
-            <w:rPr>
-              <w:rFonts w:asciiTheme="minorHAnsi" w:eastAsiaTheme="minorEastAsia" w:hAnsiTheme="minorHAnsi" w:cstheme="minorBidi"/>
-              <w:b w:val="0"/>
-              <w:bCs w:val="0"/>
-              <w:i w:val="0"/>
-              <w:iCs w:val="0"/>
-              <w:noProof/>
-              <w:kern w:val="2"/>
-              <w:lang w:val="vi-VN" w:eastAsia="vi-VN"/>
-              <w14:ligatures w14:val="standardContextual"/>
-            </w:rPr>
-          </w:pPr>
-          <w:hyperlink w:anchor="_Toc218480333" w:history="1">
-            <w:r>
-              <w:rPr>
-                <w:rStyle w:val="Hyperlink"/>
-                <w:noProof/>
-                <w:lang w:val="en-US"/>
-              </w:rPr>
-              <w:t>3.1.2   Xử lý dữ liệu</w:t>
-            </w:r>
-            <w:r>
-              <w:rPr>
-                <w:noProof/>
-                <w:webHidden/>
-              </w:rPr>
-              <w:tab/>
-            </w:r>
-            <w:r>
-              <w:rPr>
-                <w:noProof/>
-                <w:webHidden/>
-              </w:rPr>
-              <w:fldChar w:fldCharType="begin"/>
-            </w:r>
-            <w:r>
-              <w:rPr>
-                <w:noProof/>
-                <w:webHidden/>
-              </w:rPr>
-              <w:instrText xml:space="preserve"> PAGEREF _Toc218480333 \h </w:instrText>
-            </w:r>
-            <w:r>
-              <w:rPr>
-                <w:noProof/>
-                <w:webHidden/>
-              </w:rPr>
-            </w:r>
-            <w:r>
-              <w:rPr>
-                <w:noProof/>
-                <w:webHidden/>
-              </w:rPr>
-              <w:fldChar w:fldCharType="separate"/>
-            </w:r>
-            <w:r>
-              <w:rPr>
-                <w:noProof/>
-                <w:webHidden/>
-              </w:rPr>
-              <w:t>23</w:t>
-            </w:r>
-            <w:r>
-              <w:rPr>
-                <w:noProof/>
-                <w:webHidden/>
-              </w:rPr>
-              <w:fldChar w:fldCharType="end"/>
-            </w:r>
-          </w:hyperlink>
-        </w:p>
-        <w:p>
-          <w:pPr>
-            <w:pStyle w:val="TOC3"/>
-            <w:tabs>
-              <w:tab w:val="left" w:pos="1475"/>
-              <w:tab w:val="right" w:leader="dot" w:pos="8780"/>
-            </w:tabs>
-            <w:spacing w:line="360" w:lineRule="auto"/>
-            <w:rPr>
-              <w:rFonts w:asciiTheme="minorHAnsi" w:eastAsiaTheme="minorEastAsia" w:hAnsiTheme="minorHAnsi" w:cstheme="minorBidi"/>
-              <w:b w:val="0"/>
-              <w:bCs w:val="0"/>
-              <w:i w:val="0"/>
-              <w:iCs w:val="0"/>
-              <w:noProof/>
-              <w:kern w:val="2"/>
-              <w:lang w:val="vi-VN" w:eastAsia="vi-VN"/>
-              <w14:ligatures w14:val="standardContextual"/>
-            </w:rPr>
-          </w:pPr>
-          <w:hyperlink w:anchor="_Toc218480334" w:history="1">
-            <w:r>
-              <w:rPr>
-                <w:rStyle w:val="Hyperlink"/>
-                <w:noProof/>
-                <w:lang w:val="en-US"/>
-              </w:rPr>
-              <w:t>3.1.3</w:t>
-            </w:r>
-            <w:r>
-              <w:rPr>
-                <w:rFonts w:asciiTheme="minorHAnsi" w:eastAsiaTheme="minorEastAsia" w:hAnsiTheme="minorHAnsi" w:cstheme="minorBidi"/>
-                <w:b w:val="0"/>
-                <w:bCs w:val="0"/>
-                <w:i w:val="0"/>
-                <w:iCs w:val="0"/>
-                <w:noProof/>
-                <w:kern w:val="2"/>
-                <w:lang w:val="vi-VN" w:eastAsia="vi-VN"/>
-                <w14:ligatures w14:val="standardContextual"/>
-              </w:rPr>
-              <w:tab/>
-            </w:r>
-            <w:r>
-              <w:rPr>
-                <w:rStyle w:val="Hyperlink"/>
-                <w:noProof/>
-                <w:lang w:val="en-US"/>
-              </w:rPr>
-              <w:t>Mã hoá dữ liệu</w:t>
-            </w:r>
-            <w:r>
-              <w:rPr>
-                <w:noProof/>
-                <w:webHidden/>
-              </w:rPr>
-              <w:tab/>
-            </w:r>
-            <w:r>
-              <w:rPr>
-                <w:noProof/>
-                <w:webHidden/>
-              </w:rPr>
-              <w:fldChar w:fldCharType="begin"/>
-            </w:r>
-            <w:r>
-              <w:rPr>
-                <w:noProof/>
-                <w:webHidden/>
-              </w:rPr>
-              <w:instrText xml:space="preserve"> PAGEREF _Toc218480334 \h </w:instrText>
-            </w:r>
-            <w:r>
-              <w:rPr>
-                <w:noProof/>
-                <w:webHidden/>
-              </w:rPr>
-            </w:r>
-            <w:r>
-              <w:rPr>
-                <w:noProof/>
-                <w:webHidden/>
-              </w:rPr>
-              <w:fldChar w:fldCharType="separate"/>
-            </w:r>
-            <w:r>
-              <w:rPr>
-                <w:noProof/>
-                <w:webHidden/>
-              </w:rPr>
-              <w:t>24</w:t>
-            </w:r>
-            <w:r>
-              <w:rPr>
-                <w:noProof/>
-                <w:webHidden/>
-              </w:rPr>
-              <w:fldChar w:fldCharType="end"/>
-            </w:r>
-          </w:hyperlink>
-        </w:p>
-        <w:p>
-          <w:pPr>
-            <w:pStyle w:val="TOC2"/>
-            <w:tabs>
-              <w:tab w:val="left" w:pos="1475"/>
-              <w:tab w:val="right" w:leader="dot" w:pos="8780"/>
-            </w:tabs>
-            <w:spacing w:line="360" w:lineRule="auto"/>
-            <w:rPr>
-              <w:rFonts w:asciiTheme="minorHAnsi" w:eastAsiaTheme="minorEastAsia" w:hAnsiTheme="minorHAnsi" w:cstheme="minorBidi"/>
-              <w:noProof/>
-              <w:kern w:val="2"/>
-              <w:sz w:val="22"/>
-              <w:szCs w:val="22"/>
-              <w:lang w:val="vi-VN" w:eastAsia="vi-VN"/>
-              <w14:ligatures w14:val="standardContextual"/>
-            </w:rPr>
-          </w:pPr>
-          <w:hyperlink w:anchor="_Toc218480335" w:history="1">
-            <w:r>
-              <w:rPr>
-                <w:rStyle w:val="Hyperlink"/>
-                <w:noProof/>
-                <w:lang w:val="en-US"/>
-              </w:rPr>
-              <w:t>3.2</w:t>
-            </w:r>
-            <w:r>
-              <w:rPr>
-                <w:rFonts w:asciiTheme="minorHAnsi" w:eastAsiaTheme="minorEastAsia" w:hAnsiTheme="minorHAnsi" w:cstheme="minorBidi"/>
-                <w:noProof/>
-                <w:kern w:val="2"/>
-                <w:sz w:val="22"/>
-                <w:szCs w:val="22"/>
-                <w:lang w:val="vi-VN" w:eastAsia="vi-VN"/>
-                <w14:ligatures w14:val="standardContextual"/>
-              </w:rPr>
-              <w:tab/>
-            </w:r>
-            <w:r>
-              <w:rPr>
-                <w:rStyle w:val="Hyperlink"/>
-                <w:noProof/>
-                <w:lang w:val="en-US"/>
-              </w:rPr>
-              <w:t>Phân tích dữ liệu</w:t>
-            </w:r>
-            <w:r>
-              <w:rPr>
-                <w:noProof/>
-                <w:webHidden/>
-              </w:rPr>
-              <w:tab/>
-            </w:r>
-            <w:r>
-              <w:rPr>
-                <w:noProof/>
-                <w:webHidden/>
-              </w:rPr>
-              <w:fldChar w:fldCharType="begin"/>
-            </w:r>
-            <w:r>
-              <w:rPr>
-                <w:noProof/>
-                <w:webHidden/>
-              </w:rPr>
-              <w:instrText xml:space="preserve"> PAGEREF _Toc218480335 \h </w:instrText>
-            </w:r>
-            <w:r>
-              <w:rPr>
-                <w:noProof/>
-                <w:webHidden/>
-              </w:rPr>
-            </w:r>
-            <w:r>
-              <w:rPr>
-                <w:noProof/>
-                <w:webHidden/>
-              </w:rPr>
-              <w:fldChar w:fldCharType="separate"/>
-            </w:r>
-            <w:r>
-              <w:rPr>
-                <w:noProof/>
-                <w:webHidden/>
-              </w:rPr>
-              <w:t>24</w:t>
-            </w:r>
-            <w:r>
-              <w:rPr>
-                <w:noProof/>
-                <w:webHidden/>
-              </w:rPr>
-              <w:fldChar w:fldCharType="end"/>
-            </w:r>
-          </w:hyperlink>
-        </w:p>
-        <w:p>
-          <w:pPr>
-            <w:pStyle w:val="TOC3"/>
-            <w:tabs>
-              <w:tab w:val="right" w:leader="dot" w:pos="8780"/>
-            </w:tabs>
-            <w:spacing w:line="360" w:lineRule="auto"/>
-            <w:rPr>
-              <w:rFonts w:asciiTheme="minorHAnsi" w:eastAsiaTheme="minorEastAsia" w:hAnsiTheme="minorHAnsi" w:cstheme="minorBidi"/>
-              <w:b w:val="0"/>
-              <w:bCs w:val="0"/>
-              <w:i w:val="0"/>
-              <w:iCs w:val="0"/>
-              <w:noProof/>
-              <w:kern w:val="2"/>
-              <w:lang w:val="vi-VN" w:eastAsia="vi-VN"/>
-              <w14:ligatures w14:val="standardContextual"/>
-            </w:rPr>
-          </w:pPr>
-          <w:hyperlink w:anchor="_Toc218480336" w:history="1">
-            <w:r>
-              <w:rPr>
-                <w:rStyle w:val="Hyperlink"/>
-                <w:noProof/>
-                <w:lang w:val="en-US"/>
-              </w:rPr>
-              <w:t>3.2.1   Phân tích biến mục tiêu</w:t>
-            </w:r>
-            <w:r>
-              <w:rPr>
-                <w:noProof/>
-                <w:webHidden/>
-              </w:rPr>
-              <w:tab/>
-            </w:r>
-            <w:r>
-              <w:rPr>
-                <w:noProof/>
-                <w:webHidden/>
-              </w:rPr>
-              <w:fldChar w:fldCharType="begin"/>
-            </w:r>
-            <w:r>
-              <w:rPr>
-                <w:noProof/>
-                <w:webHidden/>
-              </w:rPr>
-              <w:instrText xml:space="preserve"> PAGEREF _Toc218480336 \h </w:instrText>
-            </w:r>
-            <w:r>
-              <w:rPr>
-                <w:noProof/>
-                <w:webHidden/>
-              </w:rPr>
-            </w:r>
-            <w:r>
-              <w:rPr>
-                <w:noProof/>
-                <w:webHidden/>
-              </w:rPr>
-              <w:fldChar w:fldCharType="separate"/>
-            </w:r>
-            <w:r>
-              <w:rPr>
-                <w:noProof/>
-                <w:webHidden/>
-              </w:rPr>
-              <w:t>24</w:t>
-            </w:r>
-            <w:r>
-              <w:rPr>
-                <w:noProof/>
-                <w:webHidden/>
-              </w:rPr>
-              <w:fldChar w:fldCharType="end"/>
-            </w:r>
-          </w:hyperlink>
-        </w:p>
-        <w:p>
-          <w:pPr>
-            <w:pStyle w:val="TOC3"/>
-            <w:tabs>
-              <w:tab w:val="left" w:pos="1475"/>
-              <w:tab w:val="right" w:leader="dot" w:pos="8780"/>
-            </w:tabs>
-            <w:spacing w:line="360" w:lineRule="auto"/>
-            <w:rPr>
-              <w:rFonts w:asciiTheme="minorHAnsi" w:eastAsiaTheme="minorEastAsia" w:hAnsiTheme="minorHAnsi" w:cstheme="minorBidi"/>
-              <w:b w:val="0"/>
-              <w:bCs w:val="0"/>
-              <w:i w:val="0"/>
-              <w:iCs w:val="0"/>
-              <w:noProof/>
-              <w:kern w:val="2"/>
-              <w:lang w:val="vi-VN" w:eastAsia="vi-VN"/>
-              <w14:ligatures w14:val="standardContextual"/>
-            </w:rPr>
-          </w:pPr>
-          <w:hyperlink w:anchor="_Toc218480337" w:history="1">
-            <w:r>
-              <w:rPr>
-                <w:rStyle w:val="Hyperlink"/>
-                <w:noProof/>
-              </w:rPr>
-              <w:t>3.2.2</w:t>
-            </w:r>
-            <w:r>
-              <w:rPr>
-                <w:rFonts w:asciiTheme="minorHAnsi" w:eastAsiaTheme="minorEastAsia" w:hAnsiTheme="minorHAnsi" w:cstheme="minorBidi"/>
-                <w:b w:val="0"/>
-                <w:bCs w:val="0"/>
-                <w:i w:val="0"/>
-                <w:iCs w:val="0"/>
-                <w:noProof/>
-                <w:kern w:val="2"/>
-                <w:lang w:val="vi-VN" w:eastAsia="vi-VN"/>
-                <w14:ligatures w14:val="standardContextual"/>
-              </w:rPr>
-              <w:tab/>
-            </w:r>
-            <w:r>
-              <w:rPr>
-                <w:rStyle w:val="Hyperlink"/>
-                <w:noProof/>
-              </w:rPr>
-              <w:t xml:space="preserve">  P</w:t>
-            </w:r>
-            <w:r>
-              <w:rPr>
-                <w:rStyle w:val="Hyperlink"/>
-                <w:noProof/>
-                <w:lang w:val="vi-VN"/>
-              </w:rPr>
-              <w:t>hân phối các đặc trưng số giữa 2 nhóm khách hàng</w:t>
-            </w:r>
-            <w:r>
-              <w:rPr>
-                <w:noProof/>
-                <w:webHidden/>
-              </w:rPr>
-              <w:tab/>
-            </w:r>
-            <w:r>
-              <w:rPr>
-                <w:noProof/>
-                <w:webHidden/>
-              </w:rPr>
-              <w:fldChar w:fldCharType="begin"/>
-            </w:r>
-            <w:r>
-              <w:rPr>
-                <w:noProof/>
-                <w:webHidden/>
-              </w:rPr>
-              <w:instrText xml:space="preserve"> PAGEREF _Toc218480337 \h </w:instrText>
-            </w:r>
-            <w:r>
-              <w:rPr>
-                <w:noProof/>
-                <w:webHidden/>
-              </w:rPr>
-            </w:r>
-            <w:r>
-              <w:rPr>
-                <w:noProof/>
-                <w:webHidden/>
-              </w:rPr>
-              <w:fldChar w:fldCharType="separate"/>
-            </w:r>
-            <w:r>
-              <w:rPr>
-                <w:noProof/>
-                <w:webHidden/>
-              </w:rPr>
-              <w:t>25</w:t>
-            </w:r>
-            <w:r>
-              <w:rPr>
-                <w:noProof/>
-                <w:webHidden/>
-              </w:rPr>
-              <w:fldChar w:fldCharType="end"/>
-            </w:r>
-          </w:hyperlink>
-        </w:p>
-        <w:p>
-          <w:pPr>
-            <w:pStyle w:val="TOC3"/>
-            <w:tabs>
-              <w:tab w:val="right" w:leader="dot" w:pos="8780"/>
-            </w:tabs>
-            <w:spacing w:line="360" w:lineRule="auto"/>
-            <w:rPr>
-              <w:rFonts w:asciiTheme="minorHAnsi" w:eastAsiaTheme="minorEastAsia" w:hAnsiTheme="minorHAnsi" w:cstheme="minorBidi"/>
-              <w:b w:val="0"/>
-              <w:bCs w:val="0"/>
-              <w:i w:val="0"/>
-              <w:iCs w:val="0"/>
-              <w:noProof/>
-              <w:kern w:val="2"/>
-              <w:lang w:val="vi-VN" w:eastAsia="vi-VN"/>
-              <w14:ligatures w14:val="standardContextual"/>
-            </w:rPr>
-          </w:pPr>
-          <w:hyperlink w:anchor="_Toc218480338" w:history="1">
-            <w:r>
-              <w:rPr>
-                <w:rStyle w:val="Hyperlink"/>
-                <w:noProof/>
-              </w:rPr>
-              <w:t>2.2.2   Phân phối của các đặc trưng số</w:t>
-            </w:r>
-            <w:r>
-              <w:rPr>
-                <w:noProof/>
-                <w:webHidden/>
-              </w:rPr>
-              <w:tab/>
-            </w:r>
-            <w:r>
-              <w:rPr>
-                <w:noProof/>
-                <w:webHidden/>
-              </w:rPr>
-              <w:fldChar w:fldCharType="begin"/>
-            </w:r>
-            <w:r>
-              <w:rPr>
-                <w:noProof/>
-                <w:webHidden/>
-              </w:rPr>
-              <w:instrText xml:space="preserve"> PAGEREF _Toc218480338 \h </w:instrText>
-            </w:r>
-            <w:r>
-              <w:rPr>
-                <w:noProof/>
-                <w:webHidden/>
-              </w:rPr>
-            </w:r>
-            <w:r>
-              <w:rPr>
-                <w:noProof/>
-                <w:webHidden/>
-              </w:rPr>
-              <w:fldChar w:fldCharType="separate"/>
-            </w:r>
-            <w:r>
-              <w:rPr>
-                <w:noProof/>
-                <w:webHidden/>
-              </w:rPr>
-              <w:t>27</w:t>
-            </w:r>
-            <w:r>
-              <w:rPr>
-                <w:noProof/>
-                <w:webHidden/>
-              </w:rPr>
-              <w:fldChar w:fldCharType="end"/>
-            </w:r>
-          </w:hyperlink>
-        </w:p>
-        <w:p>
-          <w:pPr>
-            <w:pStyle w:val="TOC3"/>
-            <w:tabs>
-              <w:tab w:val="right" w:leader="dot" w:pos="8780"/>
-            </w:tabs>
-            <w:spacing w:line="360" w:lineRule="auto"/>
-            <w:rPr>
-              <w:rFonts w:asciiTheme="minorHAnsi" w:eastAsiaTheme="minorEastAsia" w:hAnsiTheme="minorHAnsi" w:cstheme="minorBidi"/>
-              <w:b w:val="0"/>
-              <w:bCs w:val="0"/>
-              <w:i w:val="0"/>
-              <w:iCs w:val="0"/>
-              <w:noProof/>
-              <w:kern w:val="2"/>
-              <w:lang w:val="vi-VN" w:eastAsia="vi-VN"/>
-              <w14:ligatures w14:val="standardContextual"/>
-            </w:rPr>
-          </w:pPr>
-          <w:hyperlink w:anchor="_Toc218480339" w:history="1">
-            <w:r>
-              <w:rPr>
-                <w:rStyle w:val="Hyperlink"/>
-                <w:noProof/>
-                <w:lang w:val="en-US"/>
-              </w:rPr>
-              <w:t>2.2.3   Phân phối của các đặc trung định tính</w:t>
-            </w:r>
-            <w:r>
-              <w:rPr>
-                <w:noProof/>
-                <w:webHidden/>
-              </w:rPr>
-              <w:tab/>
-            </w:r>
-            <w:r>
-              <w:rPr>
-                <w:noProof/>
-                <w:webHidden/>
-              </w:rPr>
-              <w:fldChar w:fldCharType="begin"/>
-            </w:r>
-            <w:r>
-              <w:rPr>
-                <w:noProof/>
-                <w:webHidden/>
-              </w:rPr>
-              <w:instrText xml:space="preserve"> PAGEREF _Toc218480339 \h </w:instrText>
-            </w:r>
-            <w:r>
-              <w:rPr>
-                <w:noProof/>
-                <w:webHidden/>
-              </w:rPr>
-            </w:r>
-            <w:r>
-              <w:rPr>
-                <w:noProof/>
-                <w:webHidden/>
-              </w:rPr>
-              <w:fldChar w:fldCharType="separate"/>
-            </w:r>
-            <w:r>
-              <w:rPr>
-                <w:noProof/>
-                <w:webHidden/>
-              </w:rPr>
-              <w:t>29</w:t>
-            </w:r>
-            <w:r>
-              <w:rPr>
-                <w:noProof/>
-                <w:webHidden/>
-              </w:rPr>
-              <w:fldChar w:fldCharType="end"/>
-            </w:r>
-          </w:hyperlink>
-        </w:p>
-        <w:p>
-          <w:pPr>
-            <w:pStyle w:val="TOC3"/>
-            <w:tabs>
-              <w:tab w:val="right" w:leader="dot" w:pos="8780"/>
-            </w:tabs>
-            <w:spacing w:line="360" w:lineRule="auto"/>
-            <w:rPr>
-              <w:rFonts w:asciiTheme="minorHAnsi" w:eastAsiaTheme="minorEastAsia" w:hAnsiTheme="minorHAnsi" w:cstheme="minorBidi"/>
-              <w:b w:val="0"/>
-              <w:bCs w:val="0"/>
-              <w:i w:val="0"/>
-              <w:iCs w:val="0"/>
-              <w:noProof/>
-              <w:kern w:val="2"/>
-              <w:lang w:val="vi-VN" w:eastAsia="vi-VN"/>
-              <w14:ligatures w14:val="standardContextual"/>
-            </w:rPr>
-          </w:pPr>
-          <w:hyperlink w:anchor="_Toc218480340" w:history="1">
-            <w:r>
-              <w:rPr>
-                <w:rStyle w:val="Hyperlink"/>
-                <w:noProof/>
-                <w:lang w:val="en-US"/>
-              </w:rPr>
-              <w:t>2.2.4   Ma trận tương quan</w:t>
-            </w:r>
-            <w:r>
-              <w:rPr>
-                <w:noProof/>
-                <w:webHidden/>
-              </w:rPr>
-              <w:tab/>
-            </w:r>
-            <w:r>
-              <w:rPr>
-                <w:noProof/>
-                <w:webHidden/>
-              </w:rPr>
-              <w:fldChar w:fldCharType="begin"/>
-            </w:r>
-            <w:r>
-              <w:rPr>
-                <w:noProof/>
-                <w:webHidden/>
-              </w:rPr>
-              <w:instrText xml:space="preserve"> PAGEREF _Toc218480340 \h </w:instrText>
-            </w:r>
-            <w:r>
-              <w:rPr>
-                <w:noProof/>
-                <w:webHidden/>
-              </w:rPr>
-            </w:r>
-            <w:r>
-              <w:rPr>
-                <w:noProof/>
-                <w:webHidden/>
-              </w:rPr>
-              <w:fldChar w:fldCharType="separate"/>
-            </w:r>
-            <w:r>
-              <w:rPr>
-                <w:noProof/>
-                <w:webHidden/>
-              </w:rPr>
-              <w:t>32</w:t>
-            </w:r>
-            <w:r>
-              <w:rPr>
-                <w:noProof/>
-                <w:webHidden/>
-              </w:rPr>
-              <w:fldChar w:fldCharType="end"/>
-            </w:r>
-          </w:hyperlink>
-        </w:p>
-        <w:p>
-          <w:pPr>
-            <w:pStyle w:val="TOC3"/>
-            <w:tabs>
-              <w:tab w:val="right" w:leader="dot" w:pos="8780"/>
-            </w:tabs>
-            <w:spacing w:line="360" w:lineRule="auto"/>
-            <w:rPr>
-              <w:rFonts w:asciiTheme="minorHAnsi" w:eastAsiaTheme="minorEastAsia" w:hAnsiTheme="minorHAnsi" w:cstheme="minorBidi"/>
-              <w:b w:val="0"/>
-              <w:bCs w:val="0"/>
-              <w:i w:val="0"/>
-              <w:iCs w:val="0"/>
-              <w:noProof/>
-              <w:kern w:val="2"/>
-              <w:lang w:val="vi-VN" w:eastAsia="vi-VN"/>
-              <w14:ligatures w14:val="standardContextual"/>
-            </w:rPr>
-          </w:pPr>
-          <w:hyperlink w:anchor="_Toc218480341" w:history="1">
-            <w:r>
-              <w:rPr>
-                <w:rStyle w:val="Hyperlink"/>
-                <w:noProof/>
-                <w:lang w:val="en-US"/>
-              </w:rPr>
-              <w:t>2.2.4   Mối tương quan số tiền vay trung bình theo nhóm giới tính</w:t>
-            </w:r>
-            <w:r>
-              <w:rPr>
-                <w:noProof/>
-                <w:webHidden/>
-              </w:rPr>
-              <w:tab/>
-            </w:r>
-            <w:r>
-              <w:rPr>
-                <w:noProof/>
-                <w:webHidden/>
-              </w:rPr>
-              <w:fldChar w:fldCharType="begin"/>
-            </w:r>
-            <w:r>
-              <w:rPr>
-                <w:noProof/>
-                <w:webHidden/>
-              </w:rPr>
-              <w:instrText xml:space="preserve"> PAGEREF _Toc218480341 \h </w:instrText>
-            </w:r>
-            <w:r>
-              <w:rPr>
-                <w:noProof/>
-                <w:webHidden/>
-              </w:rPr>
-            </w:r>
-            <w:r>
-              <w:rPr>
-                <w:noProof/>
-                <w:webHidden/>
-              </w:rPr>
-              <w:fldChar w:fldCharType="separate"/>
-            </w:r>
-            <w:r>
-              <w:rPr>
-                <w:noProof/>
-                <w:webHidden/>
-              </w:rPr>
-              <w:t>32</w:t>
-            </w:r>
-            <w:r>
-              <w:rPr>
-                <w:noProof/>
-                <w:webHidden/>
-              </w:rPr>
-              <w:fldChar w:fldCharType="end"/>
-            </w:r>
-          </w:hyperlink>
-        </w:p>
-        <w:p>
-          <w:pPr>
-            <w:pStyle w:val="TOC3"/>
-            <w:tabs>
-              <w:tab w:val="right" w:leader="dot" w:pos="8780"/>
-            </w:tabs>
-            <w:spacing w:line="360" w:lineRule="auto"/>
-            <w:rPr>
-              <w:rFonts w:asciiTheme="minorHAnsi" w:eastAsiaTheme="minorEastAsia" w:hAnsiTheme="minorHAnsi" w:cstheme="minorBidi"/>
-              <w:b w:val="0"/>
-              <w:bCs w:val="0"/>
-              <w:i w:val="0"/>
-              <w:iCs w:val="0"/>
-              <w:noProof/>
-              <w:kern w:val="2"/>
-              <w:lang w:val="vi-VN" w:eastAsia="vi-VN"/>
-              <w14:ligatures w14:val="standardContextual"/>
-            </w:rPr>
-          </w:pPr>
-          <w:hyperlink w:anchor="_Toc218480342" w:history="1">
-            <w:r>
-              <w:rPr>
-                <w:rStyle w:val="Hyperlink"/>
-                <w:noProof/>
-                <w:lang w:val="en-US"/>
-              </w:rPr>
-              <w:t>2.2.5   Mối tương quan số tiền vay trung bình theo nhóm công việc</w:t>
-            </w:r>
-            <w:r>
-              <w:rPr>
-                <w:noProof/>
-                <w:webHidden/>
-              </w:rPr>
-              <w:tab/>
-            </w:r>
-            <w:r>
-              <w:rPr>
-                <w:noProof/>
-                <w:webHidden/>
-              </w:rPr>
-              <w:fldChar w:fldCharType="begin"/>
-            </w:r>
-            <w:r>
-              <w:rPr>
-                <w:noProof/>
-                <w:webHidden/>
-              </w:rPr>
-              <w:instrText xml:space="preserve"> PAGEREF _Toc218480342 \h </w:instrText>
-            </w:r>
-            <w:r>
-              <w:rPr>
-                <w:noProof/>
-                <w:webHidden/>
-              </w:rPr>
-            </w:r>
-            <w:r>
-              <w:rPr>
-                <w:noProof/>
-                <w:webHidden/>
-              </w:rPr>
-              <w:fldChar w:fldCharType="separate"/>
-            </w:r>
-            <w:r>
-              <w:rPr>
-                <w:noProof/>
-                <w:webHidden/>
-              </w:rPr>
-              <w:t>33</w:t>
-            </w:r>
-            <w:r>
-              <w:rPr>
-                <w:noProof/>
-                <w:webHidden/>
-              </w:rPr>
-              <w:fldChar w:fldCharType="end"/>
-            </w:r>
-          </w:hyperlink>
-        </w:p>
-        <w:p>
-          <w:pPr>
-            <w:pStyle w:val="TOC3"/>
-            <w:tabs>
-              <w:tab w:val="right" w:leader="dot" w:pos="8780"/>
-            </w:tabs>
-            <w:spacing w:line="360" w:lineRule="auto"/>
-            <w:rPr>
-              <w:rFonts w:asciiTheme="minorHAnsi" w:eastAsiaTheme="minorEastAsia" w:hAnsiTheme="minorHAnsi" w:cstheme="minorBidi"/>
-              <w:b w:val="0"/>
-              <w:bCs w:val="0"/>
-              <w:i w:val="0"/>
-              <w:iCs w:val="0"/>
-              <w:noProof/>
-              <w:kern w:val="2"/>
-              <w:lang w:val="vi-VN" w:eastAsia="vi-VN"/>
-              <w14:ligatures w14:val="standardContextual"/>
-            </w:rPr>
-          </w:pPr>
-          <w:hyperlink w:anchor="_Toc218480343" w:history="1">
-            <w:r>
-              <w:rPr>
-                <w:rStyle w:val="Hyperlink"/>
-                <w:noProof/>
-                <w:lang w:val="en-US"/>
-              </w:rPr>
-              <w:t>2.2.5   Phân phối Số tiền vay và Số tiền cần vay</w:t>
-            </w:r>
-            <w:r>
-              <w:rPr>
-                <w:noProof/>
-                <w:webHidden/>
-              </w:rPr>
-              <w:tab/>
-            </w:r>
-            <w:r>
-              <w:rPr>
-                <w:noProof/>
-                <w:webHidden/>
-              </w:rPr>
-              <w:fldChar w:fldCharType="begin"/>
-            </w:r>
-            <w:r>
-              <w:rPr>
-                <w:noProof/>
-                <w:webHidden/>
-              </w:rPr>
-              <w:instrText xml:space="preserve"> PAGEREF _Toc218480343 \h </w:instrText>
-            </w:r>
-            <w:r>
-              <w:rPr>
-                <w:noProof/>
-                <w:webHidden/>
-              </w:rPr>
-            </w:r>
-            <w:r>
-              <w:rPr>
-                <w:noProof/>
-                <w:webHidden/>
-              </w:rPr>
-              <w:fldChar w:fldCharType="separate"/>
-            </w:r>
-            <w:r>
-              <w:rPr>
-                <w:noProof/>
-                <w:webHidden/>
-              </w:rPr>
-              <w:t>34</w:t>
-            </w:r>
-            <w:r>
-              <w:rPr>
-                <w:noProof/>
-                <w:webHidden/>
-              </w:rPr>
-              <w:fldChar w:fldCharType="end"/>
-            </w:r>
-          </w:hyperlink>
-        </w:p>
-        <w:p>
-          <w:pPr>
-            <w:pStyle w:val="TOC3"/>
-            <w:tabs>
-              <w:tab w:val="right" w:leader="dot" w:pos="8780"/>
-            </w:tabs>
-            <w:spacing w:line="360" w:lineRule="auto"/>
-            <w:rPr>
-              <w:rFonts w:asciiTheme="minorHAnsi" w:eastAsiaTheme="minorEastAsia" w:hAnsiTheme="minorHAnsi" w:cstheme="minorBidi"/>
-              <w:b w:val="0"/>
-              <w:bCs w:val="0"/>
-              <w:i w:val="0"/>
-              <w:iCs w:val="0"/>
-              <w:noProof/>
-              <w:kern w:val="2"/>
-              <w:lang w:val="vi-VN" w:eastAsia="vi-VN"/>
-              <w14:ligatures w14:val="standardContextual"/>
-            </w:rPr>
-          </w:pPr>
-          <w:hyperlink w:anchor="_Toc218480344" w:history="1">
-            <w:r>
-              <w:rPr>
-                <w:rStyle w:val="Hyperlink"/>
-                <w:noProof/>
-                <w:lang w:val="en-US"/>
-              </w:rPr>
-              <w:t xml:space="preserve">2.2.5   Mối tương quan số tiền vay trung bình theo </w:t>
-            </w:r>
-            <w:r>
-              <w:rPr>
-                <w:rStyle w:val="Hyperlink"/>
-                <w:noProof/>
-                <w:lang w:val="vi-VN"/>
-              </w:rPr>
-              <w:t>sự kết hợp giữa Loại nhà ở và Mục đích vay :</w:t>
-            </w:r>
-            <w:r>
-              <w:rPr>
-                <w:noProof/>
-                <w:webHidden/>
-              </w:rPr>
-              <w:tab/>
-            </w:r>
-            <w:r>
-              <w:rPr>
-                <w:noProof/>
-                <w:webHidden/>
-              </w:rPr>
-              <w:fldChar w:fldCharType="begin"/>
-            </w:r>
-            <w:r>
-              <w:rPr>
-                <w:noProof/>
-                <w:webHidden/>
-              </w:rPr>
-              <w:instrText xml:space="preserve"> PAGEREF _Toc218480344 \h </w:instrText>
-            </w:r>
-            <w:r>
-              <w:rPr>
-                <w:noProof/>
-                <w:webHidden/>
-              </w:rPr>
-            </w:r>
-            <w:r>
-              <w:rPr>
-                <w:noProof/>
-                <w:webHidden/>
-              </w:rPr>
-              <w:fldChar w:fldCharType="separate"/>
-            </w:r>
-            <w:r>
-              <w:rPr>
-                <w:noProof/>
-                <w:webHidden/>
-              </w:rPr>
-              <w:t>34</w:t>
-            </w:r>
-            <w:r>
-              <w:rPr>
-                <w:noProof/>
-                <w:webHidden/>
-              </w:rPr>
-              <w:fldChar w:fldCharType="end"/>
-            </w:r>
-          </w:hyperlink>
-        </w:p>
-        <w:p>
-          <w:pPr>
-            <w:pStyle w:val="TOC2"/>
-            <w:tabs>
-              <w:tab w:val="right" w:leader="dot" w:pos="8780"/>
-            </w:tabs>
-            <w:spacing w:line="360" w:lineRule="auto"/>
-            <w:rPr>
-              <w:rFonts w:asciiTheme="minorHAnsi" w:eastAsiaTheme="minorEastAsia" w:hAnsiTheme="minorHAnsi" w:cstheme="minorBidi"/>
-              <w:noProof/>
-              <w:kern w:val="2"/>
-              <w:sz w:val="22"/>
-              <w:szCs w:val="22"/>
-              <w:lang w:val="vi-VN" w:eastAsia="vi-VN"/>
-              <w14:ligatures w14:val="standardContextual"/>
-            </w:rPr>
-          </w:pPr>
-          <w:hyperlink w:anchor="_Toc218480345" w:history="1">
-            <w:r>
-              <w:rPr>
-                <w:rStyle w:val="Hyperlink"/>
-                <w:noProof/>
-                <w:lang w:val="en-US"/>
-              </w:rPr>
-              <w:t>2</w:t>
-            </w:r>
-            <w:r>
-              <w:rPr>
-                <w:rStyle w:val="Hyperlink"/>
-                <w:noProof/>
-                <w:lang w:val="vi-VN"/>
-              </w:rPr>
-              <w:t>.</w:t>
-            </w:r>
-            <w:r>
-              <w:rPr>
-                <w:rStyle w:val="Hyperlink"/>
-                <w:noProof/>
-                <w:lang w:val="en-US"/>
-              </w:rPr>
-              <w:t>3</w:t>
-            </w:r>
-            <w:r>
-              <w:rPr>
-                <w:rStyle w:val="Hyperlink"/>
-                <w:noProof/>
-                <w:lang w:val="vi-VN"/>
-              </w:rPr>
-              <w:t xml:space="preserve">  </w:t>
-            </w:r>
-            <w:r>
-              <w:rPr>
-                <w:rStyle w:val="Hyperlink"/>
-                <w:noProof/>
-                <w:lang w:val="en-US"/>
-              </w:rPr>
-              <w:t>Huấn luyện mô hình</w:t>
-            </w:r>
-            <w:r>
-              <w:rPr>
-                <w:noProof/>
-                <w:webHidden/>
-              </w:rPr>
-              <w:tab/>
-            </w:r>
-            <w:r>
-              <w:rPr>
-                <w:noProof/>
-                <w:webHidden/>
-              </w:rPr>
-              <w:fldChar w:fldCharType="begin"/>
-            </w:r>
-            <w:r>
-              <w:rPr>
-                <w:noProof/>
-                <w:webHidden/>
-              </w:rPr>
-              <w:instrText xml:space="preserve"> PAGEREF _Toc218480345 \h </w:instrText>
-            </w:r>
-            <w:r>
-              <w:rPr>
-                <w:noProof/>
-                <w:webHidden/>
-              </w:rPr>
-            </w:r>
-            <w:r>
-              <w:rPr>
-                <w:noProof/>
-                <w:webHidden/>
-              </w:rPr>
-              <w:fldChar w:fldCharType="separate"/>
-            </w:r>
-            <w:r>
-              <w:rPr>
-                <w:noProof/>
-                <w:webHidden/>
-              </w:rPr>
-              <w:t>36</w:t>
-            </w:r>
-            <w:r>
-              <w:rPr>
-                <w:noProof/>
-                <w:webHidden/>
-              </w:rPr>
-              <w:fldChar w:fldCharType="end"/>
-            </w:r>
-          </w:hyperlink>
-        </w:p>
-        <w:p>
-          <w:pPr>
-            <w:pStyle w:val="TOC2"/>
-            <w:tabs>
-              <w:tab w:val="left" w:pos="1475"/>
-              <w:tab w:val="right" w:leader="dot" w:pos="8780"/>
-            </w:tabs>
-            <w:spacing w:line="360" w:lineRule="auto"/>
-            <w:rPr>
-              <w:rFonts w:asciiTheme="minorHAnsi" w:eastAsiaTheme="minorEastAsia" w:hAnsiTheme="minorHAnsi" w:cstheme="minorBidi"/>
-              <w:noProof/>
-              <w:kern w:val="2"/>
-              <w:sz w:val="22"/>
-              <w:szCs w:val="22"/>
-              <w:lang w:val="vi-VN" w:eastAsia="vi-VN"/>
-              <w14:ligatures w14:val="standardContextual"/>
-            </w:rPr>
-          </w:pPr>
-          <w:hyperlink w:anchor="_Toc218480346" w:history="1">
-            <w:r>
-              <w:rPr>
-                <w:rStyle w:val="Hyperlink"/>
-                <w:noProof/>
-                <w:lang w:val="vi-VN"/>
-              </w:rPr>
-              <w:t>2.4</w:t>
-            </w:r>
-            <w:r>
-              <w:rPr>
-                <w:rFonts w:asciiTheme="minorHAnsi" w:eastAsiaTheme="minorEastAsia" w:hAnsiTheme="minorHAnsi" w:cstheme="minorBidi"/>
-                <w:noProof/>
-                <w:kern w:val="2"/>
-                <w:sz w:val="22"/>
-                <w:szCs w:val="22"/>
-                <w:lang w:val="vi-VN" w:eastAsia="vi-VN"/>
-                <w14:ligatures w14:val="standardContextual"/>
-              </w:rPr>
-              <w:tab/>
-            </w:r>
-            <w:r>
-              <w:rPr>
-                <w:rStyle w:val="Hyperlink"/>
-                <w:noProof/>
-                <w:lang w:val="vi-VN"/>
-              </w:rPr>
-              <w:t>Đánh giá mô hình</w:t>
-            </w:r>
-            <w:r>
-              <w:rPr>
-                <w:noProof/>
-                <w:webHidden/>
-              </w:rPr>
-              <w:tab/>
-            </w:r>
-            <w:r>
-              <w:rPr>
-                <w:noProof/>
-                <w:webHidden/>
-              </w:rPr>
-              <w:fldChar w:fldCharType="begin"/>
-            </w:r>
-            <w:r>
-              <w:rPr>
-                <w:noProof/>
-                <w:webHidden/>
-              </w:rPr>
-              <w:instrText xml:space="preserve"> PAGEREF _Toc218480346 \h </w:instrText>
-            </w:r>
-            <w:r>
-              <w:rPr>
-                <w:noProof/>
-                <w:webHidden/>
-              </w:rPr>
-            </w:r>
-            <w:r>
-              <w:rPr>
-                <w:noProof/>
-                <w:webHidden/>
-              </w:rPr>
-              <w:fldChar w:fldCharType="separate"/>
-            </w:r>
-            <w:r>
-              <w:rPr>
-                <w:noProof/>
-                <w:webHidden/>
-              </w:rPr>
-              <w:t>36</w:t>
-            </w:r>
-            <w:r>
-              <w:rPr>
-                <w:noProof/>
-                <w:webHidden/>
-              </w:rPr>
-              <w:fldChar w:fldCharType="end"/>
-            </w:r>
-          </w:hyperlink>
-        </w:p>
-        <w:p>
-          <w:pPr>
-            <w:pStyle w:val="TOC2"/>
-            <w:tabs>
-              <w:tab w:val="left" w:pos="1475"/>
-              <w:tab w:val="right" w:leader="dot" w:pos="8780"/>
-            </w:tabs>
-            <w:spacing w:line="360" w:lineRule="auto"/>
-            <w:rPr>
-              <w:rFonts w:asciiTheme="minorHAnsi" w:eastAsiaTheme="minorEastAsia" w:hAnsiTheme="minorHAnsi" w:cstheme="minorBidi"/>
-              <w:noProof/>
-              <w:kern w:val="2"/>
-              <w:sz w:val="22"/>
-              <w:szCs w:val="22"/>
-              <w:lang w:val="vi-VN" w:eastAsia="vi-VN"/>
-              <w14:ligatures w14:val="standardContextual"/>
-            </w:rPr>
-          </w:pPr>
-          <w:hyperlink w:anchor="_Toc218480347" w:history="1">
-            <w:r>
-              <w:rPr>
-                <w:rStyle w:val="Hyperlink"/>
-                <w:noProof/>
-                <w:lang w:val="vi-VN"/>
-              </w:rPr>
-              <w:t>2.5</w:t>
-            </w:r>
-            <w:r>
-              <w:rPr>
-                <w:rFonts w:asciiTheme="minorHAnsi" w:eastAsiaTheme="minorEastAsia" w:hAnsiTheme="minorHAnsi" w:cstheme="minorBidi"/>
-                <w:noProof/>
-                <w:kern w:val="2"/>
-                <w:sz w:val="22"/>
-                <w:szCs w:val="22"/>
-                <w:lang w:val="vi-VN" w:eastAsia="vi-VN"/>
-                <w14:ligatures w14:val="standardContextual"/>
-              </w:rPr>
-              <w:tab/>
-            </w:r>
-            <w:r>
-              <w:rPr>
-                <w:rStyle w:val="Hyperlink"/>
-                <w:noProof/>
-                <w:lang w:val="vi-VN"/>
-              </w:rPr>
-              <w:t>Xây dựng mô hình dự đoán</w:t>
-            </w:r>
-            <w:r>
-              <w:rPr>
-                <w:noProof/>
-                <w:webHidden/>
-              </w:rPr>
-              <w:tab/>
-            </w:r>
-            <w:r>
-              <w:rPr>
-                <w:noProof/>
-                <w:webHidden/>
-              </w:rPr>
-              <w:fldChar w:fldCharType="begin"/>
-            </w:r>
-            <w:r>
-              <w:rPr>
-                <w:noProof/>
-                <w:webHidden/>
-              </w:rPr>
-              <w:instrText xml:space="preserve"> PAGEREF _Toc218480347 \h </w:instrText>
-            </w:r>
-            <w:r>
-              <w:rPr>
-                <w:noProof/>
-                <w:webHidden/>
-              </w:rPr>
-            </w:r>
-            <w:r>
-              <w:rPr>
-                <w:noProof/>
-                <w:webHidden/>
-              </w:rPr>
-              <w:fldChar w:fldCharType="separate"/>
-            </w:r>
-            <w:r>
-              <w:rPr>
-                <w:noProof/>
-                <w:webHidden/>
-              </w:rPr>
-              <w:t>38</w:t>
+              <w:t>41</w:t>
             </w:r>
             <w:r>
               <w:rPr>
@@ -6852,7 +6705,6 @@
             <w:tabs>
               <w:tab w:val="right" w:leader="dot" w:pos="8780"/>
             </w:tabs>
-            <w:spacing w:line="360" w:lineRule="auto"/>
             <w:rPr>
               <w:rFonts w:asciiTheme="minorHAnsi" w:eastAsiaTheme="minorEastAsia" w:hAnsiTheme="minorHAnsi" w:cstheme="minorBidi"/>
               <w:b w:val="0"/>
@@ -6865,14 +6717,13 @@
               <w14:ligatures w14:val="standardContextual"/>
             </w:rPr>
           </w:pPr>
-          <w:hyperlink w:anchor="_Toc218480348" w:history="1">
+          <w:hyperlink w:anchor="_Toc218484119" w:history="1">
             <w:r>
               <w:rPr>
                 <w:rStyle w:val="Hyperlink"/>
                 <w:noProof/>
-                <w:lang w:val="vi-VN"/>
-              </w:rPr>
-              <w:t>CHƯƠNG 4: ỨNG DỤNG</w:t>
+              </w:rPr>
+              <w:t>KẾT LUẬN</w:t>
             </w:r>
             <w:r>
               <w:rPr>
@@ -6893,7 +6744,7 @@
                 <w:noProof/>
                 <w:webHidden/>
               </w:rPr>
-              <w:instrText xml:space="preserve"> PAGEREF _Toc218480348 \h </w:instrText>
+              <w:instrText xml:space="preserve"> PAGEREF _Toc218484119 \h </w:instrText>
             </w:r>
             <w:r>
               <w:rPr>
@@ -6913,7 +6764,7 @@
                 <w:noProof/>
                 <w:webHidden/>
               </w:rPr>
-              <w:t>40</w:t>
+              <w:t>43</w:t>
             </w:r>
             <w:r>
               <w:rPr>
@@ -6930,7 +6781,6 @@
             <w:tabs>
               <w:tab w:val="right" w:leader="dot" w:pos="8780"/>
             </w:tabs>
-            <w:spacing w:line="360" w:lineRule="auto"/>
             <w:rPr>
               <w:rFonts w:asciiTheme="minorHAnsi" w:eastAsiaTheme="minorEastAsia" w:hAnsiTheme="minorHAnsi" w:cstheme="minorBidi"/>
               <w:b w:val="0"/>
@@ -6943,13 +6793,59 @@
               <w14:ligatures w14:val="standardContextual"/>
             </w:rPr>
           </w:pPr>
-          <w:hyperlink w:anchor="_Toc218480349" w:history="1">
+          <w:hyperlink w:anchor="_Toc218484120" w:history="1">
             <w:r>
               <w:rPr>
                 <w:rStyle w:val="Hyperlink"/>
                 <w:noProof/>
               </w:rPr>
-              <w:t>KẾT LUẬN</w:t>
+              <w:t>TÀI</w:t>
+            </w:r>
+            <w:r>
+              <w:rPr>
+                <w:rStyle w:val="Hyperlink"/>
+                <w:noProof/>
+                <w:spacing w:val="-10"/>
+              </w:rPr>
+              <w:t xml:space="preserve"> </w:t>
+            </w:r>
+            <w:r>
+              <w:rPr>
+                <w:rStyle w:val="Hyperlink"/>
+                <w:noProof/>
+              </w:rPr>
+              <w:t>LIỆU</w:t>
+            </w:r>
+            <w:r>
+              <w:rPr>
+                <w:rStyle w:val="Hyperlink"/>
+                <w:noProof/>
+                <w:spacing w:val="-9"/>
+              </w:rPr>
+              <w:t xml:space="preserve"> </w:t>
+            </w:r>
+            <w:r>
+              <w:rPr>
+                <w:rStyle w:val="Hyperlink"/>
+                <w:noProof/>
+              </w:rPr>
+              <w:t>THAM</w:t>
+            </w:r>
+            <w:r>
+              <w:rPr>
+                <w:rStyle w:val="Hyperlink"/>
+                <w:noProof/>
+                <w:spacing w:val="-3"/>
+              </w:rPr>
+              <w:t xml:space="preserve"> </w:t>
+            </w:r>
+            <w:r>
+              <w:rPr>
+                <w:rStyle w:val="Hyperlink"/>
+                <w:noProof/>
+                <w:spacing w:val="-4"/>
+              </w:rPr>
+              <w:t>KHẢO</w:t>
             </w:r>
             <w:r>
               <w:rPr>
@@ -6970,7 +6866,7 @@
                 <w:noProof/>
                 <w:webHidden/>
               </w:rPr>
-              <w:instrText xml:space="preserve"> PAGEREF _Toc218480349 \h </w:instrText>
+              <w:instrText xml:space="preserve"> PAGEREF _Toc218484120 \h </w:instrText>
             </w:r>
             <w:r>
               <w:rPr>
@@ -6990,130 +6886,7 @@
                 <w:noProof/>
                 <w:webHidden/>
               </w:rPr>
-              <w:t>42</w:t>
-            </w:r>
-            <w:r>
-              <w:rPr>
-                <w:noProof/>
-                <w:webHidden/>
-              </w:rPr>
-              <w:fldChar w:fldCharType="end"/>
-            </w:r>
-          </w:hyperlink>
-        </w:p>
-        <w:p>
-          <w:pPr>
-            <w:pStyle w:val="TOC1"/>
-            <w:tabs>
-              <w:tab w:val="right" w:leader="dot" w:pos="8780"/>
-            </w:tabs>
-            <w:spacing w:line="360" w:lineRule="auto"/>
-            <w:rPr>
-              <w:rFonts w:asciiTheme="minorHAnsi" w:eastAsiaTheme="minorEastAsia" w:hAnsiTheme="minorHAnsi" w:cstheme="minorBidi"/>
-              <w:b w:val="0"/>
-              <w:bCs w:val="0"/>
-              <w:noProof/>
-              <w:kern w:val="2"/>
-              <w:sz w:val="22"/>
-              <w:szCs w:val="22"/>
-              <w:lang w:val="vi-VN" w:eastAsia="vi-VN"/>
-              <w14:ligatures w14:val="standardContextual"/>
-            </w:rPr>
-          </w:pPr>
-          <w:hyperlink w:anchor="_Toc218480350" w:history="1">
-            <w:r>
-              <w:rPr>
-                <w:rStyle w:val="Hyperlink"/>
-                <w:noProof/>
-              </w:rPr>
-              <w:t>TÀI</w:t>
-            </w:r>
-            <w:r>
-              <w:rPr>
-                <w:rStyle w:val="Hyperlink"/>
-                <w:noProof/>
-                <w:spacing w:val="-10"/>
-              </w:rPr>
-              <w:t xml:space="preserve"> </w:t>
-            </w:r>
-            <w:r>
-              <w:rPr>
-                <w:rStyle w:val="Hyperlink"/>
-                <w:noProof/>
-              </w:rPr>
-              <w:t>LIỆU</w:t>
-            </w:r>
-            <w:r>
-              <w:rPr>
-                <w:rStyle w:val="Hyperlink"/>
-                <w:noProof/>
-                <w:spacing w:val="-9"/>
-              </w:rPr>
-              <w:t xml:space="preserve"> </w:t>
-            </w:r>
-            <w:r>
-              <w:rPr>
-                <w:rStyle w:val="Hyperlink"/>
-                <w:noProof/>
-              </w:rPr>
-              <w:t>THAM</w:t>
-            </w:r>
-            <w:r>
-              <w:rPr>
-                <w:rStyle w:val="Hyperlink"/>
-                <w:noProof/>
-                <w:spacing w:val="-3"/>
-              </w:rPr>
-              <w:t xml:space="preserve"> </w:t>
-            </w:r>
-            <w:r>
-              <w:rPr>
-                <w:rStyle w:val="Hyperlink"/>
-                <w:noProof/>
-                <w:spacing w:val="-4"/>
-              </w:rPr>
-              <w:t>KHẢO</w:t>
-            </w:r>
-            <w:r>
-              <w:rPr>
-                <w:noProof/>
-                <w:webHidden/>
-              </w:rPr>
-              <w:tab/>
-            </w:r>
-            <w:r>
-              <w:rPr>
-                <w:noProof/>
-                <w:webHidden/>
-              </w:rPr>
-              <w:fldChar w:fldCharType="begin"/>
-            </w:r>
-            <w:r>
-              <w:rPr>
-                <w:noProof/>
-                <w:webHidden/>
-              </w:rPr>
-              <w:instrText xml:space="preserve"> PAGEREF _Toc218480350 \h </w:instrText>
-            </w:r>
-            <w:r>
-              <w:rPr>
-                <w:noProof/>
-                <w:webHidden/>
-              </w:rPr>
-            </w:r>
-            <w:r>
-              <w:rPr>
-                <w:noProof/>
-                <w:webHidden/>
-              </w:rPr>
-              <w:fldChar w:fldCharType="separate"/>
-            </w:r>
-            <w:r>
-              <w:rPr>
-                <w:noProof/>
-                <w:webHidden/>
-              </w:rPr>
-              <w:t>43</w:t>
+              <w:t>44</w:t>
             </w:r>
             <w:r>
               <w:rPr>
@@ -9271,25 +9044,7 @@
             <w:bCs/>
             <w:noProof/>
           </w:rPr>
-          <w:t xml:space="preserve"> số tiền vay trung bình theo</w:t>
-        </w:r>
-        <w:r>
-          <w:rPr>
-            <w:rStyle w:val="Hyperlink"/>
-            <w:b/>
-            <w:bCs/>
-            <w:noProof/>
-          </w:rPr>
-          <w:t xml:space="preserve"> </w:t>
-        </w:r>
-        <w:r>
-          <w:rPr>
-            <w:rStyle w:val="Hyperlink"/>
-            <w:b/>
-            <w:bCs/>
-            <w:noProof/>
-          </w:rPr>
-          <w:t>nhóm giới tính</w:t>
+          <w:t xml:space="preserve"> số tiền vay trung bình theo nhóm giới tính</w:t>
         </w:r>
         <w:r>
           <w:rPr>
@@ -9711,7 +9466,7 @@
         <w:ind w:left="0" w:right="1"/>
       </w:pPr>
       <w:bookmarkStart w:id="3" w:name="CHƯƠNG_1:_TỔNG_QUAN"/>
-      <w:bookmarkStart w:id="4" w:name="_Toc218480312"/>
+      <w:bookmarkStart w:id="4" w:name="_Toc218484083"/>
       <w:bookmarkEnd w:id="3"/>
       <w:r>
         <w:lastRenderedPageBreak/>
@@ -9779,7 +9534,7 @@
         </w:rPr>
         <w:t xml:space="preserve">  </w:t>
       </w:r>
-      <w:bookmarkStart w:id="6" w:name="_Toc218480313"/>
+      <w:bookmarkStart w:id="6" w:name="_Toc218484084"/>
       <w:r>
         <w:rPr>
           <w:color w:val="000000" w:themeColor="text1"/>
@@ -9965,7 +9720,7 @@
       <w:r>
         <w:t xml:space="preserve"> </w:t>
       </w:r>
-      <w:bookmarkStart w:id="8" w:name="_Toc218480314"/>
+      <w:bookmarkStart w:id="8" w:name="_Toc218484085"/>
       <w:r>
         <w:t>Mục tiêu của đề tài</w:t>
       </w:r>
@@ -10151,7 +9906,7 @@
       <w:r>
         <w:t xml:space="preserve">  </w:t>
       </w:r>
-      <w:bookmarkStart w:id="10" w:name="_Toc218480315"/>
+      <w:bookmarkStart w:id="10" w:name="_Toc218484086"/>
       <w:r>
         <w:t>Giới</w:t>
       </w:r>
@@ -10219,107 +9974,11 @@
     </w:p>
     <w:p>
       <w:pPr>
-        <w:pStyle w:val="Heading3"/>
-        <w:numPr>
-          <w:ilvl w:val="2"/>
-          <w:numId w:val="3"/>
-        </w:numPr>
-        <w:spacing w:line="360" w:lineRule="auto"/>
-        <w:rPr>
-          <w:b/>
-          <w:bCs/>
-          <w:color w:val="auto"/>
+        <w:ind w:firstLine="360"/>
+        <w:rPr>
           <w:spacing w:val="-4"/>
-          <w:sz w:val="26"/>
-          <w:szCs w:val="26"/>
-        </w:rPr>
-      </w:pPr>
-      <w:bookmarkStart w:id="11" w:name="_Toc218480316"/>
-      <w:r>
-        <w:rPr>
-          <w:b/>
-          <w:bCs/>
-          <w:color w:val="auto"/>
-          <w:sz w:val="26"/>
-          <w:szCs w:val="26"/>
-        </w:rPr>
-        <w:t>Giới</w:t>
-      </w:r>
-      <w:r>
-        <w:rPr>
-          <w:b/>
-          <w:bCs/>
-          <w:color w:val="auto"/>
-          <w:spacing w:val="-4"/>
-          <w:sz w:val="26"/>
-          <w:szCs w:val="26"/>
-        </w:rPr>
-        <w:t xml:space="preserve"> </w:t>
-      </w:r>
-      <w:r>
-        <w:rPr>
-          <w:b/>
-          <w:bCs/>
-          <w:color w:val="auto"/>
-          <w:sz w:val="26"/>
-          <w:szCs w:val="26"/>
-        </w:rPr>
-        <w:t>hạn</w:t>
-      </w:r>
-      <w:r>
-        <w:rPr>
-          <w:b/>
-          <w:bCs/>
-          <w:color w:val="auto"/>
-          <w:spacing w:val="-11"/>
-          <w:sz w:val="26"/>
-          <w:szCs w:val="26"/>
-        </w:rPr>
-        <w:t xml:space="preserve"> </w:t>
-      </w:r>
-      <w:r>
-        <w:rPr>
-          <w:b/>
-          <w:bCs/>
-          <w:color w:val="auto"/>
-          <w:sz w:val="26"/>
-          <w:szCs w:val="26"/>
-        </w:rPr>
-        <w:t>của</w:t>
-      </w:r>
-      <w:r>
-        <w:rPr>
-          <w:b/>
-          <w:bCs/>
-          <w:color w:val="auto"/>
-          <w:spacing w:val="-3"/>
-          <w:sz w:val="26"/>
-          <w:szCs w:val="26"/>
-        </w:rPr>
-        <w:t xml:space="preserve"> </w:t>
-      </w:r>
-      <w:r>
-        <w:rPr>
-          <w:b/>
-          <w:bCs/>
-          <w:color w:val="auto"/>
-          <w:sz w:val="26"/>
-          <w:szCs w:val="26"/>
-        </w:rPr>
-        <w:t>đề</w:t>
-      </w:r>
-      <w:r>
-        <w:rPr>
-          <w:b/>
-          <w:bCs/>
-          <w:color w:val="auto"/>
-          <w:spacing w:val="-4"/>
-          <w:sz w:val="26"/>
-          <w:szCs w:val="26"/>
-        </w:rPr>
-        <w:t xml:space="preserve"> tài:</w:t>
-      </w:r>
-      <w:bookmarkEnd w:id="11"/>
+        </w:rPr>
+      </w:pPr>
     </w:p>
     <w:p>
       <w:pPr>
@@ -10413,7 +10072,7 @@
         </w:rPr>
         <w:t xml:space="preserve">  </w:t>
       </w:r>
-      <w:bookmarkStart w:id="12" w:name="_Toc218480317"/>
+      <w:bookmarkStart w:id="11" w:name="_Toc218484087"/>
       <w:r>
         <w:t>Nội</w:t>
       </w:r>
@@ -10447,7 +10106,7 @@
         </w:rPr>
         <w:t>hiện</w:t>
       </w:r>
-      <w:bookmarkEnd w:id="12"/>
+      <w:bookmarkEnd w:id="11"/>
     </w:p>
     <w:p>
       <w:pPr>
@@ -10573,9 +10232,9 @@
         <w:pStyle w:val="Heading1"/>
         <w:spacing w:line="360" w:lineRule="auto"/>
       </w:pPr>
-      <w:bookmarkStart w:id="13" w:name="CHƯƠNG_2:_NỘI_DUNG_THỰC_HIỆN"/>
-      <w:bookmarkStart w:id="14" w:name="_Toc218480318"/>
-      <w:bookmarkEnd w:id="13"/>
+      <w:bookmarkStart w:id="12" w:name="CHƯƠNG_2:_NỘI_DUNG_THỰC_HIỆN"/>
+      <w:bookmarkStart w:id="13" w:name="_Toc218484088"/>
+      <w:bookmarkEnd w:id="12"/>
       <w:r>
         <w:lastRenderedPageBreak/>
         <w:t xml:space="preserve">CHƯƠNG </w:t>
@@ -10586,7 +10245,7 @@
       <w:r>
         <w:t>: CƠ SỞ LÝ THUYẾT</w:t>
       </w:r>
-      <w:bookmarkEnd w:id="14"/>
+      <w:bookmarkEnd w:id="13"/>
     </w:p>
     <w:p>
       <w:pPr>
@@ -10594,7 +10253,7 @@
         <w:spacing w:line="360" w:lineRule="auto"/>
         <w:ind w:left="0"/>
       </w:pPr>
-      <w:bookmarkStart w:id="15" w:name="_Toc218480319"/>
+      <w:bookmarkStart w:id="14" w:name="_Toc218484089"/>
       <w:r>
         <w:t>2.1</w:t>
       </w:r>
@@ -10602,7 +10261,7 @@
         <w:tab/>
         <w:t>Thư viện</w:t>
       </w:r>
-      <w:bookmarkEnd w:id="15"/>
+      <w:bookmarkEnd w:id="14"/>
     </w:p>
     <w:p>
       <w:pPr>
@@ -10614,7 +10273,7 @@
           <w:szCs w:val="26"/>
         </w:rPr>
       </w:pPr>
-      <w:bookmarkStart w:id="16" w:name="_Toc218480320"/>
+      <w:bookmarkStart w:id="15" w:name="_Toc218484090"/>
       <w:r>
         <w:rPr>
           <w:rFonts w:ascii="Times New Roman" w:hAnsi="Times New Roman" w:cs="Times New Roman"/>
@@ -10640,7 +10299,7 @@
         <w:tab/>
         <w:t>Pandas</w:t>
       </w:r>
-      <w:bookmarkEnd w:id="16"/>
+      <w:bookmarkEnd w:id="15"/>
     </w:p>
     <w:p>
       <w:pPr>
@@ -10897,7 +10556,7 @@
           <w:lang w:val="en-US"/>
         </w:rPr>
       </w:pPr>
-      <w:bookmarkStart w:id="17" w:name="_Toc218480321"/>
+      <w:bookmarkStart w:id="16" w:name="_Toc218484091"/>
       <w:r>
         <w:rPr>
           <w:rFonts w:ascii="Times New Roman" w:hAnsi="Times New Roman" w:cs="Times New Roman"/>
@@ -10924,7 +10583,7 @@
         <w:tab/>
         <w:t>Numpy</w:t>
       </w:r>
-      <w:bookmarkEnd w:id="17"/>
+      <w:bookmarkEnd w:id="16"/>
     </w:p>
     <w:p>
       <w:pPr>
@@ -10946,7 +10605,7 @@
           <w:szCs w:val="26"/>
         </w:rPr>
       </w:pPr>
-      <w:bookmarkStart w:id="18" w:name="_Toc218480322"/>
+      <w:bookmarkStart w:id="17" w:name="_Toc218484092"/>
       <w:r>
         <w:rPr>
           <w:rFonts w:ascii="Times New Roman" w:hAnsi="Times New Roman" w:cs="Times New Roman"/>
@@ -10972,7 +10631,7 @@
         <w:tab/>
         <w:t>Matplotlib</w:t>
       </w:r>
-      <w:bookmarkEnd w:id="18"/>
+      <w:bookmarkEnd w:id="17"/>
     </w:p>
     <w:p>
       <w:pPr>
@@ -11008,7 +10667,7 @@
           <w:szCs w:val="26"/>
         </w:rPr>
       </w:pPr>
-      <w:bookmarkStart w:id="19" w:name="_Toc218480323"/>
+      <w:bookmarkStart w:id="18" w:name="_Toc218484093"/>
       <w:r>
         <w:rPr>
           <w:rFonts w:ascii="Times New Roman" w:hAnsi="Times New Roman" w:cs="Times New Roman"/>
@@ -11034,7 +10693,7 @@
         <w:tab/>
         <w:t>Seaborn</w:t>
       </w:r>
-      <w:bookmarkEnd w:id="19"/>
+      <w:bookmarkEnd w:id="18"/>
     </w:p>
     <w:p>
       <w:pPr>
@@ -11570,7 +11229,7 @@
           <w:lang w:val="vi-VN"/>
         </w:rPr>
       </w:pPr>
-      <w:bookmarkStart w:id="20" w:name="_Toc218480324"/>
+      <w:bookmarkStart w:id="19" w:name="_Toc218484094"/>
       <w:r>
         <w:rPr>
           <w:rFonts w:ascii="Times New Roman" w:hAnsi="Times New Roman" w:cs="Times New Roman"/>
@@ -11605,7 +11264,7 @@
         <w:tab/>
         <w:t>Scikit-learn</w:t>
       </w:r>
-      <w:bookmarkEnd w:id="20"/>
+      <w:bookmarkEnd w:id="19"/>
     </w:p>
     <w:p>
       <w:pPr>
@@ -12233,7 +11892,7 @@
           <w:lang w:val="en-US"/>
         </w:rPr>
       </w:pPr>
-      <w:bookmarkStart w:id="21" w:name="_Toc218480325"/>
+      <w:bookmarkStart w:id="20" w:name="_Toc218484095"/>
       <w:r>
         <w:rPr>
           <w:rFonts w:asciiTheme="majorHAnsi" w:hAnsiTheme="majorHAnsi" w:cstheme="majorHAnsi"/>
@@ -12255,7 +11914,7 @@
         </w:rPr>
         <w:t>y</w:t>
       </w:r>
-      <w:bookmarkEnd w:id="21"/>
+      <w:bookmarkEnd w:id="20"/>
     </w:p>
     <w:p>
       <w:pPr>
@@ -12279,7 +11938,7 @@
           <w:lang w:val="en-US"/>
         </w:rPr>
       </w:pPr>
-      <w:bookmarkStart w:id="22" w:name="_Toc218480326"/>
+      <w:bookmarkStart w:id="21" w:name="_Toc218484096"/>
       <w:r>
         <w:rPr>
           <w:rFonts w:cstheme="majorHAnsi"/>
@@ -12301,7 +11960,7 @@
         <w:tab/>
         <w:t>Logistic Regression</w:t>
       </w:r>
-      <w:bookmarkEnd w:id="22"/>
+      <w:bookmarkEnd w:id="21"/>
     </w:p>
     <w:p>
       <w:pPr>
@@ -12678,17 +12337,17 @@
           <w:color w:val="auto"/>
           <w:sz w:val="26"/>
           <w:szCs w:val="26"/>
-          <w:lang w:val="en-US"/>
-        </w:rPr>
-      </w:pPr>
-      <w:bookmarkStart w:id="23" w:name="_Toc218480327"/>
+          <w:lang w:val="vi-VN"/>
+        </w:rPr>
+      </w:pPr>
+      <w:bookmarkStart w:id="22" w:name="_Toc218484097"/>
       <w:r>
         <w:rPr>
           <w:rFonts w:cstheme="majorHAnsi"/>
           <w:color w:val="auto"/>
           <w:sz w:val="26"/>
           <w:szCs w:val="26"/>
-          <w:lang w:val="en-US"/>
+          <w:lang w:val="vi-VN"/>
         </w:rPr>
         <w:t>2.2.2</w:t>
       </w:r>
@@ -12698,12 +12357,12 @@
           <w:color w:val="auto"/>
           <w:sz w:val="26"/>
           <w:szCs w:val="26"/>
-          <w:lang w:val="en-US"/>
+          <w:lang w:val="vi-VN"/>
         </w:rPr>
         <w:tab/>
         <w:t>Decision Tree</w:t>
       </w:r>
-      <w:bookmarkEnd w:id="23"/>
+      <w:bookmarkEnd w:id="22"/>
     </w:p>
     <w:p>
       <w:pPr>
@@ -12745,193 +12404,193 @@
           <w:rFonts w:asciiTheme="majorHAnsi" w:hAnsiTheme="majorHAnsi" w:cstheme="majorHAnsi"/>
           <w:sz w:val="26"/>
           <w:szCs w:val="26"/>
+          <w:lang w:val="vi-VN"/>
+        </w:rPr>
+      </w:pPr>
+      <w:r>
+        <w:rPr>
+          <w:rFonts w:asciiTheme="majorHAnsi" w:hAnsiTheme="majorHAnsi" w:cstheme="majorHAnsi"/>
+          <w:sz w:val="26"/>
+          <w:szCs w:val="26"/>
+          <w:lang w:val="vi-VN"/>
+        </w:rPr>
+        <w:t>Cây quyết định được phát triển từ những năm 1960 và chủ yếu được ứng dụng trong khai thác dữ liệu, học máy và thống kê.</w:t>
+      </w:r>
+    </w:p>
+    <w:p>
+      <w:pPr>
+        <w:spacing w:line="360" w:lineRule="auto"/>
+        <w:ind w:firstLine="720"/>
+        <w:rPr>
+          <w:rFonts w:asciiTheme="majorHAnsi" w:hAnsiTheme="majorHAnsi" w:cstheme="majorHAnsi"/>
+          <w:sz w:val="26"/>
+          <w:szCs w:val="26"/>
+          <w:lang w:val="vi-VN"/>
+        </w:rPr>
+      </w:pPr>
+      <w:r>
+        <w:rPr>
+          <w:rFonts w:asciiTheme="majorHAnsi" w:hAnsiTheme="majorHAnsi" w:cstheme="majorHAnsi"/>
+          <w:sz w:val="26"/>
+          <w:szCs w:val="26"/>
+          <w:lang w:val="vi-VN"/>
+        </w:rPr>
+        <w:t>Trong lĩnh vực Học máy (Machine Learning), có rất nhiều thuật toán khác nhau để lựa chọn. Việc chọn thuật toán phù hợp nhất với tập dữ liệu và bài toán cụ thể là yếu tố then chốt để xây dựng một mô hình học máy hiệu quả. Cây Quyết định là một lựa chọn đáng cân nhắc, và dưới đây là hai lý do chính:</w:t>
+      </w:r>
+    </w:p>
+    <w:p>
+      <w:pPr>
+        <w:spacing w:line="360" w:lineRule="auto"/>
+        <w:ind w:firstLine="720"/>
+        <w:rPr>
+          <w:rFonts w:asciiTheme="majorHAnsi" w:hAnsiTheme="majorHAnsi" w:cstheme="majorHAnsi"/>
+          <w:sz w:val="26"/>
+          <w:szCs w:val="26"/>
+          <w:lang w:val="vi-VN"/>
+        </w:rPr>
+      </w:pPr>
+      <w:r>
+        <w:rPr>
+          <w:rFonts w:asciiTheme="majorHAnsi" w:hAnsiTheme="majorHAnsi" w:cstheme="majorHAnsi"/>
+          <w:sz w:val="26"/>
+          <w:szCs w:val="26"/>
+          <w:lang w:val="vi-VN"/>
+        </w:rPr>
+        <w:t>Thứ nhất, Decision Tree </w:t>
+      </w:r>
+      <w:r>
+        <w:rPr>
+          <w:rFonts w:asciiTheme="majorHAnsi" w:hAnsiTheme="majorHAnsi" w:cstheme="majorHAnsi"/>
+          <w:b/>
+          <w:bCs/>
+          <w:sz w:val="26"/>
+          <w:szCs w:val="26"/>
+          <w:lang w:val="vi-VN"/>
+        </w:rPr>
+        <w:t>mô phỏng quá trình tư duy của con người</w:t>
+      </w:r>
+      <w:r>
+        <w:rPr>
+          <w:rFonts w:asciiTheme="majorHAnsi" w:hAnsiTheme="majorHAnsi" w:cstheme="majorHAnsi"/>
+          <w:sz w:val="26"/>
+          <w:szCs w:val="26"/>
+          <w:lang w:val="vi-VN"/>
+        </w:rPr>
+        <w:t> khi đưa ra quyết định. Điều này làm cho chúng trở nên dễ hiểu và dễ giải thích. Con người có thể dễ dàng hình dung và nắm bắt cách thức hoạt động của mô hình, từ đó tạo ra sự tin tưởng vào kết quả.</w:t>
+      </w:r>
+    </w:p>
+    <w:p>
+      <w:pPr>
+        <w:spacing w:line="360" w:lineRule="auto"/>
+        <w:ind w:firstLine="720"/>
+        <w:rPr>
+          <w:rFonts w:asciiTheme="majorHAnsi" w:hAnsiTheme="majorHAnsi" w:cstheme="majorHAnsi"/>
+          <w:sz w:val="26"/>
+          <w:szCs w:val="26"/>
+          <w:lang w:val="vi-VN"/>
+        </w:rPr>
+      </w:pPr>
+      <w:r>
+        <w:rPr>
+          <w:rFonts w:asciiTheme="majorHAnsi" w:hAnsiTheme="majorHAnsi" w:cstheme="majorHAnsi"/>
+          <w:sz w:val="26"/>
+          <w:szCs w:val="26"/>
+          <w:lang w:val="vi-VN"/>
+        </w:rPr>
+        <w:t>Thứ hai, logic đằng sau Decision Tree rất trực quan. Cấu trúc của cây, với các nút (node) đại diện cho các thuộc tính, các nhánh (branch) đại diện cho các quyết định, và các lá (leaf) đại diện cho các kết quả, giúp người dùng </w:t>
+      </w:r>
+      <w:r>
+        <w:rPr>
+          <w:rFonts w:asciiTheme="majorHAnsi" w:hAnsiTheme="majorHAnsi" w:cstheme="majorHAnsi"/>
+          <w:b/>
+          <w:bCs/>
+          <w:sz w:val="26"/>
+          <w:szCs w:val="26"/>
+          <w:lang w:val="vi-VN"/>
+        </w:rPr>
+        <w:t>dễ dàng theo dõi và hiểu được quá trình ra quyết định của mô hình</w:t>
+      </w:r>
+      <w:r>
+        <w:rPr>
+          <w:rFonts w:asciiTheme="majorHAnsi" w:hAnsiTheme="majorHAnsi" w:cstheme="majorHAnsi"/>
+          <w:sz w:val="26"/>
+          <w:szCs w:val="26"/>
+          <w:lang w:val="vi-VN"/>
+        </w:rPr>
+        <w:t>.</w:t>
+      </w:r>
+    </w:p>
+    <w:p>
+      <w:pPr>
+        <w:spacing w:line="360" w:lineRule="auto"/>
+        <w:ind w:firstLine="720"/>
+        <w:rPr>
+          <w:rFonts w:asciiTheme="majorHAnsi" w:hAnsiTheme="majorHAnsi" w:cstheme="majorHAnsi"/>
+          <w:b/>
+          <w:bCs/>
+          <w:sz w:val="26"/>
+          <w:szCs w:val="26"/>
           <w:lang w:val="en-US"/>
         </w:rPr>
       </w:pPr>
       <w:r>
         <w:rPr>
           <w:rFonts w:asciiTheme="majorHAnsi" w:hAnsiTheme="majorHAnsi" w:cstheme="majorHAnsi"/>
-          <w:sz w:val="26"/>
-          <w:szCs w:val="26"/>
-          <w:lang w:val="vi-VN"/>
-        </w:rPr>
-        <w:t>Cây quyết định được phát triển từ những năm 1960 và chủ yếu được ứng dụng trong khai thác dữ liệu, học máy và thống kê.</w:t>
-      </w:r>
-    </w:p>
-    <w:p>
-      <w:pPr>
-        <w:spacing w:line="360" w:lineRule="auto"/>
-        <w:ind w:firstLine="720"/>
+          <w:b/>
+          <w:bCs/>
+          <w:sz w:val="26"/>
+          <w:szCs w:val="26"/>
+          <w:lang w:val="vi-VN"/>
+        </w:rPr>
+        <w:t>Các thuật toán Decision Tree phổ biến</w:t>
+      </w:r>
+      <w:r>
         <w:rPr>
           <w:rFonts w:asciiTheme="majorHAnsi" w:hAnsiTheme="majorHAnsi" w:cstheme="majorHAnsi"/>
-          <w:sz w:val="26"/>
-          <w:szCs w:val="26"/>
-          <w:lang w:val="vi-VN"/>
-        </w:rPr>
-      </w:pPr>
+          <w:b/>
+          <w:bCs/>
+          <w:sz w:val="26"/>
+          <w:szCs w:val="26"/>
+          <w:lang w:val="en-US"/>
+        </w:rPr>
+        <w:t>: ID3, C4.5, CẢ</w:t>
+      </w:r>
       <w:r>
         <w:rPr>
           <w:rFonts w:asciiTheme="majorHAnsi" w:hAnsiTheme="majorHAnsi" w:cstheme="majorHAnsi"/>
-          <w:sz w:val="26"/>
-          <w:szCs w:val="26"/>
-          <w:lang w:val="vi-VN"/>
-        </w:rPr>
-        <w:t>Trong lĩnh vực Học máy (Machine Learning), có rất nhiều thuật toán khác nhau để lựa chọn. Việc chọn thuật toán phù hợp nhất với tập dữ liệu và bài toán cụ thể là yếu tố then chốt để xây dựng một mô hình học máy hiệu quả. Cây Quyết định là một lựa chọn đáng cân nhắc, và dưới đây là hai lý do chính:</w:t>
-      </w:r>
-    </w:p>
-    <w:p>
-      <w:pPr>
-        <w:spacing w:line="360" w:lineRule="auto"/>
-        <w:ind w:firstLine="720"/>
+          <w:b/>
+          <w:bCs/>
+          <w:sz w:val="26"/>
+          <w:szCs w:val="26"/>
+          <w:lang w:val="en-US"/>
+        </w:rPr>
+        <w:t>RT</w:t>
+      </w:r>
+    </w:p>
+    <w:p>
+      <w:pPr>
+        <w:spacing w:line="360" w:lineRule="auto"/>
         <w:rPr>
           <w:rFonts w:asciiTheme="majorHAnsi" w:hAnsiTheme="majorHAnsi" w:cstheme="majorHAnsi"/>
           <w:sz w:val="26"/>
           <w:szCs w:val="26"/>
-          <w:lang w:val="vi-VN"/>
-        </w:rPr>
-      </w:pPr>
-      <w:r>
-        <w:rPr>
-          <w:rFonts w:asciiTheme="majorHAnsi" w:hAnsiTheme="majorHAnsi" w:cstheme="majorHAnsi"/>
-          <w:sz w:val="26"/>
-          <w:szCs w:val="26"/>
-          <w:lang w:val="vi-VN"/>
-        </w:rPr>
-        <w:t>Thứ nhất, Decision Tree </w:t>
-      </w:r>
-      <w:r>
-        <w:rPr>
-          <w:rFonts w:asciiTheme="majorHAnsi" w:hAnsiTheme="majorHAnsi" w:cstheme="majorHAnsi"/>
-          <w:b/>
-          <w:bCs/>
-          <w:sz w:val="26"/>
-          <w:szCs w:val="26"/>
-          <w:lang w:val="vi-VN"/>
-        </w:rPr>
-        <w:t>mô phỏng quá trình tư duy của con người</w:t>
-      </w:r>
-      <w:r>
-        <w:rPr>
-          <w:rFonts w:asciiTheme="majorHAnsi" w:hAnsiTheme="majorHAnsi" w:cstheme="majorHAnsi"/>
-          <w:sz w:val="26"/>
-          <w:szCs w:val="26"/>
-          <w:lang w:val="vi-VN"/>
-        </w:rPr>
-        <w:t> khi đưa ra quyết định. Điều này làm cho chúng trở nên dễ hiểu và dễ giải thích. Con người có thể dễ dàng hình dung và nắm bắt cách thức hoạt động của mô hình, từ đó tạo ra sự tin tưởng vào kết quả.</w:t>
-      </w:r>
-    </w:p>
-    <w:p>
-      <w:pPr>
-        <w:spacing w:line="360" w:lineRule="auto"/>
-        <w:ind w:firstLine="720"/>
-        <w:rPr>
-          <w:rFonts w:asciiTheme="majorHAnsi" w:hAnsiTheme="majorHAnsi" w:cstheme="majorHAnsi"/>
-          <w:sz w:val="26"/>
-          <w:szCs w:val="26"/>
-          <w:lang w:val="vi-VN"/>
-        </w:rPr>
-      </w:pPr>
-      <w:r>
-        <w:rPr>
-          <w:rFonts w:asciiTheme="majorHAnsi" w:hAnsiTheme="majorHAnsi" w:cstheme="majorHAnsi"/>
-          <w:sz w:val="26"/>
-          <w:szCs w:val="26"/>
-          <w:lang w:val="vi-VN"/>
-        </w:rPr>
-        <w:t>Thứ hai, logic đằng sau Decision Tree rất trực quan. Cấu trúc của cây, với các nút (node) đại diện cho các thuộc tính, các nhánh (branch) đại diện cho các quyết định, và các lá (leaf) đại diện cho các kết quả, giúp người dùng </w:t>
-      </w:r>
-      <w:r>
-        <w:rPr>
-          <w:rFonts w:asciiTheme="majorHAnsi" w:hAnsiTheme="majorHAnsi" w:cstheme="majorHAnsi"/>
-          <w:b/>
-          <w:bCs/>
-          <w:sz w:val="26"/>
-          <w:szCs w:val="26"/>
-          <w:lang w:val="vi-VN"/>
-        </w:rPr>
-        <w:t>dễ dàng theo dõi và hiểu được quá trình ra quyết định của mô hình</w:t>
-      </w:r>
-      <w:r>
-        <w:rPr>
-          <w:rFonts w:asciiTheme="majorHAnsi" w:hAnsiTheme="majorHAnsi" w:cstheme="majorHAnsi"/>
-          <w:sz w:val="26"/>
-          <w:szCs w:val="26"/>
-          <w:lang w:val="vi-VN"/>
-        </w:rPr>
-        <w:t>.</w:t>
-      </w:r>
-    </w:p>
-    <w:p>
-      <w:pPr>
-        <w:spacing w:line="360" w:lineRule="auto"/>
-        <w:ind w:firstLine="720"/>
-        <w:rPr>
-          <w:rFonts w:asciiTheme="majorHAnsi" w:hAnsiTheme="majorHAnsi" w:cstheme="majorHAnsi"/>
-          <w:b/>
-          <w:bCs/>
-          <w:sz w:val="26"/>
-          <w:szCs w:val="26"/>
           <w:lang w:val="en-US"/>
         </w:rPr>
       </w:pPr>
-      <w:r>
-        <w:rPr>
-          <w:rFonts w:asciiTheme="majorHAnsi" w:hAnsiTheme="majorHAnsi" w:cstheme="majorHAnsi"/>
-          <w:b/>
-          <w:bCs/>
-          <w:sz w:val="26"/>
-          <w:szCs w:val="26"/>
-          <w:lang w:val="vi-VN"/>
-        </w:rPr>
-        <w:t>Các thuật toán Decision Tree phổ biến</w:t>
-      </w:r>
-      <w:r>
-        <w:rPr>
-          <w:rFonts w:asciiTheme="majorHAnsi" w:hAnsiTheme="majorHAnsi" w:cstheme="majorHAnsi"/>
-          <w:b/>
-          <w:bCs/>
+    </w:p>
+    <w:p>
+      <w:pPr>
+        <w:pStyle w:val="Heading3"/>
+        <w:spacing w:line="360" w:lineRule="auto"/>
+        <w:rPr>
+          <w:rFonts w:cstheme="majorHAnsi"/>
+          <w:color w:val="auto"/>
           <w:sz w:val="26"/>
           <w:szCs w:val="26"/>
           <w:lang w:val="en-US"/>
         </w:rPr>
-        <w:t>: ID3, C4.5, CẢ</w:t>
-      </w:r>
-      <w:r>
-        <w:rPr>
-          <w:rFonts w:asciiTheme="majorHAnsi" w:hAnsiTheme="majorHAnsi" w:cstheme="majorHAnsi"/>
-          <w:b/>
-          <w:bCs/>
-          <w:sz w:val="26"/>
-          <w:szCs w:val="26"/>
-          <w:lang w:val="en-US"/>
-        </w:rPr>
-        <w:t>RT</w:t>
-      </w:r>
-    </w:p>
-    <w:p>
-      <w:pPr>
-        <w:spacing w:line="360" w:lineRule="auto"/>
-        <w:rPr>
-          <w:rFonts w:asciiTheme="majorHAnsi" w:hAnsiTheme="majorHAnsi" w:cstheme="majorHAnsi"/>
-          <w:sz w:val="26"/>
-          <w:szCs w:val="26"/>
-          <w:lang w:val="en-US"/>
-        </w:rPr>
-      </w:pPr>
-    </w:p>
-    <w:p>
-      <w:pPr>
-        <w:pStyle w:val="Heading3"/>
-        <w:spacing w:line="360" w:lineRule="auto"/>
-        <w:rPr>
-          <w:rFonts w:cstheme="majorHAnsi"/>
-          <w:color w:val="auto"/>
-          <w:sz w:val="26"/>
-          <w:szCs w:val="26"/>
-          <w:lang w:val="en-US"/>
-        </w:rPr>
-      </w:pPr>
-      <w:bookmarkStart w:id="24" w:name="_Toc218480328"/>
+      </w:pPr>
+      <w:bookmarkStart w:id="23" w:name="_Toc218484098"/>
       <w:r>
         <w:rPr>
           <w:rFonts w:cstheme="majorHAnsi"/>
@@ -12953,7 +12612,7 @@
         <w:tab/>
         <w:t>Random Forest</w:t>
       </w:r>
-      <w:bookmarkEnd w:id="24"/>
+      <w:bookmarkEnd w:id="23"/>
     </w:p>
     <w:p>
       <w:pPr>
@@ -12968,19 +12627,33 @@
         <w:rPr>
           <w:rFonts w:asciiTheme="majorHAnsi" w:hAnsiTheme="majorHAnsi" w:cstheme="majorHAnsi"/>
         </w:rPr>
-        <w:t>Random Forest (rừng ngẫu nhiên) là một thuật toán học máy được kết hợp kết quả của nhiều cây quyết định (decision trees) để đưa ra một kết luận duy nhất, do Leo Breiman và Adele Cutler phát triển. Nhờ tính linh hoạt và dễ sử dụng, Random Forest được áp dụng rộng rãi trong các bài toán phân loại (</w:t>
-      </w:r>
-      <w:r>
+        <w:t>Random Forest (rừng ngẫu nhiên) là một thuật toán học máy được kết hợp kết quả của nhiều cây quyết định (decision trees) để đưa ra một kết luận duy nhất, do Leo Breiman và Adele Cutler phát triển. Nhờ tính linh hoạt và dễ sử dụng, Random Forest được áp dụng rộng rãi trong các bài toán phân loại (classification) và hồi quy (regression).</w:t>
+      </w:r>
+    </w:p>
+    <w:p>
+      <w:pPr>
+        <w:pStyle w:val="BodyText"/>
+        <w:spacing w:line="360" w:lineRule="auto"/>
+        <w:ind w:firstLine="720"/>
         <w:rPr>
           <w:rFonts w:asciiTheme="majorHAnsi" w:hAnsiTheme="majorHAnsi" w:cstheme="majorHAnsi"/>
-        </w:rPr>
-        <w:t>classification</w:t>
-      </w:r>
+          <w:lang w:val="vi-VN"/>
+        </w:rPr>
+      </w:pPr>
       <w:r>
         <w:rPr>
           <w:rFonts w:asciiTheme="majorHAnsi" w:hAnsiTheme="majorHAnsi" w:cstheme="majorHAnsi"/>
-        </w:rPr>
-        <w:t>) và hồi quy (regression).</w:t>
+          <w:lang w:val="vi-VN"/>
+        </w:rPr>
+        <w:t xml:space="preserve">Rừng ngẫu nhiên (Random Forest) được phân loại là một thuật toán thuộc lĩnh vực học có giám sát. Cấu trúc “rừng” mà thuật toán này tạo ra thực chất là một </w:t>
+      </w:r>
+      <w:r>
+        <w:rPr>
+          <w:rFonts w:asciiTheme="majorHAnsi" w:hAnsiTheme="majorHAnsi" w:cstheme="majorHAnsi"/>
+          <w:lang w:val="vi-VN"/>
+        </w:rPr>
+        <w:lastRenderedPageBreak/>
+        <w:t>tập hợp gồm nhiều cây quyết định riêng lẻ. Các cây này thường được huấn luyện thông qua kỹ thuật “bagging” (Bootstrap Aggregating).</w:t>
       </w:r>
     </w:p>
     <w:p>
@@ -12998,132 +12671,43 @@
           <w:rFonts w:asciiTheme="majorHAnsi" w:hAnsiTheme="majorHAnsi" w:cstheme="majorHAnsi"/>
           <w:lang w:val="vi-VN"/>
         </w:rPr>
-        <w:t>Rừng ngẫu nhiên (Random Forest) được phân loại là một thuật toán thuộc lĩnh vực </w:t>
-      </w:r>
-      <w:r>
+        <w:t>Nguyên tắc cốt lõi của phương pháp bagging chính là việc tổng hợp kết quả từ nhiều mô hình học máy khác nhau nhằm mục đích cải thiện độ chính xác và hiệu suất tổng thể.</w:t>
+      </w:r>
+    </w:p>
+    <w:p>
+      <w:pPr>
+        <w:pStyle w:val="BodyText"/>
+        <w:spacing w:line="360" w:lineRule="auto"/>
+        <w:ind w:firstLine="720"/>
         <w:rPr>
           <w:rFonts w:asciiTheme="majorHAnsi" w:hAnsiTheme="majorHAnsi" w:cstheme="majorHAnsi"/>
           <w:lang w:val="vi-VN"/>
         </w:rPr>
-        <w:t>học có giám sát</w:t>
-      </w:r>
+      </w:pPr>
       <w:r>
         <w:rPr>
           <w:rFonts w:asciiTheme="majorHAnsi" w:hAnsiTheme="majorHAnsi" w:cstheme="majorHAnsi"/>
           <w:lang w:val="vi-VN"/>
         </w:rPr>
-        <w:t xml:space="preserve">. Cấu trúc “rừng” mà thuật toán này tạo ra thực chất là một </w:t>
-      </w:r>
-      <w:r>
+        <w:t>Rừng ngẫu nhiên (Random Forest) được phân loại là một thuật toán thuộc lĩnh vực học có giám sát. Cấu trúc “rừng” mà thuật toán này tạo ra thực chất là một tập hợp gồm nhiều cây quyết định riêng lẻ. Các cây này thường được huấn luyện thông qua kỹ thuật “bagging” (Bootstrap Aggregating).</w:t>
+      </w:r>
+    </w:p>
+    <w:p>
+      <w:pPr>
+        <w:pStyle w:val="BodyText"/>
+        <w:spacing w:line="360" w:lineRule="auto"/>
+        <w:ind w:firstLine="720"/>
         <w:rPr>
           <w:rFonts w:asciiTheme="majorHAnsi" w:hAnsiTheme="majorHAnsi" w:cstheme="majorHAnsi"/>
           <w:lang w:val="vi-VN"/>
         </w:rPr>
-        <w:lastRenderedPageBreak/>
-        <w:t>tập hợp gồm nhiều cây quyết định riêng lẻ. Các cây này thường được huấn luyện thông qua kỹ thuật “bagging” (</w:t>
-      </w:r>
+      </w:pPr>
       <w:r>
         <w:rPr>
           <w:rFonts w:asciiTheme="majorHAnsi" w:hAnsiTheme="majorHAnsi" w:cstheme="majorHAnsi"/>
           <w:lang w:val="vi-VN"/>
         </w:rPr>
-        <w:t>Bootstrap</w:t>
-      </w:r>
-      <w:r>
-        <w:rPr>
-          <w:rFonts w:asciiTheme="majorHAnsi" w:hAnsiTheme="majorHAnsi" w:cstheme="majorHAnsi"/>
-          <w:lang w:val="vi-VN"/>
-        </w:rPr>
-        <w:t> Aggregating).</w:t>
-      </w:r>
-    </w:p>
-    <w:p>
-      <w:pPr>
-        <w:pStyle w:val="BodyText"/>
-        <w:spacing w:line="360" w:lineRule="auto"/>
-        <w:ind w:firstLine="720"/>
-        <w:rPr>
-          <w:rFonts w:asciiTheme="majorHAnsi" w:hAnsiTheme="majorHAnsi" w:cstheme="majorHAnsi"/>
-          <w:lang w:val="vi-VN"/>
-        </w:rPr>
-      </w:pPr>
-      <w:r>
-        <w:rPr>
-          <w:rFonts w:asciiTheme="majorHAnsi" w:hAnsiTheme="majorHAnsi" w:cstheme="majorHAnsi"/>
-          <w:lang w:val="vi-VN"/>
-        </w:rPr>
-        <w:t>Nguyên tắc cốt lõi của phương pháp bagging chính là việc tổng hợp kết quả từ nhiều mô hình học máy khác nhau nhằm mục đích cải thiện độ chính xác và hiệu suất tổng thể.</w:t>
-      </w:r>
-    </w:p>
-    <w:p>
-      <w:pPr>
-        <w:pStyle w:val="BodyText"/>
-        <w:spacing w:line="360" w:lineRule="auto"/>
-        <w:ind w:firstLine="720"/>
-        <w:rPr>
-          <w:rFonts w:asciiTheme="majorHAnsi" w:hAnsiTheme="majorHAnsi" w:cstheme="majorHAnsi"/>
-          <w:lang w:val="vi-VN"/>
-        </w:rPr>
-      </w:pPr>
-      <w:r>
-        <w:rPr>
-          <w:rFonts w:asciiTheme="majorHAnsi" w:hAnsiTheme="majorHAnsi" w:cstheme="majorHAnsi"/>
-          <w:lang w:val="vi-VN"/>
-        </w:rPr>
-        <w:t>Rừng ngẫu nhiên (Random Forest) được phân loại là một thuật toán thuộc lĩnh vực </w:t>
-      </w:r>
-      <w:r>
-        <w:rPr>
-          <w:rFonts w:asciiTheme="majorHAnsi" w:hAnsiTheme="majorHAnsi" w:cstheme="majorHAnsi"/>
-          <w:lang w:val="vi-VN"/>
-        </w:rPr>
-        <w:t>học có giám sát</w:t>
-      </w:r>
-      <w:r>
-        <w:rPr>
-          <w:rFonts w:asciiTheme="majorHAnsi" w:hAnsiTheme="majorHAnsi" w:cstheme="majorHAnsi"/>
-          <w:lang w:val="vi-VN"/>
-        </w:rPr>
-        <w:t>. Cấu trúc “rừng” mà thuật toán này tạo ra thực chất là một tập hợp gồm nhiều cây quyết định riêng lẻ. Các cây này thường được huấn luyện thông qua kỹ thuật “bagging” (</w:t>
-      </w:r>
-      <w:r>
-        <w:rPr>
-          <w:rFonts w:asciiTheme="majorHAnsi" w:hAnsiTheme="majorHAnsi" w:cstheme="majorHAnsi"/>
-          <w:lang w:val="vi-VN"/>
-        </w:rPr>
-        <w:t>Bootstrap</w:t>
-      </w:r>
-      <w:r>
-        <w:rPr>
-          <w:rFonts w:asciiTheme="majorHAnsi" w:hAnsiTheme="majorHAnsi" w:cstheme="majorHAnsi"/>
-          <w:lang w:val="vi-VN"/>
-        </w:rPr>
-        <w:t> Aggregating).</w:t>
-      </w:r>
-    </w:p>
-    <w:p>
-      <w:pPr>
-        <w:pStyle w:val="BodyText"/>
-        <w:spacing w:line="360" w:lineRule="auto"/>
-        <w:ind w:firstLine="720"/>
-        <w:rPr>
-          <w:rFonts w:asciiTheme="majorHAnsi" w:hAnsiTheme="majorHAnsi" w:cstheme="majorHAnsi"/>
-          <w:lang w:val="en-US"/>
-        </w:rPr>
-      </w:pPr>
-      <w:r>
-        <w:rPr>
-          <w:rFonts w:asciiTheme="majorHAnsi" w:hAnsiTheme="majorHAnsi" w:cstheme="majorHAnsi"/>
-          <w:lang w:val="vi-VN"/>
-        </w:rPr>
-        <w:t>Nguyên tắc cốt lõi của phương pháp bagging chính là việc tổng hợp kết quả từ nhiều mô hình học máy khác nhau nhằm mục đích cải thiện độ chính xác và hiệu suất tổng thể.</w:t>
-      </w:r>
-      <w:r>
-        <w:rPr>
-          <w:rFonts w:asciiTheme="majorHAnsi" w:hAnsiTheme="majorHAnsi" w:cstheme="majorHAnsi"/>
-          <w:lang w:val="vi-VN"/>
-        </w:rPr>
-        <w:t xml:space="preserve"> </w:t>
+        <w:t xml:space="preserve">Nguyên tắc cốt lõi của phương pháp bagging chính là việc tổng hợp kết quả từ nhiều mô hình học máy khác nhau nhằm mục đích cải thiện độ chính xác và hiệu suất tổng thể. </w:t>
       </w:r>
     </w:p>
     <w:p>
@@ -13138,7 +12722,7 @@
           <w:lang w:val="vi-VN"/>
         </w:rPr>
       </w:pPr>
-      <w:bookmarkStart w:id="25" w:name="_Toc218480329"/>
+      <w:bookmarkStart w:id="24" w:name="_Toc218484099"/>
       <w:r>
         <w:rPr>
           <w:rFonts w:cstheme="majorHAnsi"/>
@@ -13160,7 +12744,7 @@
         <w:tab/>
         <w:t>XGBoost</w:t>
       </w:r>
-      <w:bookmarkEnd w:id="25"/>
+      <w:bookmarkEnd w:id="24"/>
     </w:p>
     <w:p>
       <w:pPr>
@@ -13170,7 +12754,7 @@
           <w:rFonts w:asciiTheme="majorHAnsi" w:hAnsiTheme="majorHAnsi" w:cstheme="majorHAnsi"/>
           <w:sz w:val="26"/>
           <w:szCs w:val="26"/>
-          <w:lang w:val="en-US"/>
+          <w:lang w:val="vi-VN"/>
         </w:rPr>
       </w:pPr>
       <w:r>
@@ -13631,7 +13215,7 @@
         <w:spacing w:line="360" w:lineRule="auto"/>
         <w:ind w:left="0" w:right="1"/>
       </w:pPr>
-      <w:bookmarkStart w:id="26" w:name="_Toc218480330"/>
+      <w:bookmarkStart w:id="25" w:name="_Toc218484100"/>
       <w:r>
         <w:rPr>
           <w:sz w:val="26"/>
@@ -13682,7 +13266,7 @@
         </w:rPr>
         <w:t>HIỆN</w:t>
       </w:r>
-      <w:bookmarkEnd w:id="26"/>
+      <w:bookmarkEnd w:id="25"/>
     </w:p>
     <w:p>
       <w:pPr>
@@ -13704,67 +13288,67 @@
         <w:spacing w:line="360" w:lineRule="auto"/>
         <w:ind w:left="0" w:right="1"/>
       </w:pPr>
-      <w:bookmarkStart w:id="27" w:name="2.1._Thông_tin_khảo_sát"/>
-      <w:bookmarkStart w:id="28" w:name="_Toc218480331"/>
+      <w:bookmarkStart w:id="26" w:name="2.1._Thông_tin_khảo_sát"/>
+      <w:bookmarkStart w:id="27" w:name="_Toc218484101"/>
+      <w:bookmarkEnd w:id="26"/>
+      <w:r>
+        <w:t>3.1</w:t>
+      </w:r>
+      <w:r>
+        <w:t xml:space="preserve"> Thu thập </w:t>
+      </w:r>
+      <w:r>
+        <w:t xml:space="preserve">và xử lý </w:t>
+      </w:r>
+      <w:r>
+        <w:t>dữ liệu</w:t>
+      </w:r>
       <w:bookmarkEnd w:id="27"/>
-      <w:r>
-        <w:t>3.1</w:t>
-      </w:r>
-      <w:r>
-        <w:t xml:space="preserve"> Thu thập </w:t>
-      </w:r>
-      <w:r>
-        <w:t xml:space="preserve">và xử lý </w:t>
-      </w:r>
-      <w:r>
-        <w:t>dữ liệu</w:t>
+    </w:p>
+    <w:p>
+      <w:pPr>
+        <w:pStyle w:val="Heading3"/>
+        <w:spacing w:line="360" w:lineRule="auto"/>
+        <w:rPr>
+          <w:b/>
+          <w:bCs/>
+          <w:color w:val="auto"/>
+          <w:sz w:val="26"/>
+          <w:szCs w:val="26"/>
+        </w:rPr>
+      </w:pPr>
+      <w:bookmarkStart w:id="28" w:name="_Toc218484102"/>
+      <w:r>
+        <w:rPr>
+          <w:b/>
+          <w:bCs/>
+          <w:color w:val="auto"/>
+          <w:sz w:val="26"/>
+          <w:szCs w:val="26"/>
+        </w:rPr>
+        <w:t>3</w:t>
+      </w:r>
+      <w:r>
+        <w:rPr>
+          <w:b/>
+          <w:bCs/>
+          <w:color w:val="auto"/>
+          <w:sz w:val="26"/>
+          <w:szCs w:val="26"/>
+        </w:rPr>
+        <w:t>.1.1</w:t>
+      </w:r>
+      <w:r>
+        <w:rPr>
+          <w:b/>
+          <w:bCs/>
+          <w:color w:val="auto"/>
+          <w:sz w:val="26"/>
+          <w:szCs w:val="26"/>
+        </w:rPr>
+        <w:t xml:space="preserve">   Thu thập dữ liệu</w:t>
       </w:r>
       <w:bookmarkEnd w:id="28"/>
-    </w:p>
-    <w:p>
-      <w:pPr>
-        <w:pStyle w:val="Heading3"/>
-        <w:spacing w:line="360" w:lineRule="auto"/>
-        <w:rPr>
-          <w:b/>
-          <w:bCs/>
-          <w:color w:val="auto"/>
-          <w:sz w:val="26"/>
-          <w:szCs w:val="26"/>
-        </w:rPr>
-      </w:pPr>
-      <w:bookmarkStart w:id="29" w:name="_Toc218480332"/>
-      <w:r>
-        <w:rPr>
-          <w:b/>
-          <w:bCs/>
-          <w:color w:val="auto"/>
-          <w:sz w:val="26"/>
-          <w:szCs w:val="26"/>
-        </w:rPr>
-        <w:t>3</w:t>
-      </w:r>
-      <w:r>
-        <w:rPr>
-          <w:b/>
-          <w:bCs/>
-          <w:color w:val="auto"/>
-          <w:sz w:val="26"/>
-          <w:szCs w:val="26"/>
-        </w:rPr>
-        <w:t>.1.1</w:t>
-      </w:r>
-      <w:r>
-        <w:rPr>
-          <w:b/>
-          <w:bCs/>
-          <w:color w:val="auto"/>
-          <w:sz w:val="26"/>
-          <w:szCs w:val="26"/>
-        </w:rPr>
-        <w:t xml:space="preserve">   Thu thập dữ liệu</w:t>
-      </w:r>
-      <w:bookmarkEnd w:id="29"/>
     </w:p>
     <w:p>
       <w:pPr>
@@ -14264,8 +13848,8 @@
           <w:lang w:val="en-US"/>
         </w:rPr>
       </w:pPr>
-      <w:bookmarkStart w:id="30" w:name="_Toc217867254"/>
-      <w:bookmarkStart w:id="31" w:name="_Toc217885267"/>
+      <w:bookmarkStart w:id="29" w:name="_Toc217867254"/>
+      <w:bookmarkStart w:id="30" w:name="_Toc217885267"/>
       <w:r>
         <w:rPr>
           <w:color w:val="auto"/>
@@ -14333,68 +13917,68 @@
         </w:rPr>
         <w:t>: Tổng quan về dữ liệu</w:t>
       </w:r>
+      <w:bookmarkEnd w:id="29"/>
       <w:bookmarkEnd w:id="30"/>
+    </w:p>
+    <w:p>
+      <w:pPr>
+        <w:pStyle w:val="Heading3"/>
+        <w:spacing w:line="360" w:lineRule="auto"/>
+        <w:rPr>
+          <w:b/>
+          <w:bCs/>
+          <w:color w:val="auto"/>
+          <w:sz w:val="26"/>
+          <w:szCs w:val="26"/>
+          <w:lang w:val="en-US"/>
+        </w:rPr>
+      </w:pPr>
+      <w:bookmarkStart w:id="31" w:name="_Toc218484103"/>
+      <w:r>
+        <w:rPr>
+          <w:b/>
+          <w:bCs/>
+          <w:color w:val="auto"/>
+          <w:sz w:val="26"/>
+          <w:szCs w:val="26"/>
+          <w:lang w:val="en-US"/>
+        </w:rPr>
+        <w:t>3</w:t>
+      </w:r>
+      <w:r>
+        <w:rPr>
+          <w:b/>
+          <w:bCs/>
+          <w:color w:val="auto"/>
+          <w:sz w:val="26"/>
+          <w:szCs w:val="26"/>
+          <w:lang w:val="en-US"/>
+        </w:rPr>
+        <w:t>.1.2</w:t>
+      </w:r>
+      <w:r>
+        <w:rPr>
+          <w:b/>
+          <w:bCs/>
+          <w:color w:val="auto"/>
+          <w:sz w:val="26"/>
+          <w:szCs w:val="26"/>
+          <w:lang w:val="en-US"/>
+        </w:rPr>
+        <w:t xml:space="preserve">   </w:t>
+      </w:r>
+      <w:r>
+        <w:rPr>
+          <w:b/>
+          <w:bCs/>
+          <w:color w:val="auto"/>
+          <w:sz w:val="26"/>
+          <w:szCs w:val="26"/>
+          <w:lang w:val="en-US"/>
+        </w:rPr>
+        <w:t>Xử lý dữ liệu</w:t>
+      </w:r>
       <w:bookmarkEnd w:id="31"/>
-    </w:p>
-    <w:p>
-      <w:pPr>
-        <w:pStyle w:val="Heading3"/>
-        <w:spacing w:line="360" w:lineRule="auto"/>
-        <w:rPr>
-          <w:b/>
-          <w:bCs/>
-          <w:color w:val="auto"/>
-          <w:sz w:val="26"/>
-          <w:szCs w:val="26"/>
-          <w:lang w:val="en-US"/>
-        </w:rPr>
-      </w:pPr>
-      <w:bookmarkStart w:id="32" w:name="_Toc218480333"/>
-      <w:r>
-        <w:rPr>
-          <w:b/>
-          <w:bCs/>
-          <w:color w:val="auto"/>
-          <w:sz w:val="26"/>
-          <w:szCs w:val="26"/>
-          <w:lang w:val="en-US"/>
-        </w:rPr>
-        <w:t>3</w:t>
-      </w:r>
-      <w:r>
-        <w:rPr>
-          <w:b/>
-          <w:bCs/>
-          <w:color w:val="auto"/>
-          <w:sz w:val="26"/>
-          <w:szCs w:val="26"/>
-          <w:lang w:val="en-US"/>
-        </w:rPr>
-        <w:t>.1.2</w:t>
-      </w:r>
-      <w:r>
-        <w:rPr>
-          <w:b/>
-          <w:bCs/>
-          <w:color w:val="auto"/>
-          <w:sz w:val="26"/>
-          <w:szCs w:val="26"/>
-          <w:lang w:val="en-US"/>
-        </w:rPr>
-        <w:t xml:space="preserve">   </w:t>
-      </w:r>
-      <w:r>
-        <w:rPr>
-          <w:b/>
-          <w:bCs/>
-          <w:color w:val="auto"/>
-          <w:sz w:val="26"/>
-          <w:szCs w:val="26"/>
-          <w:lang w:val="en-US"/>
-        </w:rPr>
-        <w:t>Xử lý dữ liệu</w:t>
-      </w:r>
-      <w:bookmarkEnd w:id="32"/>
     </w:p>
     <w:p>
       <w:pPr>
@@ -14534,8 +14118,8 @@
         </w:rPr>
         <w:t xml:space="preserve">                                            </w:t>
       </w:r>
-      <w:bookmarkStart w:id="33" w:name="_Toc217867255"/>
-      <w:bookmarkStart w:id="34" w:name="_Toc217885268"/>
+      <w:bookmarkStart w:id="32" w:name="_Toc217867255"/>
+      <w:bookmarkStart w:id="33" w:name="_Toc217885268"/>
       <w:r>
         <w:rPr>
           <w:color w:val="auto"/>
@@ -14594,8 +14178,8 @@
         </w:rPr>
         <w:t>: Kiểm tra dữ liệu bị thiếu</w:t>
       </w:r>
+      <w:bookmarkEnd w:id="32"/>
       <w:bookmarkEnd w:id="33"/>
-      <w:bookmarkEnd w:id="34"/>
     </w:p>
     <w:p>
       <w:pPr>
@@ -14749,8 +14333,8 @@
         </w:rPr>
         <w:t xml:space="preserve">           </w:t>
       </w:r>
-      <w:bookmarkStart w:id="35" w:name="_Toc217867256"/>
-      <w:bookmarkStart w:id="36" w:name="_Toc217885269"/>
+      <w:bookmarkStart w:id="34" w:name="_Toc217867256"/>
+      <w:bookmarkStart w:id="35" w:name="_Toc217885269"/>
       <w:r>
         <w:rPr>
           <w:color w:val="auto"/>
@@ -14809,8 +14393,8 @@
         </w:rPr>
         <w:t>: Kiểm tra lại dữ liệu</w:t>
       </w:r>
+      <w:bookmarkEnd w:id="34"/>
       <w:bookmarkEnd w:id="35"/>
-      <w:bookmarkEnd w:id="36"/>
       <w:r>
         <w:rPr>
           <w:color w:val="auto"/>
@@ -14849,7 +14433,7 @@
         </w:rPr>
         <w:t xml:space="preserve">  </w:t>
       </w:r>
-      <w:bookmarkStart w:id="37" w:name="_Toc218480334"/>
+      <w:bookmarkStart w:id="36" w:name="_Toc218484104"/>
       <w:r>
         <w:rPr>
           <w:b/>
@@ -14861,7 +14445,7 @@
         </w:rPr>
         <w:t>Mã hoá dữ liệu</w:t>
       </w:r>
-      <w:bookmarkEnd w:id="37"/>
+      <w:bookmarkEnd w:id="36"/>
     </w:p>
     <w:p>
       <w:pPr>
@@ -14878,6 +14462,7 @@
           <w:lang w:val="en-US"/>
         </w:rPr>
       </w:pPr>
+      <w:proofErr w:type="gramStart"/>
       <w:r>
         <w:rPr>
           <w:b/>
@@ -14908,6 +14493,7 @@
         </w:rPr>
         <w:tab/>
       </w:r>
+      <w:proofErr w:type="gramEnd"/>
       <w:r>
         <w:rPr>
           <w:b/>
@@ -14977,6 +14563,7 @@
         </w:rPr>
         <w:t>3.1.2.2</w:t>
       </w:r>
+      <w:proofErr w:type="gramStart"/>
       <w:r>
         <w:rPr>
           <w:b/>
@@ -15001,7 +14588,20 @@
           <w:sz w:val="26"/>
           <w:szCs w:val="26"/>
         </w:rPr>
-        <w:t>Saving accounts</w:t>
+        <w:t>Saving</w:t>
+      </w:r>
+      <w:proofErr w:type="gramEnd"/>
+      <w:r>
+        <w:rPr>
+          <w:b/>
+          <w:bCs/>
+          <w:i w:val="0"/>
+          <w:iCs w:val="0"/>
+          <w:color w:val="auto"/>
+          <w:sz w:val="26"/>
+          <w:szCs w:val="26"/>
+        </w:rPr>
+        <w:t xml:space="preserve"> accounts</w:t>
       </w:r>
     </w:p>
     <w:p>
@@ -15260,85 +14860,85 @@
           <w:lang w:val="en-US"/>
         </w:rPr>
       </w:pPr>
-      <w:bookmarkStart w:id="38" w:name="_Toc218480335"/>
+      <w:bookmarkStart w:id="37" w:name="_Toc218484105"/>
       <w:r>
         <w:rPr>
           <w:lang w:val="en-US"/>
         </w:rPr>
         <w:t>Phân tích dữ liệu</w:t>
       </w:r>
+      <w:bookmarkEnd w:id="37"/>
+    </w:p>
+    <w:p>
+      <w:pPr>
+        <w:pStyle w:val="Heading3"/>
+        <w:spacing w:line="360" w:lineRule="auto"/>
+        <w:rPr>
+          <w:b/>
+          <w:bCs/>
+          <w:color w:val="auto"/>
+          <w:sz w:val="26"/>
+          <w:szCs w:val="26"/>
+          <w:lang w:val="en-US"/>
+        </w:rPr>
+      </w:pPr>
+      <w:bookmarkStart w:id="38" w:name="_Toc218484106"/>
+      <w:r>
+        <w:rPr>
+          <w:b/>
+          <w:bCs/>
+          <w:color w:val="auto"/>
+          <w:sz w:val="26"/>
+          <w:szCs w:val="26"/>
+          <w:lang w:val="en-US"/>
+        </w:rPr>
+        <w:t>3</w:t>
+      </w:r>
+      <w:r>
+        <w:rPr>
+          <w:b/>
+          <w:bCs/>
+          <w:color w:val="auto"/>
+          <w:sz w:val="26"/>
+          <w:szCs w:val="26"/>
+          <w:lang w:val="en-US"/>
+        </w:rPr>
+        <w:t>.2.1</w:t>
+      </w:r>
+      <w:r>
+        <w:rPr>
+          <w:b/>
+          <w:bCs/>
+          <w:color w:val="auto"/>
+          <w:sz w:val="26"/>
+          <w:szCs w:val="26"/>
+          <w:lang w:val="en-US"/>
+        </w:rPr>
+        <w:t xml:space="preserve">  </w:t>
+      </w:r>
+      <w:r>
+        <w:rPr>
+          <w:b/>
+          <w:bCs/>
+          <w:color w:val="auto"/>
+          <w:sz w:val="26"/>
+          <w:szCs w:val="26"/>
+          <w:lang w:val="en-US"/>
+        </w:rPr>
+        <w:t xml:space="preserve"> </w:t>
+      </w:r>
+      <w:r>
+        <w:rPr>
+          <w:b/>
+          <w:bCs/>
+          <w:color w:val="auto"/>
+          <w:sz w:val="26"/>
+          <w:szCs w:val="26"/>
+          <w:lang w:val="en-US"/>
+        </w:rPr>
+        <w:t>Phân tích biến mục tiêu</w:t>
+      </w:r>
       <w:bookmarkEnd w:id="38"/>
-    </w:p>
-    <w:p>
-      <w:pPr>
-        <w:pStyle w:val="Heading3"/>
-        <w:spacing w:line="360" w:lineRule="auto"/>
-        <w:rPr>
-          <w:b/>
-          <w:bCs/>
-          <w:color w:val="auto"/>
-          <w:sz w:val="26"/>
-          <w:szCs w:val="26"/>
-          <w:lang w:val="en-US"/>
-        </w:rPr>
-      </w:pPr>
-      <w:bookmarkStart w:id="39" w:name="_Toc218480336"/>
-      <w:r>
-        <w:rPr>
-          <w:b/>
-          <w:bCs/>
-          <w:color w:val="auto"/>
-          <w:sz w:val="26"/>
-          <w:szCs w:val="26"/>
-          <w:lang w:val="en-US"/>
-        </w:rPr>
-        <w:t>3</w:t>
-      </w:r>
-      <w:r>
-        <w:rPr>
-          <w:b/>
-          <w:bCs/>
-          <w:color w:val="auto"/>
-          <w:sz w:val="26"/>
-          <w:szCs w:val="26"/>
-          <w:lang w:val="en-US"/>
-        </w:rPr>
-        <w:t>.2.1</w:t>
-      </w:r>
-      <w:r>
-        <w:rPr>
-          <w:b/>
-          <w:bCs/>
-          <w:color w:val="auto"/>
-          <w:sz w:val="26"/>
-          <w:szCs w:val="26"/>
-          <w:lang w:val="en-US"/>
-        </w:rPr>
-        <w:t xml:space="preserve">  </w:t>
-      </w:r>
-      <w:r>
-        <w:rPr>
-          <w:b/>
-          <w:bCs/>
-          <w:color w:val="auto"/>
-          <w:sz w:val="26"/>
-          <w:szCs w:val="26"/>
-          <w:lang w:val="en-US"/>
-        </w:rPr>
-        <w:t xml:space="preserve"> </w:t>
-      </w:r>
-      <w:r>
-        <w:rPr>
-          <w:b/>
-          <w:bCs/>
-          <w:color w:val="auto"/>
-          <w:sz w:val="26"/>
-          <w:szCs w:val="26"/>
-          <w:lang w:val="en-US"/>
-        </w:rPr>
-        <w:t>Phân tích biến mục tiêu</w:t>
-      </w:r>
-      <w:bookmarkEnd w:id="39"/>
       <w:r>
         <w:rPr>
           <w:b/>
@@ -15421,7 +15021,7 @@
           <w:szCs w:val="24"/>
         </w:rPr>
       </w:pPr>
-      <w:bookmarkStart w:id="40" w:name="_Toc218483490"/>
+      <w:bookmarkStart w:id="39" w:name="_Toc218483490"/>
       <w:r>
         <w:rPr>
           <w:color w:val="auto"/>
@@ -15465,7 +15065,7 @@
         </w:rPr>
         <w:t>:  Phân tích rủi ủo</w:t>
       </w:r>
-      <w:bookmarkEnd w:id="40"/>
+      <w:bookmarkEnd w:id="39"/>
     </w:p>
     <w:p>
       <w:pPr>
@@ -15525,7 +15125,7 @@
           <w:szCs w:val="26"/>
         </w:rPr>
       </w:pPr>
-      <w:bookmarkStart w:id="41" w:name="_Toc218480337"/>
+      <w:bookmarkStart w:id="40" w:name="_Toc218484107"/>
       <w:r>
         <w:rPr>
           <w:b/>
@@ -15564,12 +15164,13 @@
           <w:sz w:val="26"/>
           <w:szCs w:val="26"/>
         </w:rPr>
-        <w:t xml:space="preserve">  </w:t>
+        <w:t xml:space="preserve"> </w:t>
       </w:r>
       <w:r>
         <w:rPr>
           <w:b/>
           <w:bCs/>
+          <w:color w:val="auto"/>
           <w:sz w:val="26"/>
           <w:szCs w:val="26"/>
         </w:rPr>
@@ -15579,13 +15180,14 @@
         <w:rPr>
           <w:b/>
           <w:bCs/>
+          <w:color w:val="auto"/>
           <w:sz w:val="26"/>
           <w:szCs w:val="26"/>
           <w:lang w:val="vi-VN"/>
         </w:rPr>
         <w:t>hân phối các đặc trưng số giữa 2 nhóm khách hàng</w:t>
       </w:r>
-      <w:bookmarkEnd w:id="41"/>
+      <w:bookmarkEnd w:id="40"/>
     </w:p>
     <w:p>
       <w:pPr>
@@ -15644,10 +15246,9 @@
           <w:color w:val="auto"/>
           <w:sz w:val="24"/>
           <w:szCs w:val="24"/>
-          <w:lang w:val="en-US"/>
-        </w:rPr>
-      </w:pPr>
-      <w:bookmarkStart w:id="42" w:name="_Toc218483491"/>
+        </w:rPr>
+      </w:pPr>
+      <w:bookmarkStart w:id="41" w:name="_Toc218483491"/>
       <w:r>
         <w:rPr>
           <w:color w:val="auto"/>
@@ -15702,19 +15303,15 @@
           <w:color w:val="auto"/>
           <w:sz w:val="24"/>
           <w:szCs w:val="24"/>
-          <w:lang w:val="en-US"/>
         </w:rPr>
         <w:t>: Phân phối Age - Risk</w:t>
       </w:r>
-      <w:bookmarkEnd w:id="42"/>
+      <w:bookmarkEnd w:id="41"/>
     </w:p>
     <w:p>
       <w:pPr>
         <w:spacing w:line="360" w:lineRule="auto"/>
         <w:jc w:val="center"/>
-        <w:rPr>
-          <w:lang w:val="en-US"/>
-        </w:rPr>
       </w:pPr>
     </w:p>
     <w:p>
@@ -15786,7 +15383,7 @@
           <w:lang w:val="en-US"/>
         </w:rPr>
       </w:pPr>
-      <w:bookmarkStart w:id="43" w:name="_Toc218483492"/>
+      <w:bookmarkStart w:id="42" w:name="_Toc218483492"/>
       <w:r>
         <w:rPr>
           <w:color w:val="auto"/>
@@ -15845,7 +15442,7 @@
         </w:rPr>
         <w:t xml:space="preserve"> Phân phối Credit Amount - Risk</w:t>
       </w:r>
-      <w:bookmarkEnd w:id="43"/>
+      <w:bookmarkEnd w:id="42"/>
     </w:p>
     <w:p>
       <w:pPr>
@@ -15926,10 +15523,9 @@
           <w:color w:val="auto"/>
           <w:sz w:val="24"/>
           <w:szCs w:val="24"/>
-          <w:lang w:val="fr-FR"/>
-        </w:rPr>
-      </w:pPr>
-      <w:bookmarkStart w:id="44" w:name="_Toc218483493"/>
+        </w:rPr>
+      </w:pPr>
+      <w:bookmarkStart w:id="43" w:name="_Toc218483493"/>
       <w:r>
         <w:rPr>
           <w:color w:val="auto"/>
@@ -15984,11 +15580,10 @@
           <w:color w:val="auto"/>
           <w:sz w:val="24"/>
           <w:szCs w:val="24"/>
-          <w:lang w:val="fr-FR"/>
         </w:rPr>
         <w:t>: Phân phối Duration – Risk</w:t>
       </w:r>
-      <w:bookmarkEnd w:id="44"/>
+      <w:bookmarkEnd w:id="43"/>
     </w:p>
     <w:p>
       <w:pPr>
@@ -15997,7 +15592,6 @@
         <w:rPr>
           <w:sz w:val="24"/>
           <w:szCs w:val="24"/>
-          <w:lang w:val="fr-FR"/>
         </w:rPr>
       </w:pPr>
     </w:p>
@@ -16048,7 +15642,7 @@
           <w:szCs w:val="26"/>
         </w:rPr>
       </w:pPr>
-      <w:bookmarkStart w:id="45" w:name="_Toc218480338"/>
+      <w:bookmarkStart w:id="44" w:name="_Toc218484108"/>
       <w:r>
         <w:rPr>
           <w:b/>
@@ -16129,7 +15723,7 @@
         </w:rPr>
         <w:t>các đặc trưng số</w:t>
       </w:r>
-      <w:bookmarkEnd w:id="45"/>
+      <w:bookmarkEnd w:id="44"/>
     </w:p>
     <w:p>
       <w:pPr>
@@ -16191,7 +15785,7 @@
           <w:lang w:val="en-US"/>
         </w:rPr>
       </w:pPr>
-      <w:bookmarkStart w:id="46" w:name="_Toc218483494"/>
+      <w:bookmarkStart w:id="45" w:name="_Toc218483494"/>
       <w:r>
         <w:rPr>
           <w:color w:val="auto"/>
@@ -16251,7 +15845,7 @@
         <w:tab/>
         <w:t>Phân phối Age</w:t>
       </w:r>
-      <w:bookmarkEnd w:id="46"/>
+      <w:bookmarkEnd w:id="45"/>
     </w:p>
     <w:p>
       <w:pPr>
@@ -16317,7 +15911,7 @@
           <w:lang w:val="en-US"/>
         </w:rPr>
       </w:pPr>
-      <w:bookmarkStart w:id="47" w:name="_Toc218483495"/>
+      <w:bookmarkStart w:id="46" w:name="_Toc218483495"/>
       <w:r>
         <w:rPr>
           <w:color w:val="auto"/>
@@ -16384,7 +15978,7 @@
         </w:rPr>
         <w:t>Phân phối Credit omuont</w:t>
       </w:r>
-      <w:bookmarkEnd w:id="47"/>
+      <w:bookmarkEnd w:id="46"/>
     </w:p>
     <w:p>
       <w:pPr>
@@ -16449,10 +16043,9 @@
           <w:color w:val="auto"/>
           <w:sz w:val="24"/>
           <w:szCs w:val="24"/>
-          <w:lang w:val="en-US"/>
-        </w:rPr>
-      </w:pPr>
-      <w:bookmarkStart w:id="48" w:name="_Toc218483496"/>
+        </w:rPr>
+      </w:pPr>
+      <w:bookmarkStart w:id="47" w:name="_Toc218483496"/>
       <w:r>
         <w:rPr>
           <w:color w:val="auto"/>
@@ -16507,280 +16100,279 @@
           <w:color w:val="auto"/>
           <w:sz w:val="24"/>
           <w:szCs w:val="24"/>
-          <w:lang w:val="en-US"/>
         </w:rPr>
         <w:t>: Phân phối Duration</w:t>
       </w:r>
+      <w:bookmarkEnd w:id="47"/>
+    </w:p>
+    <w:p>
+      <w:pPr>
+        <w:spacing w:line="360" w:lineRule="auto"/>
+        <w:ind w:firstLine="720"/>
+        <w:rPr>
+          <w:sz w:val="26"/>
+          <w:szCs w:val="26"/>
+        </w:rPr>
+      </w:pPr>
+      <w:r>
+        <w:rPr>
+          <w:sz w:val="26"/>
+          <w:szCs w:val="26"/>
+        </w:rPr>
+        <w:t>.</w:t>
+      </w:r>
+      <w:r>
+        <w:t xml:space="preserve"> </w:t>
+      </w:r>
+      <w:r>
+        <w:rPr>
+          <w:sz w:val="26"/>
+          <w:szCs w:val="26"/>
+        </w:rPr>
+        <w:t xml:space="preserve">Phân tích trực quan đa chiều đã xác định rõ "vùng nguy hiểm" của tín dụng: rủi ro tập trung đậm đặc ở các khoản vay có </w:t>
+      </w:r>
+      <w:r>
+        <w:rPr>
+          <w:b/>
+          <w:bCs/>
+          <w:sz w:val="26"/>
+          <w:szCs w:val="26"/>
+        </w:rPr>
+        <w:t>giá trị lớn đi kèm kỳ hạn dài</w:t>
+      </w:r>
+      <w:r>
+        <w:rPr>
+          <w:sz w:val="26"/>
+          <w:szCs w:val="26"/>
+        </w:rPr>
+        <w:t xml:space="preserve">, và đặc biệt nghiêm trọng ở nhóm khách hàng </w:t>
+      </w:r>
+      <w:r>
+        <w:rPr>
+          <w:b/>
+          <w:bCs/>
+          <w:sz w:val="26"/>
+          <w:szCs w:val="26"/>
+        </w:rPr>
+        <w:t>không có tiền tiết kiệm (Unknown/Little)</w:t>
+      </w:r>
+      <w:r>
+        <w:rPr>
+          <w:sz w:val="26"/>
+          <w:szCs w:val="26"/>
+        </w:rPr>
+        <w:t xml:space="preserve">. Đồng thời, xu hướng phân phối lệch phải của dữ liệu khẳng định rằng các khoản vay giá trị cao là những </w:t>
+      </w:r>
+      <w:r>
+        <w:rPr>
+          <w:b/>
+          <w:bCs/>
+          <w:sz w:val="26"/>
+          <w:szCs w:val="26"/>
+        </w:rPr>
+        <w:t>ngoại lệ (outliers)</w:t>
+      </w:r>
+      <w:r>
+        <w:rPr>
+          <w:sz w:val="26"/>
+          <w:szCs w:val="26"/>
+        </w:rPr>
+        <w:t xml:space="preserve"> trái với mô hình cho vay tiêu dùng nhỏ lẻ thông thường, do đó cần được tách ra để áp dụng quy trình thẩm định thủ công chặt chẽ hơn thay vì phê duyệt tự động</w:t>
+      </w:r>
+    </w:p>
+    <w:p>
+      <w:pPr>
+        <w:spacing w:line="360" w:lineRule="auto"/>
+        <w:rPr>
+          <w:sz w:val="26"/>
+          <w:szCs w:val="26"/>
+        </w:rPr>
+      </w:pPr>
+    </w:p>
+    <w:p>
+      <w:pPr>
+        <w:spacing w:line="360" w:lineRule="auto"/>
+        <w:rPr>
+          <w:sz w:val="26"/>
+          <w:szCs w:val="26"/>
+        </w:rPr>
+      </w:pPr>
+    </w:p>
+    <w:p>
+      <w:pPr>
+        <w:spacing w:line="360" w:lineRule="auto"/>
+        <w:rPr>
+          <w:sz w:val="26"/>
+          <w:szCs w:val="26"/>
+        </w:rPr>
+      </w:pPr>
+    </w:p>
+    <w:p>
+      <w:pPr>
+        <w:spacing w:line="360" w:lineRule="auto"/>
+        <w:rPr>
+          <w:sz w:val="26"/>
+          <w:szCs w:val="26"/>
+        </w:rPr>
+      </w:pPr>
+    </w:p>
+    <w:p>
+      <w:pPr>
+        <w:spacing w:line="360" w:lineRule="auto"/>
+        <w:rPr>
+          <w:sz w:val="26"/>
+          <w:szCs w:val="26"/>
+        </w:rPr>
+      </w:pPr>
+    </w:p>
+    <w:p>
+      <w:pPr>
+        <w:spacing w:line="360" w:lineRule="auto"/>
+        <w:rPr>
+          <w:sz w:val="26"/>
+          <w:szCs w:val="26"/>
+        </w:rPr>
+      </w:pPr>
+    </w:p>
+    <w:p>
+      <w:pPr>
+        <w:spacing w:line="360" w:lineRule="auto"/>
+        <w:rPr>
+          <w:sz w:val="26"/>
+          <w:szCs w:val="26"/>
+        </w:rPr>
+      </w:pPr>
+    </w:p>
+    <w:p>
+      <w:pPr>
+        <w:spacing w:line="360" w:lineRule="auto"/>
+        <w:rPr>
+          <w:sz w:val="26"/>
+          <w:szCs w:val="26"/>
+        </w:rPr>
+      </w:pPr>
+    </w:p>
+    <w:p>
+      <w:pPr>
+        <w:spacing w:line="360" w:lineRule="auto"/>
+        <w:rPr>
+          <w:sz w:val="26"/>
+          <w:szCs w:val="26"/>
+        </w:rPr>
+      </w:pPr>
+    </w:p>
+    <w:p>
+      <w:pPr>
+        <w:spacing w:line="360" w:lineRule="auto"/>
+        <w:rPr>
+          <w:sz w:val="26"/>
+          <w:szCs w:val="26"/>
+        </w:rPr>
+      </w:pPr>
+    </w:p>
+    <w:p>
+      <w:pPr>
+        <w:spacing w:line="360" w:lineRule="auto"/>
+        <w:rPr>
+          <w:sz w:val="26"/>
+          <w:szCs w:val="26"/>
+        </w:rPr>
+      </w:pPr>
+    </w:p>
+    <w:p>
+      <w:pPr>
+        <w:pStyle w:val="Heading3"/>
+        <w:spacing w:line="360" w:lineRule="auto"/>
+        <w:rPr>
+          <w:b/>
+          <w:bCs/>
+          <w:color w:val="auto"/>
+          <w:sz w:val="26"/>
+          <w:szCs w:val="26"/>
+        </w:rPr>
+      </w:pPr>
+      <w:bookmarkStart w:id="48" w:name="_Toc218484109"/>
+      <w:r>
+        <w:rPr>
+          <w:b/>
+          <w:bCs/>
+          <w:color w:val="auto"/>
+          <w:sz w:val="26"/>
+          <w:szCs w:val="26"/>
+        </w:rPr>
+        <w:t>3</w:t>
+      </w:r>
+      <w:r>
+        <w:rPr>
+          <w:b/>
+          <w:bCs/>
+          <w:color w:val="auto"/>
+          <w:sz w:val="26"/>
+          <w:szCs w:val="26"/>
+        </w:rPr>
+        <w:t>.2.</w:t>
+      </w:r>
+      <w:r>
+        <w:rPr>
+          <w:b/>
+          <w:bCs/>
+          <w:color w:val="auto"/>
+          <w:sz w:val="26"/>
+          <w:szCs w:val="26"/>
+        </w:rPr>
+        <w:t>4</w:t>
+      </w:r>
+      <w:r>
+        <w:rPr>
+          <w:b/>
+          <w:bCs/>
+          <w:color w:val="auto"/>
+          <w:sz w:val="26"/>
+          <w:szCs w:val="26"/>
+        </w:rPr>
+        <w:t xml:space="preserve"> </w:t>
+      </w:r>
+      <w:r>
+        <w:rPr>
+          <w:b/>
+          <w:bCs/>
+          <w:color w:val="auto"/>
+          <w:sz w:val="26"/>
+          <w:szCs w:val="26"/>
+        </w:rPr>
+        <w:t xml:space="preserve">  </w:t>
+      </w:r>
+      <w:r>
+        <w:rPr>
+          <w:b/>
+          <w:bCs/>
+          <w:color w:val="auto"/>
+          <w:sz w:val="26"/>
+          <w:szCs w:val="26"/>
+        </w:rPr>
+        <w:t>Phân phối của</w:t>
+      </w:r>
+      <w:r>
+        <w:rPr>
+          <w:b/>
+          <w:bCs/>
+          <w:color w:val="auto"/>
+          <w:sz w:val="26"/>
+          <w:szCs w:val="26"/>
+        </w:rPr>
+        <w:t xml:space="preserve"> </w:t>
+      </w:r>
+      <w:r>
+        <w:rPr>
+          <w:b/>
+          <w:bCs/>
+          <w:color w:val="auto"/>
+          <w:sz w:val="26"/>
+          <w:szCs w:val="26"/>
+        </w:rPr>
+        <w:t>các đặc trung định tính</w:t>
+      </w:r>
       <w:bookmarkEnd w:id="48"/>
-    </w:p>
-    <w:p>
-      <w:pPr>
-        <w:spacing w:line="360" w:lineRule="auto"/>
-        <w:ind w:firstLine="720"/>
-        <w:rPr>
-          <w:sz w:val="26"/>
-          <w:szCs w:val="26"/>
-        </w:rPr>
-      </w:pPr>
-      <w:r>
-        <w:rPr>
-          <w:sz w:val="26"/>
-          <w:szCs w:val="26"/>
-        </w:rPr>
-        <w:t>.</w:t>
-      </w:r>
-      <w:r>
-        <w:t xml:space="preserve"> </w:t>
-      </w:r>
-      <w:r>
-        <w:rPr>
-          <w:sz w:val="26"/>
-          <w:szCs w:val="26"/>
-        </w:rPr>
-        <w:t xml:space="preserve">Phân tích trực quan đa chiều đã xác định rõ "vùng nguy hiểm" của tín dụng: rủi ro tập trung đậm đặc ở các khoản vay có </w:t>
-      </w:r>
-      <w:r>
-        <w:rPr>
-          <w:b/>
-          <w:bCs/>
-          <w:sz w:val="26"/>
-          <w:szCs w:val="26"/>
-        </w:rPr>
-        <w:t>giá trị lớn đi kèm kỳ hạn dài</w:t>
-      </w:r>
-      <w:r>
-        <w:rPr>
-          <w:sz w:val="26"/>
-          <w:szCs w:val="26"/>
-        </w:rPr>
-        <w:t xml:space="preserve">, và đặc biệt nghiêm trọng ở nhóm khách hàng </w:t>
-      </w:r>
-      <w:r>
-        <w:rPr>
-          <w:b/>
-          <w:bCs/>
-          <w:sz w:val="26"/>
-          <w:szCs w:val="26"/>
-        </w:rPr>
-        <w:t>không có tiền tiết kiệm (Unknown/Little)</w:t>
-      </w:r>
-      <w:r>
-        <w:rPr>
-          <w:sz w:val="26"/>
-          <w:szCs w:val="26"/>
-        </w:rPr>
-        <w:t xml:space="preserve">. Đồng thời, xu hướng phân phối lệch phải của dữ liệu khẳng định rằng các khoản vay giá trị cao là những </w:t>
-      </w:r>
-      <w:r>
-        <w:rPr>
-          <w:b/>
-          <w:bCs/>
-          <w:sz w:val="26"/>
-          <w:szCs w:val="26"/>
-        </w:rPr>
-        <w:t>ngoại lệ (outliers)</w:t>
-      </w:r>
-      <w:r>
-        <w:rPr>
-          <w:sz w:val="26"/>
-          <w:szCs w:val="26"/>
-        </w:rPr>
-        <w:t xml:space="preserve"> trái với mô hình cho vay tiêu dùng nhỏ lẻ thông thường, do đó cần được tách ra để áp dụng quy trình thẩm định thủ công chặt chẽ hơn thay vì phê duyệt tự động</w:t>
-      </w:r>
-    </w:p>
-    <w:p>
-      <w:pPr>
-        <w:spacing w:line="360" w:lineRule="auto"/>
-        <w:rPr>
-          <w:sz w:val="26"/>
-          <w:szCs w:val="26"/>
-        </w:rPr>
-      </w:pPr>
-    </w:p>
-    <w:p>
-      <w:pPr>
-        <w:spacing w:line="360" w:lineRule="auto"/>
-        <w:rPr>
-          <w:sz w:val="26"/>
-          <w:szCs w:val="26"/>
-        </w:rPr>
-      </w:pPr>
-    </w:p>
-    <w:p>
-      <w:pPr>
-        <w:spacing w:line="360" w:lineRule="auto"/>
-        <w:rPr>
-          <w:sz w:val="26"/>
-          <w:szCs w:val="26"/>
-        </w:rPr>
-      </w:pPr>
-    </w:p>
-    <w:p>
-      <w:pPr>
-        <w:spacing w:line="360" w:lineRule="auto"/>
-        <w:rPr>
-          <w:sz w:val="26"/>
-          <w:szCs w:val="26"/>
-        </w:rPr>
-      </w:pPr>
-    </w:p>
-    <w:p>
-      <w:pPr>
-        <w:spacing w:line="360" w:lineRule="auto"/>
-        <w:rPr>
-          <w:sz w:val="26"/>
-          <w:szCs w:val="26"/>
-        </w:rPr>
-      </w:pPr>
-    </w:p>
-    <w:p>
-      <w:pPr>
-        <w:spacing w:line="360" w:lineRule="auto"/>
-        <w:rPr>
-          <w:sz w:val="26"/>
-          <w:szCs w:val="26"/>
-        </w:rPr>
-      </w:pPr>
-    </w:p>
-    <w:p>
-      <w:pPr>
-        <w:spacing w:line="360" w:lineRule="auto"/>
-        <w:rPr>
-          <w:sz w:val="26"/>
-          <w:szCs w:val="26"/>
-        </w:rPr>
-      </w:pPr>
-    </w:p>
-    <w:p>
-      <w:pPr>
-        <w:spacing w:line="360" w:lineRule="auto"/>
-        <w:rPr>
-          <w:sz w:val="26"/>
-          <w:szCs w:val="26"/>
-        </w:rPr>
-      </w:pPr>
-    </w:p>
-    <w:p>
-      <w:pPr>
-        <w:spacing w:line="360" w:lineRule="auto"/>
-        <w:rPr>
-          <w:sz w:val="26"/>
-          <w:szCs w:val="26"/>
-        </w:rPr>
-      </w:pPr>
-    </w:p>
-    <w:p>
-      <w:pPr>
-        <w:spacing w:line="360" w:lineRule="auto"/>
-        <w:rPr>
-          <w:sz w:val="26"/>
-          <w:szCs w:val="26"/>
-        </w:rPr>
-      </w:pPr>
-    </w:p>
-    <w:p>
-      <w:pPr>
-        <w:spacing w:line="360" w:lineRule="auto"/>
-        <w:rPr>
-          <w:sz w:val="26"/>
-          <w:szCs w:val="26"/>
-        </w:rPr>
-      </w:pPr>
-    </w:p>
-    <w:p>
-      <w:pPr>
-        <w:pStyle w:val="Heading3"/>
-        <w:spacing w:line="360" w:lineRule="auto"/>
-        <w:rPr>
-          <w:b/>
-          <w:bCs/>
-          <w:color w:val="auto"/>
-          <w:sz w:val="26"/>
-          <w:szCs w:val="26"/>
-        </w:rPr>
-      </w:pPr>
-      <w:bookmarkStart w:id="49" w:name="_Toc218480339"/>
-      <w:r>
-        <w:rPr>
-          <w:b/>
-          <w:bCs/>
-          <w:color w:val="auto"/>
-          <w:sz w:val="26"/>
-          <w:szCs w:val="26"/>
-        </w:rPr>
-        <w:t>3</w:t>
-      </w:r>
-      <w:r>
-        <w:rPr>
-          <w:b/>
-          <w:bCs/>
-          <w:color w:val="auto"/>
-          <w:sz w:val="26"/>
-          <w:szCs w:val="26"/>
-        </w:rPr>
-        <w:t>.2.</w:t>
-      </w:r>
-      <w:r>
-        <w:rPr>
-          <w:b/>
-          <w:bCs/>
-          <w:color w:val="auto"/>
-          <w:sz w:val="26"/>
-          <w:szCs w:val="26"/>
-        </w:rPr>
-        <w:t>4</w:t>
-      </w:r>
-      <w:r>
-        <w:rPr>
-          <w:b/>
-          <w:bCs/>
-          <w:color w:val="auto"/>
-          <w:sz w:val="26"/>
-          <w:szCs w:val="26"/>
-        </w:rPr>
-        <w:t xml:space="preserve"> </w:t>
-      </w:r>
-      <w:r>
-        <w:rPr>
-          <w:b/>
-          <w:bCs/>
-          <w:color w:val="auto"/>
-          <w:sz w:val="26"/>
-          <w:szCs w:val="26"/>
-        </w:rPr>
-        <w:t xml:space="preserve">  </w:t>
-      </w:r>
-      <w:r>
-        <w:rPr>
-          <w:b/>
-          <w:bCs/>
-          <w:color w:val="auto"/>
-          <w:sz w:val="26"/>
-          <w:szCs w:val="26"/>
-        </w:rPr>
-        <w:t>Phân phối của</w:t>
-      </w:r>
-      <w:r>
-        <w:rPr>
-          <w:b/>
-          <w:bCs/>
-          <w:color w:val="auto"/>
-          <w:sz w:val="26"/>
-          <w:szCs w:val="26"/>
-        </w:rPr>
-        <w:t xml:space="preserve"> </w:t>
-      </w:r>
-      <w:r>
-        <w:rPr>
-          <w:b/>
-          <w:bCs/>
-          <w:color w:val="auto"/>
-          <w:sz w:val="26"/>
-          <w:szCs w:val="26"/>
-        </w:rPr>
-        <w:t>các đặc trung định tính</w:t>
-      </w:r>
-      <w:bookmarkEnd w:id="49"/>
     </w:p>
     <w:p>
       <w:pPr>
@@ -16866,7 +16458,7 @@
           <w:lang w:val="en-US"/>
         </w:rPr>
       </w:pPr>
-      <w:bookmarkStart w:id="50" w:name="_Toc218483497"/>
+      <w:bookmarkStart w:id="49" w:name="_Toc218483497"/>
       <w:r>
         <w:rPr>
           <w:color w:val="auto"/>
@@ -16925,7 +16517,7 @@
         </w:rPr>
         <w:t>: Phân phối Sex</w:t>
       </w:r>
-      <w:bookmarkEnd w:id="50"/>
+      <w:bookmarkEnd w:id="49"/>
     </w:p>
     <w:p>
       <w:pPr>
@@ -16991,7 +16583,7 @@
           <w:lang w:val="en-US"/>
         </w:rPr>
       </w:pPr>
-      <w:bookmarkStart w:id="51" w:name="_Toc218483498"/>
+      <w:bookmarkStart w:id="50" w:name="_Toc218483498"/>
       <w:r>
         <w:rPr>
           <w:color w:val="auto"/>
@@ -17048,27 +16640,9 @@
           <w:szCs w:val="24"/>
           <w:lang w:val="en-US"/>
         </w:rPr>
-        <w:t xml:space="preserve">  </w:t>
-      </w:r>
-      <w:r>
-        <w:rPr>
-          <w:color w:val="auto"/>
-          <w:sz w:val="24"/>
-          <w:szCs w:val="24"/>
-          <w:lang w:val="en-US"/>
-        </w:rPr>
-        <w:t xml:space="preserve">Phân phối </w:t>
-      </w:r>
-      <w:r>
-        <w:rPr>
-          <w:color w:val="auto"/>
-          <w:sz w:val="24"/>
-          <w:szCs w:val="24"/>
-          <w:lang w:val="en-US"/>
-        </w:rPr>
-        <w:t>Saving accounts</w:t>
-      </w:r>
-      <w:bookmarkEnd w:id="51"/>
+        <w:t xml:space="preserve">  Phân phối Saving accounts</w:t>
+      </w:r>
+      <w:bookmarkEnd w:id="50"/>
     </w:p>
     <w:p>
       <w:pPr>
@@ -17143,7 +16717,7 @@
           <w:lang w:val="en-US"/>
         </w:rPr>
       </w:pPr>
-      <w:bookmarkStart w:id="52" w:name="_Toc218483499"/>
+      <w:bookmarkStart w:id="51" w:name="_Toc218483499"/>
       <w:r>
         <w:rPr>
           <w:color w:val="auto"/>
@@ -17202,7 +16776,7 @@
         </w:rPr>
         <w:t xml:space="preserve">  Phân phối Checking account</w:t>
       </w:r>
-      <w:bookmarkEnd w:id="52"/>
+      <w:bookmarkEnd w:id="51"/>
     </w:p>
     <w:p>
       <w:pPr>
@@ -17264,10 +16838,9 @@
           <w:color w:val="auto"/>
           <w:sz w:val="24"/>
           <w:szCs w:val="24"/>
-          <w:lang w:val="en-US"/>
-        </w:rPr>
-      </w:pPr>
-      <w:bookmarkStart w:id="53" w:name="_Toc218483500"/>
+        </w:rPr>
+      </w:pPr>
+      <w:bookmarkStart w:id="52" w:name="_Toc218483500"/>
       <w:r>
         <w:rPr>
           <w:color w:val="auto"/>
@@ -17338,7 +16911,6 @@
           <w:color w:val="auto"/>
           <w:sz w:val="24"/>
           <w:szCs w:val="24"/>
-          <w:lang w:val="en-US"/>
         </w:rPr>
         <w:t>P</w:t>
       </w:r>
@@ -17355,19 +16927,17 @@
           <w:color w:val="auto"/>
           <w:sz w:val="24"/>
           <w:szCs w:val="24"/>
-          <w:lang w:val="en-US"/>
         </w:rPr>
         <w:t>se</w:t>
       </w:r>
-      <w:bookmarkEnd w:id="53"/>
-    </w:p>
-    <w:p>
-      <w:pPr>
-        <w:spacing w:line="360" w:lineRule="auto"/>
-        <w:rPr>
-          <w:sz w:val="26"/>
-          <w:szCs w:val="26"/>
-          <w:lang w:val="en-US"/>
+      <w:bookmarkEnd w:id="52"/>
+    </w:p>
+    <w:p>
+      <w:pPr>
+        <w:spacing w:line="360" w:lineRule="auto"/>
+        <w:rPr>
+          <w:sz w:val="26"/>
+          <w:szCs w:val="26"/>
         </w:rPr>
       </w:pPr>
       <w:r>
@@ -17387,20 +16957,12 @@
         </w:rPr>
         <w:t xml:space="preserve"> </w:t>
       </w:r>
-      <w:bookmarkStart w:id="54" w:name="_Toc218480340"/>
-      <w:r>
-        <w:rPr>
-          <w:sz w:val="26"/>
-          <w:szCs w:val="26"/>
-        </w:rPr>
-        <w:t>d</w:t>
-      </w:r>
-      <w:r>
-        <w:rPr>
-          <w:sz w:val="26"/>
-          <w:szCs w:val="26"/>
-        </w:rPr>
-        <w:t xml:space="preserve">ữ liệu khắc họa chân dung khách hàng điển hình là </w:t>
+      <w:r>
+        <w:rPr>
+          <w:sz w:val="26"/>
+          <w:szCs w:val="26"/>
+        </w:rPr>
+        <w:t xml:space="preserve">dữ liệu khắc họa chân dung khách hàng điển hình là </w:t>
       </w:r>
       <w:r>
         <w:rPr>
@@ -17438,7 +17000,6 @@
         </w:rPr>
         <w:t>2.2.4   Ma trận tương quan</w:t>
       </w:r>
-      <w:bookmarkEnd w:id="54"/>
     </w:p>
     <w:p>
       <w:pPr>
@@ -17500,7 +17061,7 @@
           <w:szCs w:val="24"/>
         </w:rPr>
       </w:pPr>
-      <w:bookmarkStart w:id="55" w:name="_Toc218483501"/>
+      <w:bookmarkStart w:id="53" w:name="_Toc218483501"/>
       <w:r>
         <w:rPr>
           <w:color w:val="auto"/>
@@ -17568,7 +17129,7 @@
         </w:rPr>
         <w:t>Ma trận tương quan</w:t>
       </w:r>
-      <w:bookmarkEnd w:id="55"/>
+      <w:bookmarkEnd w:id="53"/>
     </w:p>
     <w:p>
       <w:pPr>
@@ -17629,10 +17190,9 @@
           <w:color w:val="auto"/>
           <w:sz w:val="26"/>
           <w:szCs w:val="26"/>
-          <w:lang w:val="en-US"/>
-        </w:rPr>
-      </w:pPr>
-      <w:bookmarkStart w:id="56" w:name="_Toc218480341"/>
+        </w:rPr>
+      </w:pPr>
+      <w:bookmarkStart w:id="54" w:name="_Toc218484110"/>
       <w:r>
         <w:rPr>
           <w:b/>
@@ -17640,7 +17200,6 @@
           <w:color w:val="auto"/>
           <w:sz w:val="26"/>
           <w:szCs w:val="26"/>
-          <w:lang w:val="en-US"/>
         </w:rPr>
         <w:t xml:space="preserve">2.2.4 </w:t>
       </w:r>
@@ -17651,7 +17210,6 @@
           <w:color w:val="auto"/>
           <w:sz w:val="26"/>
           <w:szCs w:val="26"/>
-          <w:lang w:val="en-US"/>
         </w:rPr>
         <w:t xml:space="preserve">  </w:t>
       </w:r>
@@ -17662,22 +17220,10 @@
           <w:color w:val="auto"/>
           <w:sz w:val="26"/>
           <w:szCs w:val="26"/>
-          <w:lang w:val="en-US"/>
-        </w:rPr>
-        <w:t>Mối tương quan số</w:t>
-      </w:r>
-      <w:r>
-        <w:rPr>
-          <w:b/>
-          <w:bCs/>
-          <w:color w:val="auto"/>
-          <w:sz w:val="26"/>
-          <w:szCs w:val="26"/>
-          <w:lang w:val="en-US"/>
-        </w:rPr>
-        <w:t xml:space="preserve"> tiền vay trung bình theo nhóm giới tính</w:t>
-      </w:r>
-      <w:bookmarkEnd w:id="56"/>
+        </w:rPr>
+        <w:t>Mối tương quan số tiền vay trung bình theo nhóm giới tính</w:t>
+      </w:r>
+      <w:bookmarkEnd w:id="54"/>
     </w:p>
     <w:p>
       <w:pPr>
@@ -17685,9 +17231,6 @@
         <w:spacing w:line="360" w:lineRule="auto"/>
       </w:pPr>
       <w:r>
-        <w:rPr>
-          <w:lang w:val="en-US"/>
-        </w:rPr>
         <w:tab/>
       </w:r>
       <w:r>
@@ -17744,7 +17287,7 @@
           <w:szCs w:val="24"/>
         </w:rPr>
       </w:pPr>
-      <w:bookmarkStart w:id="57" w:name="_Toc218483502"/>
+      <w:bookmarkStart w:id="55" w:name="_Toc218483502"/>
       <w:r>
         <w:rPr>
           <w:color w:val="auto"/>
@@ -17812,25 +17355,24 @@
         </w:rPr>
         <w:t>số tiền vay trung bình theo nhóm giới tính</w:t>
       </w:r>
-      <w:bookmarkEnd w:id="57"/>
-    </w:p>
-    <w:p>
-      <w:pPr>
-        <w:spacing w:line="360" w:lineRule="auto"/>
-      </w:pPr>
-    </w:p>
-    <w:p>
-      <w:pPr>
-        <w:spacing w:line="360" w:lineRule="auto"/>
-      </w:pPr>
-    </w:p>
-    <w:p>
-      <w:pPr>
-        <w:spacing w:line="360" w:lineRule="auto"/>
-        <w:rPr>
-          <w:sz w:val="26"/>
-          <w:szCs w:val="26"/>
-          <w:lang w:val="en-US"/>
+      <w:bookmarkEnd w:id="55"/>
+    </w:p>
+    <w:p>
+      <w:pPr>
+        <w:spacing w:line="360" w:lineRule="auto"/>
+      </w:pPr>
+    </w:p>
+    <w:p>
+      <w:pPr>
+        <w:spacing w:line="360" w:lineRule="auto"/>
+      </w:pPr>
+    </w:p>
+    <w:p>
+      <w:pPr>
+        <w:spacing w:line="360" w:lineRule="auto"/>
+        <w:rPr>
+          <w:sz w:val="26"/>
+          <w:szCs w:val="26"/>
         </w:rPr>
       </w:pPr>
       <w:r>
@@ -17844,7 +17386,6 @@
         <w:rPr>
           <w:sz w:val="26"/>
           <w:szCs w:val="26"/>
-          <w:lang w:val="en-US"/>
         </w:rPr>
         <w:t>ử.</w:t>
       </w:r>
@@ -17855,147 +17396,132 @@
         <w:rPr>
           <w:sz w:val="26"/>
           <w:szCs w:val="26"/>
-          <w:lang w:val="en-US"/>
-        </w:rPr>
-      </w:pPr>
-    </w:p>
-    <w:p>
-      <w:pPr>
-        <w:spacing w:line="360" w:lineRule="auto"/>
-        <w:rPr>
-          <w:sz w:val="26"/>
-          <w:szCs w:val="26"/>
-          <w:lang w:val="en-US"/>
-        </w:rPr>
-      </w:pPr>
-    </w:p>
-    <w:p>
-      <w:pPr>
-        <w:spacing w:line="360" w:lineRule="auto"/>
-        <w:rPr>
-          <w:sz w:val="26"/>
-          <w:szCs w:val="26"/>
-          <w:lang w:val="en-US"/>
-        </w:rPr>
-      </w:pPr>
-    </w:p>
-    <w:p>
-      <w:pPr>
-        <w:spacing w:line="360" w:lineRule="auto"/>
-        <w:rPr>
-          <w:sz w:val="26"/>
-          <w:szCs w:val="26"/>
-          <w:lang w:val="en-US"/>
-        </w:rPr>
-      </w:pPr>
-    </w:p>
-    <w:p>
-      <w:pPr>
-        <w:spacing w:line="360" w:lineRule="auto"/>
-        <w:rPr>
-          <w:sz w:val="26"/>
-          <w:szCs w:val="26"/>
-          <w:lang w:val="en-US"/>
-        </w:rPr>
-      </w:pPr>
-    </w:p>
-    <w:p>
-      <w:pPr>
-        <w:spacing w:line="360" w:lineRule="auto"/>
-        <w:rPr>
-          <w:sz w:val="26"/>
-          <w:szCs w:val="26"/>
-          <w:lang w:val="en-US"/>
-        </w:rPr>
-      </w:pPr>
-    </w:p>
-    <w:p>
-      <w:pPr>
-        <w:spacing w:line="360" w:lineRule="auto"/>
-        <w:rPr>
-          <w:sz w:val="26"/>
-          <w:szCs w:val="26"/>
-          <w:lang w:val="en-US"/>
-        </w:rPr>
-      </w:pPr>
-    </w:p>
-    <w:p>
-      <w:pPr>
-        <w:spacing w:line="360" w:lineRule="auto"/>
-        <w:rPr>
-          <w:sz w:val="26"/>
-          <w:szCs w:val="26"/>
-          <w:lang w:val="en-US"/>
-        </w:rPr>
-      </w:pPr>
-    </w:p>
-    <w:p>
-      <w:pPr>
-        <w:spacing w:line="360" w:lineRule="auto"/>
-        <w:rPr>
-          <w:sz w:val="26"/>
-          <w:szCs w:val="26"/>
-          <w:lang w:val="en-US"/>
-        </w:rPr>
-      </w:pPr>
-    </w:p>
-    <w:p>
-      <w:pPr>
-        <w:spacing w:line="360" w:lineRule="auto"/>
-        <w:rPr>
-          <w:sz w:val="26"/>
-          <w:szCs w:val="26"/>
-          <w:lang w:val="en-US"/>
-        </w:rPr>
-      </w:pPr>
-    </w:p>
-    <w:p>
-      <w:pPr>
-        <w:spacing w:line="360" w:lineRule="auto"/>
-        <w:rPr>
-          <w:sz w:val="26"/>
-          <w:szCs w:val="26"/>
-          <w:lang w:val="en-US"/>
-        </w:rPr>
-      </w:pPr>
-    </w:p>
-    <w:p>
-      <w:pPr>
-        <w:spacing w:line="360" w:lineRule="auto"/>
-        <w:rPr>
-          <w:sz w:val="26"/>
-          <w:szCs w:val="26"/>
-          <w:lang w:val="en-US"/>
-        </w:rPr>
-      </w:pPr>
-    </w:p>
-    <w:p>
-      <w:pPr>
-        <w:spacing w:line="360" w:lineRule="auto"/>
-        <w:rPr>
-          <w:sz w:val="26"/>
-          <w:szCs w:val="26"/>
-          <w:lang w:val="en-US"/>
-        </w:rPr>
-      </w:pPr>
-    </w:p>
-    <w:p>
-      <w:pPr>
-        <w:spacing w:line="360" w:lineRule="auto"/>
-        <w:rPr>
-          <w:sz w:val="26"/>
-          <w:szCs w:val="26"/>
-          <w:lang w:val="en-US"/>
-        </w:rPr>
-      </w:pPr>
-    </w:p>
-    <w:p>
-      <w:pPr>
-        <w:spacing w:line="360" w:lineRule="auto"/>
-        <w:rPr>
-          <w:sz w:val="26"/>
-          <w:szCs w:val="26"/>
-          <w:lang w:val="en-US"/>
+        </w:rPr>
+      </w:pPr>
+    </w:p>
+    <w:p>
+      <w:pPr>
+        <w:spacing w:line="360" w:lineRule="auto"/>
+        <w:rPr>
+          <w:sz w:val="26"/>
+          <w:szCs w:val="26"/>
+        </w:rPr>
+      </w:pPr>
+    </w:p>
+    <w:p>
+      <w:pPr>
+        <w:spacing w:line="360" w:lineRule="auto"/>
+        <w:rPr>
+          <w:sz w:val="26"/>
+          <w:szCs w:val="26"/>
+        </w:rPr>
+      </w:pPr>
+    </w:p>
+    <w:p>
+      <w:pPr>
+        <w:spacing w:line="360" w:lineRule="auto"/>
+        <w:rPr>
+          <w:sz w:val="26"/>
+          <w:szCs w:val="26"/>
+        </w:rPr>
+      </w:pPr>
+    </w:p>
+    <w:p>
+      <w:pPr>
+        <w:spacing w:line="360" w:lineRule="auto"/>
+        <w:rPr>
+          <w:sz w:val="26"/>
+          <w:szCs w:val="26"/>
+        </w:rPr>
+      </w:pPr>
+    </w:p>
+    <w:p>
+      <w:pPr>
+        <w:spacing w:line="360" w:lineRule="auto"/>
+        <w:rPr>
+          <w:sz w:val="26"/>
+          <w:szCs w:val="26"/>
+        </w:rPr>
+      </w:pPr>
+    </w:p>
+    <w:p>
+      <w:pPr>
+        <w:spacing w:line="360" w:lineRule="auto"/>
+        <w:rPr>
+          <w:sz w:val="26"/>
+          <w:szCs w:val="26"/>
+        </w:rPr>
+      </w:pPr>
+    </w:p>
+    <w:p>
+      <w:pPr>
+        <w:spacing w:line="360" w:lineRule="auto"/>
+        <w:rPr>
+          <w:sz w:val="26"/>
+          <w:szCs w:val="26"/>
+        </w:rPr>
+      </w:pPr>
+    </w:p>
+    <w:p>
+      <w:pPr>
+        <w:spacing w:line="360" w:lineRule="auto"/>
+        <w:rPr>
+          <w:sz w:val="26"/>
+          <w:szCs w:val="26"/>
+        </w:rPr>
+      </w:pPr>
+    </w:p>
+    <w:p>
+      <w:pPr>
+        <w:spacing w:line="360" w:lineRule="auto"/>
+        <w:rPr>
+          <w:sz w:val="26"/>
+          <w:szCs w:val="26"/>
+        </w:rPr>
+      </w:pPr>
+    </w:p>
+    <w:p>
+      <w:pPr>
+        <w:spacing w:line="360" w:lineRule="auto"/>
+        <w:rPr>
+          <w:sz w:val="26"/>
+          <w:szCs w:val="26"/>
+        </w:rPr>
+      </w:pPr>
+    </w:p>
+    <w:p>
+      <w:pPr>
+        <w:spacing w:line="360" w:lineRule="auto"/>
+        <w:rPr>
+          <w:sz w:val="26"/>
+          <w:szCs w:val="26"/>
+        </w:rPr>
+      </w:pPr>
+    </w:p>
+    <w:p>
+      <w:pPr>
+        <w:spacing w:line="360" w:lineRule="auto"/>
+        <w:rPr>
+          <w:sz w:val="26"/>
+          <w:szCs w:val="26"/>
+        </w:rPr>
+      </w:pPr>
+    </w:p>
+    <w:p>
+      <w:pPr>
+        <w:spacing w:line="360" w:lineRule="auto"/>
+        <w:rPr>
+          <w:sz w:val="26"/>
+          <w:szCs w:val="26"/>
+        </w:rPr>
+      </w:pPr>
+    </w:p>
+    <w:p>
+      <w:pPr>
+        <w:spacing w:line="360" w:lineRule="auto"/>
+        <w:rPr>
+          <w:sz w:val="26"/>
+          <w:szCs w:val="26"/>
         </w:rPr>
       </w:pPr>
     </w:p>
@@ -18009,10 +17535,9 @@
           <w:color w:val="auto"/>
           <w:sz w:val="26"/>
           <w:szCs w:val="26"/>
-          <w:lang w:val="en-US"/>
-        </w:rPr>
-      </w:pPr>
-      <w:bookmarkStart w:id="58" w:name="_Toc218480342"/>
+        </w:rPr>
+      </w:pPr>
+      <w:bookmarkStart w:id="56" w:name="_Toc218484111"/>
       <w:r>
         <w:rPr>
           <w:b/>
@@ -18020,7 +17545,6 @@
           <w:color w:val="auto"/>
           <w:sz w:val="26"/>
           <w:szCs w:val="26"/>
-          <w:lang w:val="en-US"/>
         </w:rPr>
         <w:t>3</w:t>
       </w:r>
@@ -18031,7 +17555,6 @@
           <w:color w:val="auto"/>
           <w:sz w:val="26"/>
           <w:szCs w:val="26"/>
-          <w:lang w:val="en-US"/>
         </w:rPr>
         <w:t>.2.5</w:t>
       </w:r>
@@ -18042,7 +17565,6 @@
           <w:color w:val="auto"/>
           <w:sz w:val="26"/>
           <w:szCs w:val="26"/>
-          <w:lang w:val="en-US"/>
         </w:rPr>
         <w:t xml:space="preserve">   Mối tương quan </w:t>
       </w:r>
@@ -18053,29 +17575,14 @@
           <w:color w:val="auto"/>
           <w:sz w:val="26"/>
           <w:szCs w:val="26"/>
-          <w:lang w:val="en-US"/>
-        </w:rPr>
-        <w:t>số</w:t>
-      </w:r>
-      <w:r>
-        <w:rPr>
-          <w:b/>
-          <w:bCs/>
-          <w:color w:val="auto"/>
-          <w:sz w:val="26"/>
-          <w:szCs w:val="26"/>
-          <w:lang w:val="en-US"/>
-        </w:rPr>
-        <w:t xml:space="preserve"> tiền vay trung bình theo nhóm công việc</w:t>
-      </w:r>
-      <w:bookmarkEnd w:id="58"/>
-    </w:p>
-    <w:p>
-      <w:pPr>
-        <w:spacing w:line="360" w:lineRule="auto"/>
-        <w:rPr>
-          <w:lang w:val="en-US"/>
-        </w:rPr>
+        </w:rPr>
+        <w:t>số tiền vay trung bình theo nhóm công việc</w:t>
+      </w:r>
+      <w:bookmarkEnd w:id="56"/>
+    </w:p>
+    <w:p>
+      <w:pPr>
+        <w:spacing w:line="360" w:lineRule="auto"/>
       </w:pPr>
     </w:p>
     <w:p>
@@ -18139,7 +17646,8 @@
           <w:szCs w:val="26"/>
         </w:rPr>
       </w:pPr>
-      <w:bookmarkStart w:id="59" w:name="_Toc218483503"/>
+      <w:bookmarkStart w:id="57" w:name="_Toc218483503"/>
+      <w:bookmarkStart w:id="58" w:name="_Toc218484112"/>
       <w:r>
         <w:rPr>
           <w:color w:val="auto"/>
@@ -18197,131 +17705,115 @@
         </w:rPr>
         <w:t xml:space="preserve"> số tiền vay trung bình theo nhóm công việc</w:t>
       </w:r>
+      <w:bookmarkEnd w:id="57"/>
+      <w:bookmarkEnd w:id="58"/>
+    </w:p>
+    <w:p>
+      <w:pPr>
+        <w:pStyle w:val="Caption"/>
+        <w:spacing w:line="360" w:lineRule="auto"/>
+        <w:jc w:val="center"/>
+        <w:rPr>
+          <w:color w:val="auto"/>
+          <w:sz w:val="26"/>
+          <w:szCs w:val="26"/>
+        </w:rPr>
+      </w:pPr>
+    </w:p>
+    <w:p>
+      <w:pPr>
+        <w:spacing w:line="360" w:lineRule="auto"/>
+      </w:pPr>
+    </w:p>
+    <w:p>
+      <w:pPr>
+        <w:spacing w:line="360" w:lineRule="auto"/>
+        <w:rPr>
+          <w:sz w:val="26"/>
+          <w:szCs w:val="26"/>
+        </w:rPr>
+      </w:pPr>
+      <w:r>
+        <w:tab/>
+      </w:r>
+      <w:r>
+        <w:rPr>
+          <w:sz w:val="26"/>
+          <w:szCs w:val="26"/>
+        </w:rPr>
+        <w:t>Dù có nền tảng an cư tốt (</w:t>
+      </w:r>
+      <w:r>
+        <w:rPr>
+          <w:b/>
+          <w:bCs/>
+          <w:sz w:val="26"/>
+          <w:szCs w:val="26"/>
+        </w:rPr>
+        <w:t>sở hữu nhà</w:t>
+      </w:r>
+      <w:r>
+        <w:rPr>
+          <w:sz w:val="26"/>
+          <w:szCs w:val="26"/>
+        </w:rPr>
+        <w:t>), đa số khách hàng lại thiếu hụt dòng tiền mặt (</w:t>
+      </w:r>
+      <w:r>
+        <w:rPr>
+          <w:b/>
+          <w:bCs/>
+          <w:sz w:val="26"/>
+          <w:szCs w:val="26"/>
+        </w:rPr>
+        <w:t>tiết kiệm thấp/ẩn danh</w:t>
+      </w:r>
+      <w:r>
+        <w:rPr>
+          <w:sz w:val="26"/>
+          <w:szCs w:val="26"/>
+        </w:rPr>
+        <w:t>), thúc đẩy họ tìm đến tín dụng để trang trải cho các nhu cầu mua sắm thiết yếu</w:t>
+      </w:r>
+    </w:p>
+    <w:p>
+      <w:pPr>
+        <w:pStyle w:val="Heading3"/>
+        <w:spacing w:line="360" w:lineRule="auto"/>
+        <w:rPr>
+          <w:b/>
+          <w:bCs/>
+          <w:color w:val="auto"/>
+          <w:sz w:val="26"/>
+          <w:szCs w:val="26"/>
+        </w:rPr>
+      </w:pPr>
+      <w:bookmarkStart w:id="59" w:name="_Toc218484113"/>
+      <w:r>
+        <w:rPr>
+          <w:b/>
+          <w:bCs/>
+          <w:color w:val="auto"/>
+          <w:sz w:val="26"/>
+          <w:szCs w:val="26"/>
+        </w:rPr>
+        <w:t xml:space="preserve">2.2.5   </w:t>
+      </w:r>
+      <w:r>
+        <w:rPr>
+          <w:b/>
+          <w:bCs/>
+          <w:color w:val="auto"/>
+          <w:sz w:val="26"/>
+          <w:szCs w:val="26"/>
+        </w:rPr>
+        <w:t>Phân phối Số tiền vay và Số tiền cần vay</w:t>
+      </w:r>
       <w:bookmarkEnd w:id="59"/>
     </w:p>
     <w:p>
       <w:pPr>
-        <w:pStyle w:val="Caption"/>
-        <w:spacing w:line="360" w:lineRule="auto"/>
-        <w:jc w:val="center"/>
-        <w:rPr>
-          <w:color w:val="auto"/>
-          <w:sz w:val="26"/>
-          <w:szCs w:val="26"/>
-        </w:rPr>
-      </w:pPr>
-    </w:p>
-    <w:p>
-      <w:pPr>
-        <w:spacing w:line="360" w:lineRule="auto"/>
-      </w:pPr>
-    </w:p>
-    <w:p>
-      <w:pPr>
-        <w:spacing w:line="360" w:lineRule="auto"/>
-        <w:rPr>
-          <w:sz w:val="26"/>
-          <w:szCs w:val="26"/>
-        </w:rPr>
-      </w:pPr>
-      <w:r>
-        <w:tab/>
-      </w:r>
-      <w:r>
-        <w:rPr>
-          <w:sz w:val="26"/>
-          <w:szCs w:val="26"/>
-        </w:rPr>
-        <w:t>Dù có nền tảng an cư tốt (</w:t>
-      </w:r>
-      <w:r>
-        <w:rPr>
-          <w:b/>
-          <w:bCs/>
-          <w:sz w:val="26"/>
-          <w:szCs w:val="26"/>
-        </w:rPr>
-        <w:t>sở hữu nhà</w:t>
-      </w:r>
-      <w:r>
-        <w:rPr>
-          <w:sz w:val="26"/>
-          <w:szCs w:val="26"/>
-        </w:rPr>
-        <w:t>), đa số khách hàng lại thiếu hụt dòng tiền mặt (</w:t>
-      </w:r>
-      <w:r>
-        <w:rPr>
-          <w:b/>
-          <w:bCs/>
-          <w:sz w:val="26"/>
-          <w:szCs w:val="26"/>
-        </w:rPr>
-        <w:t>tiết kiệm thấp/ẩn danh</w:t>
-      </w:r>
-      <w:r>
-        <w:rPr>
-          <w:sz w:val="26"/>
-          <w:szCs w:val="26"/>
-        </w:rPr>
-        <w:t>), thúc đẩy họ tìm đến tín dụng để trang trải cho các nhu cầu mua sắm thiết yếu</w:t>
-      </w:r>
-    </w:p>
-    <w:p>
-      <w:pPr>
-        <w:pStyle w:val="Heading3"/>
-        <w:spacing w:line="360" w:lineRule="auto"/>
-        <w:rPr>
-          <w:b/>
-          <w:bCs/>
-          <w:color w:val="auto"/>
-          <w:sz w:val="26"/>
-          <w:szCs w:val="26"/>
-          <w:lang w:val="en-US"/>
-        </w:rPr>
-      </w:pPr>
-      <w:bookmarkStart w:id="60" w:name="_Toc218480343"/>
-      <w:r>
-        <w:rPr>
-          <w:b/>
-          <w:bCs/>
-          <w:color w:val="auto"/>
-          <w:sz w:val="26"/>
-          <w:szCs w:val="26"/>
-          <w:lang w:val="en-US"/>
-        </w:rPr>
-        <w:t xml:space="preserve">2.2.5   </w:t>
-      </w:r>
-      <w:r>
-        <w:rPr>
-          <w:b/>
-          <w:bCs/>
-          <w:color w:val="auto"/>
-          <w:sz w:val="26"/>
-          <w:szCs w:val="26"/>
-          <w:lang w:val="en-US"/>
-        </w:rPr>
-        <w:t>Phân phối Số tiền vay và</w:t>
-      </w:r>
-      <w:r>
-        <w:rPr>
-          <w:b/>
-          <w:bCs/>
-          <w:color w:val="auto"/>
-          <w:sz w:val="26"/>
-          <w:szCs w:val="26"/>
-          <w:lang w:val="en-US"/>
-        </w:rPr>
-        <w:t xml:space="preserve"> Số tiền cần vay</w:t>
-      </w:r>
-      <w:bookmarkEnd w:id="60"/>
-    </w:p>
-    <w:p>
-      <w:pPr>
-        <w:spacing w:line="360" w:lineRule="auto"/>
-        <w:rPr>
-          <w:lang w:val="en-US"/>
-        </w:rPr>
+        <w:spacing w:line="360" w:lineRule="auto"/>
       </w:pPr>
     </w:p>
     <w:p>
@@ -18383,7 +17875,7 @@
           <w:szCs w:val="26"/>
         </w:rPr>
       </w:pPr>
-      <w:bookmarkStart w:id="61" w:name="_Toc218483504"/>
+      <w:bookmarkStart w:id="60" w:name="_Toc218483504"/>
       <w:r>
         <w:rPr>
           <w:color w:val="auto"/>
@@ -18439,103 +17931,92 @@
           <w:sz w:val="26"/>
           <w:szCs w:val="26"/>
         </w:rPr>
-        <w:t xml:space="preserve"> </w:t>
-      </w:r>
-      <w:r>
-        <w:rPr>
-          <w:color w:val="auto"/>
-          <w:sz w:val="26"/>
-          <w:szCs w:val="26"/>
-        </w:rPr>
-        <w:t>Phân phối Số tiền vay và Số tiền cần vay</w:t>
+        <w:t xml:space="preserve"> Phân phối Số tiền vay và Số tiền cần vay</w:t>
+      </w:r>
+      <w:bookmarkEnd w:id="60"/>
+    </w:p>
+    <w:p>
+      <w:pPr>
+        <w:spacing w:line="360" w:lineRule="auto"/>
+        <w:ind w:firstLine="720"/>
+        <w:rPr>
+          <w:sz w:val="26"/>
+          <w:szCs w:val="26"/>
+        </w:rPr>
+      </w:pPr>
+      <w:r>
+        <w:rPr>
+          <w:sz w:val="26"/>
+          <w:szCs w:val="26"/>
+        </w:rPr>
+        <w:t xml:space="preserve">Chân dung khách hàng phản ánh rõ nét đặc điểm của </w:t>
+      </w:r>
+      <w:r>
+        <w:rPr>
+          <w:b/>
+          <w:bCs/>
+          <w:sz w:val="26"/>
+          <w:szCs w:val="26"/>
+        </w:rPr>
+        <w:t>tầng lớp lao động trung lưu</w:t>
+      </w:r>
+      <w:r>
+        <w:rPr>
+          <w:sz w:val="26"/>
+          <w:szCs w:val="26"/>
+        </w:rPr>
+        <w:t>: nam giới đã ổn định về chỗ ở và nghề nghiệp, song vẫn phụ thuộc vào đòn bẩy tín dụng để nâng cấp tiện nghi sống (xe cộ, đồ điện tử) do hạn chế về tích lũy tài chính.</w:t>
+      </w:r>
+    </w:p>
+    <w:p>
+      <w:pPr>
+        <w:pStyle w:val="Heading3"/>
+        <w:spacing w:line="360" w:lineRule="auto"/>
+        <w:rPr>
+          <w:b/>
+          <w:bCs/>
+          <w:color w:val="auto"/>
+          <w:sz w:val="26"/>
+          <w:szCs w:val="26"/>
+        </w:rPr>
+      </w:pPr>
+      <w:bookmarkStart w:id="61" w:name="_Toc218484114"/>
+      <w:r>
+        <w:rPr>
+          <w:b/>
+          <w:bCs/>
+          <w:color w:val="auto"/>
+          <w:sz w:val="26"/>
+          <w:szCs w:val="26"/>
+        </w:rPr>
+        <w:t>3</w:t>
+      </w:r>
+      <w:r>
+        <w:rPr>
+          <w:b/>
+          <w:bCs/>
+          <w:color w:val="auto"/>
+          <w:sz w:val="26"/>
+          <w:szCs w:val="26"/>
+        </w:rPr>
+        <w:t xml:space="preserve">.2.5   Mối tương quan số tiền vay trung bình theo </w:t>
+      </w:r>
+      <w:r>
+        <w:rPr>
+          <w:b/>
+          <w:bCs/>
+          <w:color w:val="auto"/>
+          <w:sz w:val="26"/>
+          <w:szCs w:val="26"/>
+          <w:lang w:val="vi-VN"/>
+        </w:rPr>
+        <w:t>sự kết hợp giữa Loại nhà ở và Mục đích vay :</w:t>
       </w:r>
       <w:bookmarkEnd w:id="61"/>
     </w:p>
     <w:p>
       <w:pPr>
         <w:spacing w:line="360" w:lineRule="auto"/>
-        <w:ind w:firstLine="720"/>
-        <w:rPr>
-          <w:sz w:val="26"/>
-          <w:szCs w:val="26"/>
-        </w:rPr>
-      </w:pPr>
-      <w:r>
-        <w:rPr>
-          <w:sz w:val="26"/>
-          <w:szCs w:val="26"/>
-        </w:rPr>
-        <w:t xml:space="preserve">Chân dung khách hàng phản ánh rõ nét đặc điểm của </w:t>
-      </w:r>
-      <w:r>
-        <w:rPr>
-          <w:b/>
-          <w:bCs/>
-          <w:sz w:val="26"/>
-          <w:szCs w:val="26"/>
-        </w:rPr>
-        <w:t>tầng lớp lao động trung lưu</w:t>
-      </w:r>
-      <w:r>
-        <w:rPr>
-          <w:sz w:val="26"/>
-          <w:szCs w:val="26"/>
-        </w:rPr>
-        <w:t>: nam giới đã ổn định về chỗ ở và nghề nghiệp, song vẫn phụ thuộc vào đòn bẩy tín dụng để nâng cấp tiện nghi sống (xe cộ, đồ điện tử) do hạn chế về tích lũy tài chính.</w:t>
-      </w:r>
-    </w:p>
-    <w:p>
-      <w:pPr>
-        <w:pStyle w:val="Heading3"/>
-        <w:spacing w:line="360" w:lineRule="auto"/>
-        <w:rPr>
-          <w:b/>
-          <w:bCs/>
-          <w:color w:val="auto"/>
-          <w:sz w:val="26"/>
-          <w:szCs w:val="26"/>
-        </w:rPr>
-      </w:pPr>
-      <w:bookmarkStart w:id="62" w:name="_Toc218480344"/>
-      <w:r>
-        <w:rPr>
-          <w:b/>
-          <w:bCs/>
-          <w:color w:val="auto"/>
-          <w:sz w:val="26"/>
-          <w:szCs w:val="26"/>
-        </w:rPr>
-        <w:t>3</w:t>
-      </w:r>
-      <w:r>
-        <w:rPr>
-          <w:b/>
-          <w:bCs/>
-          <w:color w:val="auto"/>
-          <w:sz w:val="26"/>
-          <w:szCs w:val="26"/>
-        </w:rPr>
-        <w:t xml:space="preserve">.2.5   Mối tương quan số tiền vay trung bình theo </w:t>
-      </w:r>
-      <w:r>
-        <w:rPr>
-          <w:b/>
-          <w:bCs/>
-          <w:color w:val="auto"/>
-          <w:sz w:val="26"/>
-          <w:szCs w:val="26"/>
-          <w:lang w:val="vi-VN"/>
-        </w:rPr>
-        <w:t>sự kết hợp giữa Loại nhà ở và Mục đích vay :</w:t>
-      </w:r>
-      <w:bookmarkEnd w:id="62"/>
-    </w:p>
-    <w:p>
-      <w:pPr>
-        <w:spacing w:line="360" w:lineRule="auto"/>
-        <w:rPr>
-          <w:lang w:val="en-US"/>
-        </w:rPr>
       </w:pPr>
     </w:p>
     <w:p>
@@ -18549,6 +18030,7 @@
       </w:r>
       <w:r>
         <w:rPr>
+          <w:noProof/>
           <w:lang w:val="en-US"/>
         </w:rPr>
         <w:drawing>
@@ -18600,7 +18082,7 @@
           <w:szCs w:val="24"/>
         </w:rPr>
       </w:pPr>
-      <w:bookmarkStart w:id="63" w:name="_Toc218483505"/>
+      <w:bookmarkStart w:id="62" w:name="_Toc218483505"/>
       <w:r>
         <w:rPr>
           <w:i/>
@@ -18684,7 +18166,7 @@
         </w:rPr>
         <w:t>sự kết hợp giữa Loại nhà ở và Mục đích vay</w:t>
       </w:r>
-      <w:bookmarkEnd w:id="63"/>
+      <w:bookmarkEnd w:id="62"/>
       <w:r>
         <w:rPr>
           <w:i/>
@@ -18701,7 +18183,7 @@
         <w:keepNext/>
         <w:spacing w:line="360" w:lineRule="auto"/>
         <w:rPr>
-          <w:rFonts w:ascii="Angsana New" w:hAnsi="Angsana New" w:cs="Angsana New" w:hint="cs"/>
+          <w:rFonts w:ascii="Angsana New" w:hAnsi="Angsana New" w:cs="Angsana New"/>
           <w:sz w:val="26"/>
           <w:szCs w:val="26"/>
         </w:rPr>
@@ -18744,7 +18226,6 @@
           <w:bCs/>
           <w:sz w:val="26"/>
           <w:szCs w:val="26"/>
-          <w:lang w:val="en-US"/>
         </w:rPr>
         <w:t>T</w:t>
       </w:r>
@@ -18764,7 +18245,6 @@
           <w:bCs/>
           <w:sz w:val="26"/>
           <w:szCs w:val="26"/>
-          <w:lang w:val="en-US"/>
         </w:rPr>
         <w:t>:</w:t>
       </w:r>
@@ -18791,9 +18271,6 @@
         <w:t xml:space="preserve"> </w:t>
       </w:r>
       <w:r>
-        <w:rPr>
-          <w:lang w:val="en-US"/>
-        </w:rPr>
         <w:tab/>
       </w:r>
       <w:r>
@@ -18815,6 +18292,7 @@
       <w:r>
         <w:rPr>
           <w:rFonts w:ascii="Angsana New" w:hAnsi="Angsana New" w:cs="Angsana New" w:hint="cs"/>
+          <w:noProof/>
           <w:sz w:val="26"/>
           <w:szCs w:val="26"/>
           <w:lang w:val="en-US"/>
@@ -18868,7 +18346,7 @@
           <w:szCs w:val="24"/>
         </w:rPr>
       </w:pPr>
-      <w:bookmarkStart w:id="64" w:name="_Toc218483506"/>
+      <w:bookmarkStart w:id="63" w:name="_Toc218483506"/>
       <w:r>
         <w:rPr>
           <w:color w:val="auto"/>
@@ -18946,76 +18424,84 @@
         </w:rPr>
         <w:t>ố tiền vay trung bình giữa 4 đặc trưng</w:t>
       </w:r>
+      <w:bookmarkEnd w:id="63"/>
+    </w:p>
+    <w:p>
+      <w:pPr>
+        <w:spacing w:line="360" w:lineRule="auto"/>
+        <w:ind w:firstLine="720"/>
+        <w:rPr>
+          <w:sz w:val="26"/>
+          <w:szCs w:val="26"/>
+        </w:rPr>
+      </w:pPr>
+    </w:p>
+    <w:p>
+      <w:pPr>
+        <w:spacing w:line="360" w:lineRule="auto"/>
+        <w:ind w:firstLine="720"/>
+        <w:rPr>
+          <w:sz w:val="26"/>
+          <w:szCs w:val="26"/>
+        </w:rPr>
+      </w:pPr>
+      <w:r>
+        <w:rPr>
+          <w:sz w:val="26"/>
+          <w:szCs w:val="26"/>
+        </w:rPr>
+        <w:t>Phân tích tương quan khẳng định Duration là biến dự báo tuyến tính mạnh nhất cho Credit Amount (hệ số 0.62). Đồng thời, biến Job cho thấy khả năng phân tách tốt khi nhóm Job 3 tách biệt hoàn toàn về hành vi vay, gợi ý đây là một đặc trưng quan trọng cần đưa vào mô hình</w:t>
+      </w:r>
+    </w:p>
+    <w:p>
+      <w:pPr>
+        <w:pStyle w:val="Heading2"/>
+        <w:spacing w:line="360" w:lineRule="auto"/>
+        <w:ind w:left="0"/>
+        <w:rPr>
+          <w:lang w:val="en-US"/>
+        </w:rPr>
+      </w:pPr>
+      <w:bookmarkStart w:id="64" w:name="_Toc218484115"/>
+      <w:proofErr w:type="gramStart"/>
+      <w:r>
+        <w:rPr>
+          <w:lang w:val="en-US"/>
+        </w:rPr>
+        <w:t>2</w:t>
+      </w:r>
+      <w:r>
+        <w:rPr>
+          <w:lang w:val="vi-VN"/>
+        </w:rPr>
+        <w:t>.</w:t>
+      </w:r>
+      <w:r>
+        <w:rPr>
+          <w:lang w:val="en-US"/>
+        </w:rPr>
+        <w:t>3</w:t>
+      </w:r>
+      <w:r>
+        <w:rPr>
+          <w:lang w:val="vi-VN"/>
+        </w:rPr>
+        <w:t xml:space="preserve">  </w:t>
+      </w:r>
+      <w:r>
+        <w:rPr>
+          <w:lang w:val="en-US"/>
+        </w:rPr>
+        <w:t>Huấn</w:t>
+      </w:r>
+      <w:proofErr w:type="gramEnd"/>
+      <w:r>
+        <w:rPr>
+          <w:lang w:val="en-US"/>
+        </w:rPr>
+        <w:t xml:space="preserve"> luyện mô hình</w:t>
+      </w:r>
       <w:bookmarkEnd w:id="64"/>
-    </w:p>
-    <w:p>
-      <w:pPr>
-        <w:spacing w:line="360" w:lineRule="auto"/>
-        <w:ind w:firstLine="720"/>
-        <w:rPr>
-          <w:sz w:val="26"/>
-          <w:szCs w:val="26"/>
-        </w:rPr>
-      </w:pPr>
-    </w:p>
-    <w:p>
-      <w:pPr>
-        <w:spacing w:line="360" w:lineRule="auto"/>
-        <w:ind w:firstLine="720"/>
-        <w:rPr>
-          <w:sz w:val="26"/>
-          <w:szCs w:val="26"/>
-        </w:rPr>
-      </w:pPr>
-      <w:r>
-        <w:rPr>
-          <w:sz w:val="26"/>
-          <w:szCs w:val="26"/>
-        </w:rPr>
-        <w:t>Phân tích tương quan khẳng định Duration là biến dự báo tuyến tính mạnh nhất cho Credit Amount (hệ số 0.62). Đồng thời, biến Job cho thấy khả năng phân tách tốt khi nhóm Job 3 tách biệt hoàn toàn về hành vi vay, gợi ý đây là một đặc trưng quan trọng cần đưa vào mô hình</w:t>
-      </w:r>
-    </w:p>
-    <w:p>
-      <w:pPr>
-        <w:pStyle w:val="Heading2"/>
-        <w:spacing w:line="360" w:lineRule="auto"/>
-        <w:ind w:left="0"/>
-        <w:rPr>
-          <w:lang w:val="en-US"/>
-        </w:rPr>
-      </w:pPr>
-      <w:bookmarkStart w:id="65" w:name="_Toc218480345"/>
-      <w:r>
-        <w:rPr>
-          <w:lang w:val="en-US"/>
-        </w:rPr>
-        <w:t>2</w:t>
-      </w:r>
-      <w:r>
-        <w:rPr>
-          <w:lang w:val="vi-VN"/>
-        </w:rPr>
-        <w:t>.</w:t>
-      </w:r>
-      <w:r>
-        <w:rPr>
-          <w:lang w:val="en-US"/>
-        </w:rPr>
-        <w:t>3</w:t>
-      </w:r>
-      <w:r>
-        <w:rPr>
-          <w:lang w:val="vi-VN"/>
-        </w:rPr>
-        <w:t xml:space="preserve">  </w:t>
-      </w:r>
-      <w:r>
-        <w:rPr>
-          <w:lang w:val="en-US"/>
-        </w:rPr>
-        <w:t>Huấn luyện mô hình</w:t>
-      </w:r>
-      <w:bookmarkEnd w:id="65"/>
     </w:p>
     <w:p>
       <w:pPr>
@@ -19237,7 +18723,7 @@
         </w:rPr>
         <w:t xml:space="preserve"> </w:t>
       </w:r>
-      <w:bookmarkStart w:id="66" w:name="_Toc218480346"/>
+      <w:bookmarkStart w:id="65" w:name="_Toc218484116"/>
       <w:r>
         <w:rPr>
           <w:lang w:val="vi-VN"/>
@@ -19250,7 +18736,7 @@
         </w:rPr>
         <w:t xml:space="preserve"> mô hình</w:t>
       </w:r>
-      <w:bookmarkEnd w:id="66"/>
+      <w:bookmarkEnd w:id="65"/>
     </w:p>
     <w:p>
       <w:pPr>
@@ -19294,6 +18780,7 @@
       </w:pPr>
       <w:r>
         <w:rPr>
+          <w:noProof/>
           <w:lang w:val="vi-VN"/>
         </w:rPr>
         <w:drawing>
@@ -19354,8 +18841,8 @@
         </w:rPr>
         <w:t xml:space="preserve">                 </w:t>
       </w:r>
-      <w:bookmarkStart w:id="67" w:name="_Toc217867279"/>
-      <w:bookmarkStart w:id="68" w:name="_Toc217885292"/>
+      <w:bookmarkStart w:id="66" w:name="_Toc217867279"/>
+      <w:bookmarkStart w:id="67" w:name="_Toc217885292"/>
       <w:r>
         <w:rPr>
           <w:color w:val="auto"/>
@@ -19423,8 +18910,8 @@
         </w:rPr>
         <w:t>Kết quả đánh giá với Logistic</w:t>
       </w:r>
+      <w:bookmarkEnd w:id="66"/>
       <w:bookmarkEnd w:id="67"/>
-      <w:bookmarkEnd w:id="68"/>
     </w:p>
     <w:p>
       <w:pPr>
@@ -19433,7 +18920,6 @@
         <w:rPr>
           <w:sz w:val="26"/>
           <w:szCs w:val="26"/>
-          <w:lang w:val="en-US"/>
         </w:rPr>
       </w:pPr>
       <w:r>
@@ -19553,8 +19039,8 @@
         </w:rPr>
         <w:t xml:space="preserve">                        </w:t>
       </w:r>
-      <w:bookmarkStart w:id="69" w:name="_Toc217867280"/>
-      <w:bookmarkStart w:id="70" w:name="_Toc217885293"/>
+      <w:bookmarkStart w:id="68" w:name="_Toc217867280"/>
+      <w:bookmarkStart w:id="69" w:name="_Toc217885293"/>
       <w:r>
         <w:rPr>
           <w:color w:val="auto"/>
@@ -19613,8 +19099,8 @@
         </w:rPr>
         <w:t>: Kết quả đánh giá với knn</w:t>
       </w:r>
+      <w:bookmarkEnd w:id="68"/>
       <w:bookmarkEnd w:id="69"/>
-      <w:bookmarkEnd w:id="70"/>
     </w:p>
     <w:p>
       <w:pPr>
@@ -19705,6 +19191,7 @@
       </w:r>
       <w:r>
         <w:rPr>
+          <w:noProof/>
           <w:lang w:val="vi-VN"/>
         </w:rPr>
         <w:drawing>
@@ -19849,6 +19336,7 @@
       </w:pPr>
       <w:r>
         <w:rPr>
+          <w:noProof/>
           <w:sz w:val="26"/>
           <w:szCs w:val="26"/>
           <w:lang w:val="en-US"/>
@@ -19971,14 +19459,14 @@
           <w:lang w:val="vi-VN"/>
         </w:rPr>
       </w:pPr>
-      <w:bookmarkStart w:id="71" w:name="_Toc218480347"/>
+      <w:bookmarkStart w:id="70" w:name="_Toc218484117"/>
       <w:r>
         <w:rPr>
           <w:lang w:val="vi-VN"/>
         </w:rPr>
         <w:t>Xây dựng mô hình dự đoán</w:t>
       </w:r>
-      <w:bookmarkEnd w:id="71"/>
+      <w:bookmarkEnd w:id="70"/>
     </w:p>
     <w:p>
       <w:pPr>
@@ -20245,7 +19733,7 @@
           <w:lang w:val="vi-VN"/>
         </w:rPr>
       </w:pPr>
-      <w:bookmarkStart w:id="72" w:name="_Toc218480348"/>
+      <w:bookmarkStart w:id="71" w:name="_Toc218484118"/>
       <w:r>
         <w:rPr>
           <w:lang w:val="vi-VN"/>
@@ -20270,7 +19758,7 @@
         </w:rPr>
         <w:t>ỨNG DỤNG</w:t>
       </w:r>
-      <w:bookmarkEnd w:id="72"/>
+      <w:bookmarkEnd w:id="71"/>
     </w:p>
     <w:p>
       <w:pPr>
@@ -20301,7 +19789,6 @@
         <w:rPr>
           <w:sz w:val="26"/>
           <w:szCs w:val="26"/>
-          <w:lang w:val="en-US"/>
         </w:rPr>
       </w:pPr>
       <w:r>
@@ -21028,18 +20515,18 @@
         <w:pStyle w:val="Heading1"/>
         <w:spacing w:line="360" w:lineRule="auto"/>
         <w:rPr>
-          <w:lang w:val="en-US"/>
-        </w:rPr>
-      </w:pPr>
-      <w:bookmarkStart w:id="73" w:name="KẾT_LUẬN"/>
-      <w:bookmarkEnd w:id="73"/>
+          <w:lang w:val="vi-VN"/>
+        </w:rPr>
+      </w:pPr>
+      <w:bookmarkStart w:id="72" w:name="KẾT_LUẬN"/>
+      <w:bookmarkEnd w:id="72"/>
     </w:p>
     <w:p>
       <w:pPr>
         <w:pStyle w:val="Heading1"/>
         <w:spacing w:line="360" w:lineRule="auto"/>
         <w:rPr>
-          <w:lang w:val="en-US"/>
+          <w:lang w:val="vi-VN"/>
         </w:rPr>
       </w:pPr>
     </w:p>
@@ -21062,12 +20549,12 @@
         <w:pStyle w:val="Heading1"/>
         <w:spacing w:line="360" w:lineRule="auto"/>
       </w:pPr>
-      <w:bookmarkStart w:id="74" w:name="_Toc218480349"/>
+      <w:bookmarkStart w:id="73" w:name="_Toc218484119"/>
       <w:r>
         <w:lastRenderedPageBreak/>
         <w:t>KẾT LUẬN</w:t>
       </w:r>
-      <w:bookmarkEnd w:id="74"/>
+      <w:bookmarkEnd w:id="73"/>
     </w:p>
     <w:p>
       <w:pPr>
@@ -21214,7 +20701,7 @@
           <w:lang w:val="vi-VN"/>
         </w:rPr>
       </w:pPr>
-      <w:bookmarkStart w:id="75" w:name="_Toc218480350"/>
+      <w:bookmarkStart w:id="74" w:name="_Toc218484120"/>
       <w:r>
         <w:lastRenderedPageBreak/>
         <w:t>TÀI</w:t>
@@ -21249,7 +20736,7 @@
         </w:rPr>
         <w:t>KHẢO</w:t>
       </w:r>
-      <w:bookmarkEnd w:id="75"/>
+      <w:bookmarkEnd w:id="74"/>
     </w:p>
     <w:p>
       <w:pPr>
@@ -21270,7 +20757,7 @@
         <w:ind w:right="1"/>
         <w:rPr>
           <w:bCs/>
-          <w:lang w:val="en-US"/>
+          <w:lang w:val="vi-VN"/>
         </w:rPr>
       </w:pPr>
       <w:r>
@@ -22042,7 +21529,13 @@
                             <w:rPr>
                               <w:spacing w:val="-5"/>
                             </w:rPr>
-                            <w:t>10</w:t>
+                            <w:t>1</w:t>
+                          </w:r>
+                          <w:r>
+                            <w:rPr>
+                              <w:spacing w:val="-5"/>
+                            </w:rPr>
+                            <w:t>0</w:t>
                           </w:r>
                           <w:r>
                             <w:rPr>
@@ -25637,6 +25130,7 @@
   <w:style w:type="character" w:default="1" w:styleId="DefaultParagraphFont">
     <w:name w:val="Default Paragraph Font"/>
     <w:uiPriority w:val="1"/>
+    <w:semiHidden/>
     <w:unhideWhenUsed/>
   </w:style>
   <w:style w:type="table" w:default="1" w:styleId="TableNormal">
